--- a/inbox/Application Aware Networking/Book_16_Federal_Application_Aware_Networking_Program_Management_Governance.docx
+++ b/inbox/Application Aware Networking/Book_16_Federal_Application_Aware_Networking_Program_Management_Governance.docx
@@ -7,55 +7,7 @@
         <w:pStyle w:val="Title"/>
       </w:pPr>
       <w:r>
-        <w:t xml:space="preserve">Book</w:t>
-      </w:r>
-      <w:r>
-        <w:t xml:space="preserve"> </w:t>
-      </w:r>
-      <w:r>
-        <w:t xml:space="preserve">13</w:t>
-      </w:r>
-      <w:r>
-        <w:t xml:space="preserve"> </w:t>
-      </w:r>
-      <w:r>
-        <w:t xml:space="preserve">—</w:t>
-      </w:r>
-      <w:r>
-        <w:t xml:space="preserve"> </w:t>
-      </w:r>
-      <w:r>
-        <w:t xml:space="preserve">Federal</w:t>
-      </w:r>
-      <w:r>
-        <w:t xml:space="preserve"> </w:t>
-      </w:r>
-      <w:r>
-        <w:t xml:space="preserve">Application-Aware</w:t>
-      </w:r>
-      <w:r>
-        <w:t xml:space="preserve"> </w:t>
-      </w:r>
-      <w:r>
-        <w:t xml:space="preserve">Networking</w:t>
-      </w:r>
-      <w:r>
-        <w:t xml:space="preserve"> </w:t>
-      </w:r>
-      <w:r>
-        <w:t xml:space="preserve">—</w:t>
-      </w:r>
-      <w:r>
-        <w:t xml:space="preserve"> </w:t>
-      </w:r>
-      <w:r>
-        <w:t xml:space="preserve">Part</w:t>
-      </w:r>
-      <w:r>
-        <w:t xml:space="preserve"> </w:t>
-      </w:r>
-      <w:r>
-        <w:t xml:space="preserve">13</w:t>
+        <w:t xml:space="preserve">Book 16 — Federal Application-Aware Networking — Part 16</w:t>
       </w:r>
     </w:p>
     <w:p>
@@ -63,85 +15,7 @@
         <w:pStyle w:val="Subtitle"/>
       </w:pPr>
       <w:r>
-        <w:t xml:space="preserve">Program</w:t>
-      </w:r>
-      <w:r>
-        <w:t xml:space="preserve"> </w:t>
-      </w:r>
-      <w:r>
-        <w:t xml:space="preserve">Management</w:t>
-      </w:r>
-      <w:r>
-        <w:t xml:space="preserve"> </w:t>
-      </w:r>
-      <w:r>
-        <w:t xml:space="preserve">Governance:</w:t>
-      </w:r>
-      <w:r>
-        <w:t xml:space="preserve"> </w:t>
-      </w:r>
-      <w:r>
-        <w:t xml:space="preserve">Security</w:t>
-      </w:r>
-      <w:r>
-        <w:t xml:space="preserve"> </w:t>
-      </w:r>
-      <w:r>
-        <w:t xml:space="preserve">Program</w:t>
-      </w:r>
-      <w:r>
-        <w:t xml:space="preserve"> </w:t>
-      </w:r>
-      <w:r>
-        <w:t xml:space="preserve">Plan,</w:t>
-      </w:r>
-      <w:r>
-        <w:t xml:space="preserve"> </w:t>
-      </w:r>
-      <w:r>
-        <w:t xml:space="preserve">POA&amp;M</w:t>
-      </w:r>
-      <w:r>
-        <w:t xml:space="preserve"> </w:t>
-      </w:r>
-      <w:r>
-        <w:t xml:space="preserve">Framework,</w:t>
-      </w:r>
-      <w:r>
-        <w:t xml:space="preserve"> </w:t>
-      </w:r>
-      <w:r>
-        <w:t xml:space="preserve">and</w:t>
-      </w:r>
-      <w:r>
-        <w:t xml:space="preserve"> </w:t>
-      </w:r>
-      <w:r>
-        <w:t xml:space="preserve">SCRM</w:t>
-      </w:r>
-      <w:r>
-        <w:t xml:space="preserve"> </w:t>
-      </w:r>
-      <w:r>
-        <w:t xml:space="preserve">Charter</w:t>
-      </w:r>
-      <w:r>
-        <w:t xml:space="preserve"> </w:t>
-      </w:r>
-      <w:r>
-        <w:t xml:space="preserve">for</w:t>
-      </w:r>
-      <w:r>
-        <w:t xml:space="preserve"> </w:t>
-      </w:r>
-      <w:r>
-        <w:t xml:space="preserve">FedRAMP</w:t>
-      </w:r>
-      <w:r>
-        <w:t xml:space="preserve"> </w:t>
-      </w:r>
-      <w:r>
-        <w:t xml:space="preserve">20x</w:t>
+        <w:t xml:space="preserve">Program Management Governance: Security Program Plan, POA&amp;M Framework, and SCRM Charter for FedRAMP 20x</w:t>
       </w:r>
     </w:p>
     <w:p>
@@ -149,25 +23,7 @@
         <w:pStyle w:val="Author"/>
       </w:pPr>
       <w:r>
-        <w:t xml:space="preserve">SSA</w:t>
-      </w:r>
-      <w:r>
-        <w:t xml:space="preserve"> </w:t>
-      </w:r>
-      <w:r>
-        <w:t xml:space="preserve">Cloud</w:t>
-      </w:r>
-      <w:r>
-        <w:t xml:space="preserve"> </w:t>
-      </w:r>
-      <w:r>
-        <w:t xml:space="preserve">Services</w:t>
-      </w:r>
-      <w:r>
-        <w:t xml:space="preserve"> </w:t>
-      </w:r>
-      <w:r>
-        <w:t xml:space="preserve">Team</w:t>
+        <w:t xml:space="preserve">SSA Cloud Services Team</w:t>
       </w:r>
     </w:p>
     <w:p>
@@ -175,19 +31,7 @@
         <w:pStyle w:val="Date"/>
       </w:pPr>
       <w:r>
-        <w:t xml:space="preserve">July</w:t>
-      </w:r>
-      <w:r>
-        <w:t xml:space="preserve"> </w:t>
-      </w:r>
-      <w:r>
-        <w:t xml:space="preserve">3,</w:t>
-      </w:r>
-      <w:r>
-        <w:t xml:space="preserve"> </w:t>
-      </w:r>
-      <w:r>
-        <w:t xml:space="preserve">2026</w:t>
+        <w:t xml:space="preserve">2026-07-03</w:t>
       </w:r>
     </w:p>
     <w:sdt>
@@ -203,7 +47,7 @@
             <w:pStyle w:val="TOCHeading"/>
           </w:pPr>
           <w:r>
-            <w:t xml:space="preserve">Table of Contents</w:t>
+            <w:t xml:space="preserve">Table of contents</w:t>
           </w:r>
         </w:p>
         <w:p>
@@ -224,22 +68,13 @@
         <w:t xml:space="preserve">INTERNAL — NOT FOR PUBLIC DISTRIBUTION</w:t>
       </w:r>
     </w:p>
-    <w:bookmarkStart w:id="20" w:name="what-this-document-addresses"/>
+    <w:bookmarkStart w:id="9" w:name="what-this-document-addresses"/>
     <w:p>
       <w:pPr>
         <w:pStyle w:val="Heading2"/>
       </w:pPr>
       <w:r>
-        <w:rPr>
-          <w:rStyle w:val="SectionNumber"/>
-        </w:rPr>
-        <w:t xml:space="preserve">0.1</w:t>
-      </w:r>
-      <w:r>
-        <w:tab/>
-      </w:r>
-      <w:r>
-        <w:t xml:space="preserve">What This Document Addresses</w:t>
+        <w:t xml:space="preserve">0.1 What This Document Addresses</w:t>
       </w:r>
     </w:p>
     <w:p>
@@ -290,16 +125,16 @@
     </w:p>
     <w:p>
       <w:pPr>
+        <w:pStyle w:val="Compact"/>
         <w:numPr>
           <w:ilvl w:val="0"/>
           <w:numId w:val="1001"/>
         </w:numPr>
-        <w:pStyle w:val="Compact"/>
       </w:pPr>
       <w:r>
         <w:rPr>
+          <w:b/>
           <w:bCs/>
-          <w:b/>
         </w:rPr>
         <w:t xml:space="preserve">Information Security Program Plan (ISPP)</w:t>
       </w:r>
@@ -318,16 +153,16 @@
     </w:p>
     <w:p>
       <w:pPr>
+        <w:pStyle w:val="Compact"/>
         <w:numPr>
           <w:ilvl w:val="0"/>
           <w:numId w:val="1001"/>
         </w:numPr>
-        <w:pStyle w:val="Compact"/>
       </w:pPr>
       <w:r>
         <w:rPr>
+          <w:b/>
           <w:bCs/>
-          <w:b/>
         </w:rPr>
         <w:t xml:space="preserve">Program Leadership RACI</w:t>
       </w:r>
@@ -346,16 +181,16 @@
     </w:p>
     <w:p>
       <w:pPr>
+        <w:pStyle w:val="Compact"/>
         <w:numPr>
           <w:ilvl w:val="0"/>
           <w:numId w:val="1001"/>
         </w:numPr>
-        <w:pStyle w:val="Compact"/>
       </w:pPr>
       <w:r>
         <w:rPr>
+          <w:b/>
           <w:bCs/>
-          <w:b/>
         </w:rPr>
         <w:t xml:space="preserve">System Inventory Framework</w:t>
       </w:r>
@@ -374,16 +209,16 @@
     </w:p>
     <w:p>
       <w:pPr>
+        <w:pStyle w:val="Compact"/>
         <w:numPr>
           <w:ilvl w:val="0"/>
           <w:numId w:val="1001"/>
         </w:numPr>
-        <w:pStyle w:val="Compact"/>
       </w:pPr>
       <w:r>
         <w:rPr>
+          <w:b/>
           <w:bCs/>
-          <w:b/>
         </w:rPr>
         <w:t xml:space="preserve">Risk Management Strategy</w:t>
       </w:r>
@@ -402,16 +237,16 @@
     </w:p>
     <w:p>
       <w:pPr>
+        <w:pStyle w:val="Compact"/>
         <w:numPr>
           <w:ilvl w:val="0"/>
           <w:numId w:val="1001"/>
         </w:numPr>
-        <w:pStyle w:val="Compact"/>
       </w:pPr>
       <w:r>
         <w:rPr>
+          <w:b/>
           <w:bCs/>
-          <w:b/>
         </w:rPr>
         <w:t xml:space="preserve">Testing, Training, and Monitoring (T&amp;T&amp;M) Plan</w:t>
       </w:r>
@@ -430,16 +265,16 @@
     </w:p>
     <w:p>
       <w:pPr>
+        <w:pStyle w:val="Compact"/>
         <w:numPr>
           <w:ilvl w:val="0"/>
           <w:numId w:val="1001"/>
         </w:numPr>
-        <w:pStyle w:val="Compact"/>
       </w:pPr>
       <w:r>
         <w:rPr>
+          <w:b/>
           <w:bCs/>
-          <w:b/>
         </w:rPr>
         <w:t xml:space="preserve">Security Contact Registry</w:t>
       </w:r>
@@ -452,16 +287,16 @@
     </w:p>
     <w:p>
       <w:pPr>
+        <w:pStyle w:val="Compact"/>
         <w:numPr>
           <w:ilvl w:val="0"/>
           <w:numId w:val="1001"/>
         </w:numPr>
-        <w:pStyle w:val="Compact"/>
       </w:pPr>
       <w:r>
         <w:rPr>
+          <w:b/>
           <w:bCs/>
-          <w:b/>
         </w:rPr>
         <w:t xml:space="preserve">Supply Chain Risk Management (SCRM) Governance Charter</w:t>
       </w:r>
@@ -481,7 +316,7 @@
         <w:t xml:space="preserve"> </w:t>
       </w:r>
       <w:r>
-        <w:t xml:space="preserve">for the technical evidence established in Part 12</w:t>
+        <w:t xml:space="preserve">for the technical evidence established in Part 15</w:t>
       </w:r>
     </w:p>
     <w:p>
@@ -495,7 +330,7 @@
         <w:t xml:space="preserve"> </w:t>
       </w:r>
       <w:r>
-        <w:t xml:space="preserve">and provide the PM-30 evidence that, combined with Part 12’s technical</w:t>
+        <w:t xml:space="preserve">and provide the PM-30 evidence that, combined with Part 15’s technical</w:t>
       </w:r>
       <w:r>
         <w:t xml:space="preserve"> </w:t>
@@ -511,57 +346,39 @@
         </w:pict>
       </w:r>
     </w:p>
-    <w:bookmarkEnd w:id="20"/>
-    <w:bookmarkStart w:id="26" w:name="X7058f7ad453c2890024bfad90a4cbe42e48ed2c"/>
+    <w:bookmarkEnd w:id="9"/>
+    <w:bookmarkStart w:id="15" w:name="X7058f7ad453c2890024bfad90a4cbe42e48ed2c"/>
     <w:p>
       <w:pPr>
         <w:pStyle w:val="Heading1"/>
       </w:pPr>
       <w:r>
+        <w:t xml:space="preserve">1. Program Management Governance in the FedRAMP 20x Context</w:t>
+      </w:r>
+    </w:p>
+    <w:bookmarkStart w:id="10" w:name="why-pm-controls-gate-authorization"/>
+    <w:p>
+      <w:pPr>
+        <w:pStyle w:val="Heading2"/>
+      </w:pPr>
+      <w:r>
+        <w:t xml:space="preserve">1.1 Why PM Controls Gate Authorization</w:t>
+      </w:r>
+    </w:p>
+    <w:p>
+      <w:pPr>
+        <w:pStyle w:val="FirstParagraph"/>
+      </w:pPr>
+      <w:r>
+        <w:t xml:space="preserve">FedRAMP 20x Key Security Indicators evaluate</w:t>
+      </w:r>
+      <w:r>
+        <w:t xml:space="preserve"> </w:t>
+      </w:r>
+      <w:r>
         <w:rPr>
-          <w:rStyle w:val="SectionNumber"/>
-        </w:rPr>
-        <w:t xml:space="preserve">1</w:t>
-      </w:r>
-      <w:r>
-        <w:tab/>
-      </w:r>
-      <w:r>
-        <w:t xml:space="preserve">Program Management Governance in the FedRAMP 20x Context</w:t>
-      </w:r>
-    </w:p>
-    <w:bookmarkStart w:id="21" w:name="why-pm-controls-gate-authorization"/>
-    <w:p>
-      <w:pPr>
-        <w:pStyle w:val="Heading2"/>
-      </w:pPr>
-      <w:r>
-        <w:rPr>
-          <w:rStyle w:val="SectionNumber"/>
-        </w:rPr>
-        <w:t xml:space="preserve">1.1</w:t>
-      </w:r>
-      <w:r>
-        <w:tab/>
-      </w:r>
-      <w:r>
-        <w:t xml:space="preserve">Why PM Controls Gate Authorization</w:t>
-      </w:r>
-    </w:p>
-    <w:p>
-      <w:pPr>
-        <w:pStyle w:val="FirstParagraph"/>
-      </w:pPr>
-      <w:r>
-        <w:t xml:space="preserve">FedRAMP 20x Key Security Indicators evaluate</w:t>
-      </w:r>
-      <w:r>
-        <w:t xml:space="preserve"> </w:t>
-      </w:r>
-      <w:r>
-        <w:rPr>
+          <w:i/>
           <w:iCs/>
-          <w:i/>
         </w:rPr>
         <w:t xml:space="preserve">outcomes</w:t>
       </w:r>
@@ -583,16 +400,16 @@
     </w:p>
     <w:p>
       <w:pPr>
+        <w:pStyle w:val="Compact"/>
         <w:numPr>
           <w:ilvl w:val="0"/>
           <w:numId w:val="1002"/>
         </w:numPr>
-        <w:pStyle w:val="Compact"/>
       </w:pPr>
       <w:r>
         <w:rPr>
+          <w:b/>
           <w:bCs/>
-          <w:b/>
         </w:rPr>
         <w:t xml:space="preserve">PM-1</w:t>
       </w:r>
@@ -617,16 +434,16 @@
     </w:p>
     <w:p>
       <w:pPr>
+        <w:pStyle w:val="Compact"/>
         <w:numPr>
           <w:ilvl w:val="0"/>
           <w:numId w:val="1002"/>
         </w:numPr>
-        <w:pStyle w:val="Compact"/>
       </w:pPr>
       <w:r>
         <w:rPr>
+          <w:b/>
           <w:bCs/>
-          <w:b/>
         </w:rPr>
         <w:t xml:space="preserve">PM-9</w:t>
       </w:r>
@@ -651,16 +468,16 @@
     </w:p>
     <w:p>
       <w:pPr>
+        <w:pStyle w:val="Compact"/>
         <w:numPr>
           <w:ilvl w:val="0"/>
           <w:numId w:val="1002"/>
         </w:numPr>
-        <w:pStyle w:val="Compact"/>
       </w:pPr>
       <w:r>
         <w:rPr>
+          <w:b/>
           <w:bCs/>
-          <w:b/>
         </w:rPr>
         <w:t xml:space="preserve">PM-30</w:t>
       </w:r>
@@ -674,7 +491,7 @@
         <w:t xml:space="preserve"> </w:t>
       </w:r>
       <w:r>
-        <w:t xml:space="preserve">Part 12 SBOM/VDR/VEX pipeline a governance artifact rather than a technical</w:t>
+        <w:t xml:space="preserve">Part 15 SBOM/VDR/VEX pipeline a governance artifact rather than a technical</w:t>
       </w:r>
       <w:r>
         <w:t xml:space="preserve"> </w:t>
@@ -683,23 +500,14 @@
         <w:t xml:space="preserve">experiment — it binds leadership to the supply chain risk posture</w:t>
       </w:r>
     </w:p>
-    <w:bookmarkEnd w:id="21"/>
-    <w:bookmarkStart w:id="25" w:name="pm-controls-closed-by-this-document"/>
+    <w:bookmarkEnd w:id="10"/>
+    <w:bookmarkStart w:id="14" w:name="pm-controls-closed-by-this-document"/>
     <w:p>
       <w:pPr>
         <w:pStyle w:val="Heading2"/>
       </w:pPr>
       <w:r>
-        <w:rPr>
-          <w:rStyle w:val="SectionNumber"/>
-        </w:rPr>
-        <w:t xml:space="preserve">1.2</w:t>
-      </w:r>
-      <w:r>
-        <w:tab/>
-      </w:r>
-      <w:r>
-        <w:t xml:space="preserve">PM Controls Closed by This Document</w:t>
+        <w:t xml:space="preserve">1.2 PM Controls Closed by This Document</w:t>
       </w:r>
     </w:p>
     <w:tbl>
@@ -707,7 +515,6 @@
         <w:tblStyle w:val="Table"/>
         <w:tblW w:type="auto" w:w="0"/>
         <w:tblLook w:firstRow="1" w:lastRow="0" w:firstColumn="0" w:lastColumn="0" w:noHBand="0" w:noVBand="0" w:val="0020"/>
-        <w:jc w:val="start"/>
       </w:tblPr>
       <w:tblGrid>
         <w:gridCol w:w="2640"/>
@@ -716,14 +523,13 @@
       </w:tblGrid>
       <w:tr>
         <w:trPr>
-          <w:tblHeader w:val="true"/>
+          <w:tblHeader w:val="on"/>
         </w:trPr>
         <w:tc>
           <w:tcPr/>
           <w:p>
             <w:pPr>
               <w:pStyle w:val="Compact"/>
-              <w:jc w:val="left"/>
             </w:pPr>
             <w:r>
               <w:t xml:space="preserve">Control</w:t>
@@ -735,7 +541,6 @@
           <w:p>
             <w:pPr>
               <w:pStyle w:val="Compact"/>
-              <w:jc w:val="left"/>
             </w:pPr>
             <w:r>
               <w:t xml:space="preserve">Title</w:t>
@@ -747,7 +552,6 @@
           <w:p>
             <w:pPr>
               <w:pStyle w:val="Compact"/>
-              <w:jc w:val="left"/>
             </w:pPr>
             <w:r>
               <w:t xml:space="preserve">Artifact</w:t>
@@ -761,7 +565,6 @@
           <w:p>
             <w:pPr>
               <w:pStyle w:val="Compact"/>
-              <w:jc w:val="left"/>
             </w:pPr>
             <w:r>
               <w:t xml:space="preserve">PM-1</w:t>
@@ -773,7 +576,6 @@
           <w:p>
             <w:pPr>
               <w:pStyle w:val="Compact"/>
-              <w:jc w:val="left"/>
             </w:pPr>
             <w:r>
               <w:t xml:space="preserve">Information Security Program Plan</w:t>
@@ -785,7 +587,6 @@
           <w:p>
             <w:pPr>
               <w:pStyle w:val="Compact"/>
-              <w:jc w:val="left"/>
             </w:pPr>
             <w:r>
               <w:t xml:space="preserve">§2 ISPP Template</w:t>
@@ -799,7 +600,6 @@
           <w:p>
             <w:pPr>
               <w:pStyle w:val="Compact"/>
-              <w:jc w:val="left"/>
             </w:pPr>
             <w:r>
               <w:t xml:space="preserve">PM-2</w:t>
@@ -811,7 +611,6 @@
           <w:p>
             <w:pPr>
               <w:pStyle w:val="Compact"/>
-              <w:jc w:val="left"/>
             </w:pPr>
             <w:r>
               <w:t xml:space="preserve">Info Security Program Leadership Roles</w:t>
@@ -823,7 +622,6 @@
           <w:p>
             <w:pPr>
               <w:pStyle w:val="Compact"/>
-              <w:jc w:val="left"/>
             </w:pPr>
             <w:r>
               <w:t xml:space="preserve">§3 Leadership RACI</w:t>
@@ -837,7 +635,6 @@
           <w:p>
             <w:pPr>
               <w:pStyle w:val="Compact"/>
-              <w:jc w:val="left"/>
             </w:pPr>
             <w:r>
               <w:t xml:space="preserve">PM-5</w:t>
@@ -849,7 +646,6 @@
           <w:p>
             <w:pPr>
               <w:pStyle w:val="Compact"/>
-              <w:jc w:val="left"/>
             </w:pPr>
             <w:r>
               <w:t xml:space="preserve">System Inventory</w:t>
@@ -861,7 +657,6 @@
           <w:p>
             <w:pPr>
               <w:pStyle w:val="Compact"/>
-              <w:jc w:val="left"/>
             </w:pPr>
             <w:r>
               <w:t xml:space="preserve">§4 Inventory Framework</w:t>
@@ -875,7 +670,6 @@
           <w:p>
             <w:pPr>
               <w:pStyle w:val="Compact"/>
-              <w:jc w:val="left"/>
             </w:pPr>
             <w:r>
               <w:t xml:space="preserve">PM-7</w:t>
@@ -887,7 +681,6 @@
           <w:p>
             <w:pPr>
               <w:pStyle w:val="Compact"/>
-              <w:jc w:val="left"/>
             </w:pPr>
             <w:r>
               <w:t xml:space="preserve">Enterprise Architecture</w:t>
@@ -899,7 +692,6 @@
           <w:p>
             <w:pPr>
               <w:pStyle w:val="Compact"/>
-              <w:jc w:val="left"/>
             </w:pPr>
             <w:r>
               <w:t xml:space="preserve">§2.4 EA Integration</w:t>
@@ -913,7 +705,6 @@
           <w:p>
             <w:pPr>
               <w:pStyle w:val="Compact"/>
-              <w:jc w:val="left"/>
             </w:pPr>
             <w:r>
               <w:t xml:space="preserve">PM-9</w:t>
@@ -925,7 +716,6 @@
           <w:p>
             <w:pPr>
               <w:pStyle w:val="Compact"/>
-              <w:jc w:val="left"/>
             </w:pPr>
             <w:r>
               <w:t xml:space="preserve">Risk Management Strategy</w:t>
@@ -937,7 +727,6 @@
           <w:p>
             <w:pPr>
               <w:pStyle w:val="Compact"/>
-              <w:jc w:val="left"/>
             </w:pPr>
             <w:r>
               <w:t xml:space="preserve">§5 Risk Register Framework</w:t>
@@ -951,7 +740,6 @@
           <w:p>
             <w:pPr>
               <w:pStyle w:val="Compact"/>
-              <w:jc w:val="left"/>
             </w:pPr>
             <w:r>
               <w:t xml:space="preserve">PM-11</w:t>
@@ -963,7 +751,6 @@
           <w:p>
             <w:pPr>
               <w:pStyle w:val="Compact"/>
-              <w:jc w:val="left"/>
             </w:pPr>
             <w:r>
               <w:t xml:space="preserve">Mission/Business Process Definition</w:t>
@@ -975,7 +762,6 @@
           <w:p>
             <w:pPr>
               <w:pStyle w:val="Compact"/>
-              <w:jc w:val="left"/>
             </w:pPr>
             <w:r>
               <w:t xml:space="preserve">§2.5 Mission Mapping</w:t>
@@ -989,7 +775,6 @@
           <w:p>
             <w:pPr>
               <w:pStyle w:val="Compact"/>
-              <w:jc w:val="left"/>
             </w:pPr>
             <w:r>
               <w:t xml:space="preserve">PM-14</w:t>
@@ -1001,7 +786,6 @@
           <w:p>
             <w:pPr>
               <w:pStyle w:val="Compact"/>
-              <w:jc w:val="left"/>
             </w:pPr>
             <w:r>
               <w:t xml:space="preserve">Testing, Training, and Monitoring</w:t>
@@ -1013,7 +797,6 @@
           <w:p>
             <w:pPr>
               <w:pStyle w:val="Compact"/>
-              <w:jc w:val="left"/>
             </w:pPr>
             <w:r>
               <w:t xml:space="preserve">§6 T&amp;T&amp;M Plan</w:t>
@@ -1027,7 +810,6 @@
           <w:p>
             <w:pPr>
               <w:pStyle w:val="Compact"/>
-              <w:jc w:val="left"/>
             </w:pPr>
             <w:r>
               <w:t xml:space="preserve">PM-15</w:t>
@@ -1039,7 +821,6 @@
           <w:p>
             <w:pPr>
               <w:pStyle w:val="Compact"/>
-              <w:jc w:val="left"/>
             </w:pPr>
             <w:r>
               <w:t xml:space="preserve">Security/Privacy Contact with Groups</w:t>
@@ -1051,7 +832,6 @@
           <w:p>
             <w:pPr>
               <w:pStyle w:val="Compact"/>
-              <w:jc w:val="left"/>
             </w:pPr>
             <w:r>
               <w:t xml:space="preserve">§7 Contact Registry</w:t>
@@ -1065,7 +845,6 @@
           <w:p>
             <w:pPr>
               <w:pStyle w:val="Compact"/>
-              <w:jc w:val="left"/>
             </w:pPr>
             <w:r>
               <w:t xml:space="preserve">PM-30</w:t>
@@ -1077,7 +856,6 @@
           <w:p>
             <w:pPr>
               <w:pStyle w:val="Compact"/>
-              <w:jc w:val="left"/>
             </w:pPr>
             <w:r>
               <w:t xml:space="preserve">Supply Chain Risk Management Strategy</w:t>
@@ -1089,7 +867,6 @@
           <w:p>
             <w:pPr>
               <w:pStyle w:val="Compact"/>
-              <w:jc w:val="left"/>
             </w:pPr>
             <w:r>
               <w:t xml:space="preserve">§8 SCRM Charter</w:t>
@@ -1098,6 +875,78 @@
         </w:tc>
       </w:tr>
     </w:tbl>
+    <w:p>
+      <w:pPr>
+        <w:pStyle w:val="BlockText"/>
+      </w:pPr>
+      <w:r>
+        <w:rPr>
+          <w:b/>
+          <w:bCs/>
+        </w:rPr>
+        <w:t xml:space="preserve">Closure Necessity — PM family.</w:t>
+      </w:r>
+      <w:r>
+        <w:t xml:space="preserve"> </w:t>
+      </w:r>
+      <w:r>
+        <w:t xml:space="preserve">Every PM control in this book closes</w:t>
+      </w:r>
+      <w:r>
+        <w:t xml:space="preserve"> </w:t>
+      </w:r>
+      <w:r>
+        <w:t xml:space="preserve">through a governance artifact — the ISPP, the leadership RACI, the system</w:t>
+      </w:r>
+      <w:r>
+        <w:t xml:space="preserve"> </w:t>
+      </w:r>
+      <w:r>
+        <w:t xml:space="preserve">inventory framework, the risk register, the T&amp;T&amp;M plan, the SCRM charter —</w:t>
+      </w:r>
+      <w:r>
+        <w:t xml:space="preserve"> </w:t>
+      </w:r>
+      <w:r>
+        <w:t xml:space="preserve">signed by named officials. None of them closes through the network substrate:</w:t>
+      </w:r>
+      <w:r>
+        <w:t xml:space="preserve"> </w:t>
+      </w:r>
+      <w:r>
+        <w:t xml:space="preserve">no resolver, overlay, or enforcement point can author an organizational</w:t>
+      </w:r>
+      <w:r>
+        <w:t xml:space="preserve"> </w:t>
+      </w:r>
+      <w:r>
+        <w:t xml:space="preserve">risk-tolerance statement or a leadership accountability matrix. The series</w:t>
+      </w:r>
+      <w:r>
+        <w:t xml:space="preserve"> </w:t>
+      </w:r>
+      <w:r>
+        <w:t xml:space="preserve">asserts network necessity elsewhere only where control text, physics, or</w:t>
+      </w:r>
+      <w:r>
+        <w:t xml:space="preserve"> </w:t>
+      </w:r>
+      <w:r>
+        <w:t xml:space="preserve">protocol behavior forecloses every alternative; conceding that PM governance</w:t>
+      </w:r>
+      <w:r>
+        <w:t xml:space="preserve"> </w:t>
+      </w:r>
+      <w:r>
+        <w:t xml:space="preserve">is closed by documents, not technology, is what makes those assertions</w:t>
+      </w:r>
+      <w:r>
+        <w:t xml:space="preserve"> </w:t>
+      </w:r>
+      <w:r>
+        <w:t xml:space="preserve">credible.</w:t>
+      </w:r>
+    </w:p>
     <w:p>
       <w:pPr>
         <w:pStyle w:val="CaptionedFigure"/>
@@ -1105,20 +954,20 @@
       <w:r>
         <w:drawing>
           <wp:inline>
-            <wp:extent cx="7772400" cy="3437792"/>
+            <wp:extent cx="5334000" cy="2359269"/>
             <wp:effectExtent b="0" l="0" r="0" t="0"/>
-            <wp:docPr descr="FedRAMP 20x Program Management Governance Structure" title="" id="23" name="Picture"/>
+            <wp:docPr descr="FedRAMP 20x Program Management Governance Structure" title="" id="12" name="Picture"/>
             <a:graphic>
               <a:graphicData uri="http://schemas.openxmlformats.org/drawingml/2006/picture">
                 <pic:pic>
                   <pic:nvPicPr>
-                    <pic:cNvPr descr="figs/pmg-fig-01-pm-governance.png" id="24" name="Picture"/>
+                    <pic:cNvPr descr="figs/pmg-fig-01-pm-governance.png" id="13" name="Picture"/>
                     <pic:cNvPicPr>
                       <a:picLocks noChangeArrowheads="1" noChangeAspect="1"/>
                     </pic:cNvPicPr>
                   </pic:nvPicPr>
                   <pic:blipFill>
-                    <a:blip r:embed="rId22"/>
+                    <a:blip r:embed="rId11"/>
                     <a:stretch>
                       <a:fillRect/>
                     </a:stretch>
@@ -1126,7 +975,7 @@
                   <pic:spPr bwMode="auto">
                     <a:xfrm>
                       <a:off x="0" y="0"/>
-                      <a:ext cx="7772400" cy="3437792"/>
+                      <a:ext cx="5334000" cy="2359269"/>
                     </a:xfrm>
                     <a:prstGeom prst="rect">
                       <a:avLst/>
@@ -1160,96 +1009,69 @@
         </w:pict>
       </w:r>
     </w:p>
-    <w:bookmarkEnd w:id="25"/>
-    <w:bookmarkEnd w:id="26"/>
-    <w:bookmarkStart w:id="32" w:name="Xadfec1205972c55c7f7da87cd313895defa5c9e"/>
+    <w:bookmarkEnd w:id="14"/>
+    <w:bookmarkEnd w:id="15"/>
+    <w:bookmarkStart w:id="21" w:name="Xadfec1205972c55c7f7da87cd313895defa5c9e"/>
     <w:p>
       <w:pPr>
         <w:pStyle w:val="Heading1"/>
       </w:pPr>
       <w:r>
+        <w:t xml:space="preserve">2. Information Security Program Plan (PM-1, PM-7, PM-11)</w:t>
+      </w:r>
+    </w:p>
+    <w:bookmarkStart w:id="17" w:name="ispp-document-template"/>
+    <w:p>
+      <w:pPr>
+        <w:pStyle w:val="Heading2"/>
+      </w:pPr>
+      <w:r>
+        <w:t xml:space="preserve">2.1 ISPP Document Template</w:t>
+      </w:r>
+    </w:p>
+    <w:p>
+      <w:pPr>
+        <w:pStyle w:val="FirstParagraph"/>
+      </w:pPr>
+      <w:r>
+        <w:t xml:space="preserve">The Information Security Program Plan (ISPP) is the governing document for</w:t>
+      </w:r>
+      <w:r>
+        <w:t xml:space="preserve"> </w:t>
+      </w:r>
+      <w:r>
+        <w:t xml:space="preserve">SSA’s cloud security program under FedRAMP 20x. It must be maintained by</w:t>
+      </w:r>
+      <w:r>
+        <w:t xml:space="preserve"> </w:t>
+      </w:r>
+      <w:r>
+        <w:t xml:space="preserve">the designated Senior Agency Information Security Officer (SAISO/CISO) and</w:t>
+      </w:r>
+      <w:r>
+        <w:t xml:space="preserve"> </w:t>
+      </w:r>
+      <w:r>
+        <w:t xml:space="preserve">reviewed annually or after major system changes.</w:t>
+      </w:r>
+    </w:p>
+    <w:bookmarkStart w:id="16" w:name="ispp-section-outline"/>
+    <w:p>
+      <w:pPr>
+        <w:pStyle w:val="Heading3"/>
+      </w:pPr>
+      <w:r>
+        <w:t xml:space="preserve">2.1.1 ISPP Section Outline</w:t>
+      </w:r>
+    </w:p>
+    <w:p>
+      <w:pPr>
+        <w:pStyle w:val="FirstParagraph"/>
+      </w:pPr>
+      <w:r>
         <w:rPr>
-          <w:rStyle w:val="SectionNumber"/>
-        </w:rPr>
-        <w:t xml:space="preserve">2</w:t>
-      </w:r>
-      <w:r>
-        <w:tab/>
-      </w:r>
-      <w:r>
-        <w:t xml:space="preserve">Information Security Program Plan (PM-1, PM-7, PM-11)</w:t>
-      </w:r>
-    </w:p>
-    <w:bookmarkStart w:id="28" w:name="ispp-document-template"/>
-    <w:p>
-      <w:pPr>
-        <w:pStyle w:val="Heading2"/>
-      </w:pPr>
-      <w:r>
-        <w:rPr>
-          <w:rStyle w:val="SectionNumber"/>
-        </w:rPr>
-        <w:t xml:space="preserve">2.1</w:t>
-      </w:r>
-      <w:r>
-        <w:tab/>
-      </w:r>
-      <w:r>
-        <w:t xml:space="preserve">ISPP Document Template</w:t>
-      </w:r>
-    </w:p>
-    <w:p>
-      <w:pPr>
-        <w:pStyle w:val="FirstParagraph"/>
-      </w:pPr>
-      <w:r>
-        <w:t xml:space="preserve">The Information Security Program Plan (ISPP) is the governing document for</w:t>
-      </w:r>
-      <w:r>
-        <w:t xml:space="preserve"> </w:t>
-      </w:r>
-      <w:r>
-        <w:t xml:space="preserve">SSA’s cloud security program under FedRAMP 20x. It must be maintained by</w:t>
-      </w:r>
-      <w:r>
-        <w:t xml:space="preserve"> </w:t>
-      </w:r>
-      <w:r>
-        <w:t xml:space="preserve">the designated Senior Agency Information Security Officer (SAISO/CISO) and</w:t>
-      </w:r>
-      <w:r>
-        <w:t xml:space="preserve"> </w:t>
-      </w:r>
-      <w:r>
-        <w:t xml:space="preserve">reviewed annually or after major system changes.</w:t>
-      </w:r>
-    </w:p>
-    <w:bookmarkStart w:id="27" w:name="ispp-section-outline"/>
-    <w:p>
-      <w:pPr>
-        <w:pStyle w:val="Heading3"/>
-      </w:pPr>
-      <w:r>
-        <w:rPr>
-          <w:rStyle w:val="SectionNumber"/>
-        </w:rPr>
-        <w:t xml:space="preserve">2.1.1</w:t>
-      </w:r>
-      <w:r>
-        <w:tab/>
-      </w:r>
-      <w:r>
-        <w:t xml:space="preserve">ISPP Section Outline</w:t>
-      </w:r>
-    </w:p>
-    <w:p>
-      <w:pPr>
-        <w:pStyle w:val="FirstParagraph"/>
-      </w:pPr>
-      <w:r>
-        <w:rPr>
+          <w:b/>
           <w:bCs/>
-          <w:b/>
         </w:rPr>
         <w:t xml:space="preserve">Section 1 — Purpose and Scope</w:t>
       </w:r>
@@ -1286,8 +1108,8 @@
       </w:pPr>
       <w:r>
         <w:rPr>
+          <w:b/>
           <w:bCs/>
-          <w:b/>
         </w:rPr>
         <w:t xml:space="preserve">Authorization Boundary:</w:t>
       </w:r>
@@ -1316,8 +1138,8 @@
       </w:pPr>
       <w:r>
         <w:rPr>
+          <w:b/>
           <w:bCs/>
-          <w:b/>
         </w:rPr>
         <w:t xml:space="preserve">Effective Date:</w:t>
       </w:r>
@@ -1332,8 +1154,8 @@
       </w:r>
       <w:r>
         <w:rPr>
+          <w:b/>
           <w:bCs/>
-          <w:b/>
         </w:rPr>
         <w:t xml:space="preserve">Review Cycle:</w:t>
       </w:r>
@@ -1350,8 +1172,8 @@
       </w:pPr>
       <w:r>
         <w:rPr>
+          <w:b/>
           <w:bCs/>
-          <w:b/>
         </w:rPr>
         <w:t xml:space="preserve">Document Owner:</w:t>
       </w:r>
@@ -1368,8 +1190,8 @@
       </w:pPr>
       <w:r>
         <w:rPr>
+          <w:b/>
           <w:bCs/>
-          <w:b/>
         </w:rPr>
         <w:t xml:space="preserve">Approver:</w:t>
       </w:r>
@@ -1386,79 +1208,79 @@
       </w:pPr>
       <w:r>
         <w:rPr>
+          <w:b/>
           <w:bCs/>
-          <w:b/>
         </w:rPr>
         <w:t xml:space="preserve">Section 2 — Legal and Regulatory Authority</w:t>
       </w:r>
     </w:p>
     <w:p>
       <w:pPr>
+        <w:pStyle w:val="Compact"/>
         <w:numPr>
           <w:ilvl w:val="0"/>
           <w:numId w:val="1003"/>
         </w:numPr>
+      </w:pPr>
+      <w:r>
+        <w:t xml:space="preserve">Federal Information Security Modernization Act (FISMA) 2014, 44 U.S.C. §3551</w:t>
+      </w:r>
+    </w:p>
+    <w:p>
+      <w:pPr>
         <w:pStyle w:val="Compact"/>
-      </w:pPr>
-      <w:r>
-        <w:t xml:space="preserve">Federal Information Security Modernization Act (FISMA) 2014, 44 U.S.C. §3551</w:t>
-      </w:r>
-    </w:p>
-    <w:p>
-      <w:pPr>
         <w:numPr>
           <w:ilvl w:val="0"/>
           <w:numId w:val="1003"/>
         </w:numPr>
+      </w:pPr>
+      <w:r>
+        <w:t xml:space="preserve">OMB Circular A-130, Managing Federal Information as a Strategic Resource</w:t>
+      </w:r>
+    </w:p>
+    <w:p>
+      <w:pPr>
         <w:pStyle w:val="Compact"/>
-      </w:pPr>
-      <w:r>
-        <w:t xml:space="preserve">OMB Circular A-130, Managing Federal Information as a Strategic Resource</w:t>
-      </w:r>
-    </w:p>
-    <w:p>
-      <w:pPr>
         <w:numPr>
           <w:ilvl w:val="0"/>
           <w:numId w:val="1003"/>
         </w:numPr>
+      </w:pPr>
+      <w:r>
+        <w:t xml:space="preserve">NIST SP 800-53 Rev 5, Security and Privacy Controls for Information Systems</w:t>
+      </w:r>
+    </w:p>
+    <w:p>
+      <w:pPr>
         <w:pStyle w:val="Compact"/>
-      </w:pPr>
-      <w:r>
-        <w:t xml:space="preserve">NIST SP 800-53 Rev 5, Security and Privacy Controls for Information Systems</w:t>
-      </w:r>
-    </w:p>
-    <w:p>
-      <w:pPr>
         <w:numPr>
           <w:ilvl w:val="0"/>
           <w:numId w:val="1003"/>
         </w:numPr>
+      </w:pPr>
+      <w:r>
+        <w:t xml:space="preserve">FedRAMP 20x Authorization Framework (GSA, 2026)</w:t>
+      </w:r>
+    </w:p>
+    <w:p>
+      <w:pPr>
         <w:pStyle w:val="Compact"/>
-      </w:pPr>
-      <w:r>
-        <w:t xml:space="preserve">FedRAMP 20x Authorization Framework (GSA, 2026)</w:t>
-      </w:r>
-    </w:p>
-    <w:p>
-      <w:pPr>
         <w:numPr>
           <w:ilvl w:val="0"/>
           <w:numId w:val="1003"/>
         </w:numPr>
+      </w:pPr>
+      <w:r>
+        <w:t xml:space="preserve">CISA Binding Operational Directive 26-04 (SBOM/VDR/VER, effective Dec 7, 2026)</w:t>
+      </w:r>
+    </w:p>
+    <w:p>
+      <w:pPr>
         <w:pStyle w:val="Compact"/>
-      </w:pPr>
-      <w:r>
-        <w:t xml:space="preserve">CISA Binding Operational Directive 26-04 (SBOM/VDR/VER, effective Dec 7, 2026)</w:t>
-      </w:r>
-    </w:p>
-    <w:p>
-      <w:pPr>
         <w:numPr>
           <w:ilvl w:val="0"/>
           <w:numId w:val="1003"/>
         </w:numPr>
-        <w:pStyle w:val="Compact"/>
       </w:pPr>
       <w:r>
         <w:t xml:space="preserve">Executive Order 14028, Improving the Nation’s Cybersecurity (May 2021)</w:t>
@@ -1470,8 +1292,8 @@
       </w:pPr>
       <w:r>
         <w:rPr>
+          <w:b/>
           <w:bCs/>
-          <w:b/>
         </w:rPr>
         <w:t xml:space="preserve">Section 3 — Security Program Objectives</w:t>
       </w:r>
@@ -1498,65 +1320,65 @@
     </w:p>
     <w:p>
       <w:pPr>
+        <w:pStyle w:val="Compact"/>
         <w:numPr>
           <w:ilvl w:val="0"/>
           <w:numId w:val="1004"/>
         </w:numPr>
+      </w:pPr>
+      <w:r>
+        <w:t xml:space="preserve">Protect the confidentiality, integrity, and availability of citizen PII</w:t>
+      </w:r>
+      <w:r>
+        <w:t xml:space="preserve"> </w:t>
+      </w:r>
+      <w:r>
+        <w:t xml:space="preserve">and benefit payment data</w:t>
+      </w:r>
+    </w:p>
+    <w:p>
+      <w:pPr>
         <w:pStyle w:val="Compact"/>
-      </w:pPr>
-      <w:r>
-        <w:t xml:space="preserve">Protect the confidentiality, integrity, and availability of citizen PII</w:t>
-      </w:r>
-      <w:r>
-        <w:t xml:space="preserve"> </w:t>
-      </w:r>
-      <w:r>
-        <w:t xml:space="preserve">and benefit payment data</w:t>
-      </w:r>
-    </w:p>
-    <w:p>
-      <w:pPr>
         <w:numPr>
           <w:ilvl w:val="0"/>
           <w:numId w:val="1004"/>
         </w:numPr>
+      </w:pPr>
+      <w:r>
+        <w:t xml:space="preserve">Maintain continuous FedRAMP Moderate authorization across all cloud</w:t>
+      </w:r>
+      <w:r>
+        <w:t xml:space="preserve"> </w:t>
+      </w:r>
+      <w:r>
+        <w:t xml:space="preserve">service offerings used to deliver [MISSION FUNCTIONS]</w:t>
+      </w:r>
+    </w:p>
+    <w:p>
+      <w:pPr>
         <w:pStyle w:val="Compact"/>
-      </w:pPr>
-      <w:r>
-        <w:t xml:space="preserve">Maintain continuous FedRAMP Moderate authorization across all cloud</w:t>
-      </w:r>
-      <w:r>
-        <w:t xml:space="preserve"> </w:t>
-      </w:r>
-      <w:r>
-        <w:t xml:space="preserve">service offerings used to deliver [MISSION FUNCTIONS]</w:t>
-      </w:r>
-    </w:p>
-    <w:p>
-      <w:pPr>
         <w:numPr>
           <w:ilvl w:val="0"/>
           <w:numId w:val="1004"/>
         </w:numPr>
+      </w:pPr>
+      <w:r>
+        <w:t xml:space="preserve">Achieve and sustain KSI scores meeting the FedRAMP 20x Authorize</w:t>
+      </w:r>
+      <w:r>
+        <w:t xml:space="preserve"> </w:t>
+      </w:r>
+      <w:r>
+        <w:t xml:space="preserve">threshold across all 10 KSI themes by [DATE]</w:t>
+      </w:r>
+    </w:p>
+    <w:p>
+      <w:pPr>
         <w:pStyle w:val="Compact"/>
-      </w:pPr>
-      <w:r>
-        <w:t xml:space="preserve">Achieve and sustain KSI scores meeting the FedRAMP 20x Authorize</w:t>
-      </w:r>
-      <w:r>
-        <w:t xml:space="preserve"> </w:t>
-      </w:r>
-      <w:r>
-        <w:t xml:space="preserve">threshold across all 10 KSI themes by [DATE]</w:t>
-      </w:r>
-    </w:p>
-    <w:p>
-      <w:pPr>
         <w:numPr>
           <w:ilvl w:val="0"/>
           <w:numId w:val="1004"/>
         </w:numPr>
-        <w:pStyle w:val="Compact"/>
       </w:pPr>
       <w:r>
         <w:t xml:space="preserve">Satisfy the BOD 26-04 SBOM/VDR/VER requirement by December 7, 2026</w:t>
@@ -1568,8 +1390,8 @@
       </w:pPr>
       <w:r>
         <w:rPr>
+          <w:b/>
           <w:bCs/>
-          <w:b/>
         </w:rPr>
         <w:t xml:space="preserve">Section 4 — Program Resources and Budget</w:t>
       </w:r>
@@ -1586,8 +1408,8 @@
       <w:tblPr>
         <w:tblStyle w:val="Table"/>
         <w:tblW w:type="pct" w:w="5000"/>
+        <w:tblLayout w:type="fixed"/>
         <w:tblLook w:firstRow="1" w:lastRow="0" w:firstColumn="0" w:lastColumn="0" w:noHBand="0" w:noVBand="0" w:val="0020"/>
-        <w:jc w:val="start"/>
       </w:tblPr>
       <w:tblGrid>
         <w:gridCol w:w="3099"/>
@@ -1596,14 +1418,13 @@
       </w:tblGrid>
       <w:tr>
         <w:trPr>
-          <w:tblHeader w:val="true"/>
+          <w:tblHeader w:val="on"/>
         </w:trPr>
         <w:tc>
           <w:tcPr/>
           <w:p>
             <w:pPr>
               <w:pStyle w:val="Compact"/>
-              <w:jc w:val="left"/>
             </w:pPr>
             <w:r>
               <w:t xml:space="preserve">Resource Category</w:t>
@@ -1615,7 +1436,6 @@
           <w:p>
             <w:pPr>
               <w:pStyle w:val="Compact"/>
-              <w:jc w:val="left"/>
             </w:pPr>
             <w:r>
               <w:t xml:space="preserve">FY[YEAR] Allocation</w:t>
@@ -1627,7 +1447,6 @@
           <w:p>
             <w:pPr>
               <w:pStyle w:val="Compact"/>
-              <w:jc w:val="left"/>
             </w:pPr>
             <w:r>
               <w:t xml:space="preserve">Notes</w:t>
@@ -1641,7 +1460,6 @@
           <w:p>
             <w:pPr>
               <w:pStyle w:val="Compact"/>
-              <w:jc w:val="left"/>
             </w:pPr>
             <w:r>
               <w:t xml:space="preserve">FTE (security staff)</w:t>
@@ -1653,7 +1471,6 @@
           <w:p>
             <w:pPr>
               <w:pStyle w:val="Compact"/>
-              <w:jc w:val="left"/>
             </w:pPr>
             <w:r>
               <w:t xml:space="preserve">[N FTE]</w:t>
@@ -1665,7 +1482,6 @@
           <w:p>
             <w:pPr>
               <w:pStyle w:val="Compact"/>
-              <w:jc w:val="left"/>
             </w:pPr>
             <w:r>
               <w:t xml:space="preserve">ISSO, Security Architect, DevSecOps</w:t>
@@ -1679,7 +1495,6 @@
           <w:p>
             <w:pPr>
               <w:pStyle w:val="Compact"/>
-              <w:jc w:val="left"/>
             </w:pPr>
             <w:r>
               <w:t xml:space="preserve">Tools and licensing</w:t>
@@ -1691,7 +1506,6 @@
           <w:p>
             <w:pPr>
               <w:pStyle w:val="Compact"/>
-              <w:jc w:val="left"/>
             </w:pPr>
             <w:r>
               <w:t xml:space="preserve">$[AMOUNT]</w:t>
@@ -1703,7 +1517,6 @@
           <w:p>
             <w:pPr>
               <w:pStyle w:val="Compact"/>
-              <w:jc w:val="left"/>
             </w:pPr>
             <w:r>
               <w:t xml:space="preserve">SIEM, vulnerability scanning, SBOM tooling</w:t>
@@ -1717,7 +1530,6 @@
           <w:p>
             <w:pPr>
               <w:pStyle w:val="Compact"/>
-              <w:jc w:val="left"/>
             </w:pPr>
             <w:r>
               <w:t xml:space="preserve">Training and certification</w:t>
@@ -1729,7 +1541,6 @@
           <w:p>
             <w:pPr>
               <w:pStyle w:val="Compact"/>
-              <w:jc w:val="left"/>
             </w:pPr>
             <w:r>
               <w:t xml:space="preserve">$[AMOUNT]</w:t>
@@ -1741,7 +1552,6 @@
           <w:p>
             <w:pPr>
               <w:pStyle w:val="Compact"/>
-              <w:jc w:val="left"/>
             </w:pPr>
             <w:r>
               <w:t xml:space="preserve">CISSP, FedRAMP training, vendor certs</w:t>
@@ -1755,7 +1565,6 @@
           <w:p>
             <w:pPr>
               <w:pStyle w:val="Compact"/>
-              <w:jc w:val="left"/>
             </w:pPr>
             <w:r>
               <w:t xml:space="preserve">Third-party assessment (3PAO)</w:t>
@@ -1767,7 +1576,6 @@
           <w:p>
             <w:pPr>
               <w:pStyle w:val="Compact"/>
-              <w:jc w:val="left"/>
             </w:pPr>
             <w:r>
               <w:t xml:space="preserve">$[AMOUNT]</w:t>
@@ -1779,7 +1587,6 @@
           <w:p>
             <w:pPr>
               <w:pStyle w:val="Compact"/>
-              <w:jc w:val="left"/>
             </w:pPr>
             <w:r>
               <w:t xml:space="preserve">Annual assessment + readiness review</w:t>
@@ -1793,7 +1600,6 @@
           <w:p>
             <w:pPr>
               <w:pStyle w:val="Compact"/>
-              <w:jc w:val="left"/>
             </w:pPr>
             <w:r>
               <w:t xml:space="preserve">Contingency / incident response</w:t>
@@ -1805,7 +1611,6 @@
           <w:p>
             <w:pPr>
               <w:pStyle w:val="Compact"/>
-              <w:jc w:val="left"/>
             </w:pPr>
             <w:r>
               <w:t xml:space="preserve">$[AMOUNT]</w:t>
@@ -1817,7 +1622,6 @@
           <w:p>
             <w:pPr>
               <w:pStyle w:val="Compact"/>
-              <w:jc w:val="left"/>
             </w:pPr>
             <w:r>
               <w:t xml:space="preserve">IR retainer + tabletop exercises</w:t>
@@ -1826,48 +1630,39 @@
         </w:tc>
       </w:tr>
     </w:tbl>
-    <w:bookmarkEnd w:id="27"/>
-    <w:bookmarkEnd w:id="28"/>
-    <w:bookmarkStart w:id="29" w:name="enterprise-architecture-integration-pm-7"/>
+    <w:bookmarkEnd w:id="16"/>
+    <w:bookmarkEnd w:id="17"/>
+    <w:bookmarkStart w:id="18" w:name="enterprise-architecture-integration-pm-7"/>
     <w:p>
       <w:pPr>
         <w:pStyle w:val="Heading2"/>
       </w:pPr>
       <w:r>
+        <w:t xml:space="preserve">2.2 Enterprise Architecture Integration (PM-7)</w:t>
+      </w:r>
+    </w:p>
+    <w:p>
+      <w:pPr>
+        <w:pStyle w:val="FirstParagraph"/>
+      </w:pPr>
+      <w:r>
+        <w:t xml:space="preserve">The SSA security architecture is integrated into the enterprise architecture</w:t>
+      </w:r>
+      <w:r>
+        <w:t xml:space="preserve"> </w:t>
+      </w:r>
+      <w:r>
+        <w:t xml:space="preserve">at three levels:</w:t>
+      </w:r>
+    </w:p>
+    <w:p>
+      <w:pPr>
+        <w:pStyle w:val="BodyText"/>
+      </w:pPr>
+      <w:r>
         <w:rPr>
-          <w:rStyle w:val="SectionNumber"/>
-        </w:rPr>
-        <w:t xml:space="preserve">2.2</w:t>
-      </w:r>
-      <w:r>
-        <w:tab/>
-      </w:r>
-      <w:r>
-        <w:t xml:space="preserve">Enterprise Architecture Integration (PM-7)</w:t>
-      </w:r>
-    </w:p>
-    <w:p>
-      <w:pPr>
-        <w:pStyle w:val="FirstParagraph"/>
-      </w:pPr>
-      <w:r>
-        <w:t xml:space="preserve">The SSA security architecture is integrated into the enterprise architecture</w:t>
-      </w:r>
-      <w:r>
-        <w:t xml:space="preserve"> </w:t>
-      </w:r>
-      <w:r>
-        <w:t xml:space="preserve">at three levels:</w:t>
-      </w:r>
-    </w:p>
-    <w:p>
-      <w:pPr>
-        <w:pStyle w:val="BodyText"/>
-      </w:pPr>
-      <w:r>
-        <w:rPr>
+          <w:b/>
           <w:bCs/>
-          <w:b/>
         </w:rPr>
         <w:t xml:space="preserve">Technical Reference Architecture (TRA):</w:t>
       </w:r>
@@ -1881,7 +1676,7 @@
         <w:t xml:space="preserve"> </w:t>
       </w:r>
       <w:r>
-        <w:t xml:space="preserve">the TRA as mandatory capabilities. The AAN Part 1–6 series establishes the</w:t>
+        <w:t xml:space="preserve">the TRA as mandatory capabilities. The AAN Part 1–9 series establishes the</w:t>
       </w:r>
       <w:r>
         <w:t xml:space="preserve"> </w:t>
@@ -1902,8 +1697,8 @@
       </w:pPr>
       <w:r>
         <w:rPr>
+          <w:b/>
           <w:bCs/>
-          <w:b/>
         </w:rPr>
         <w:t xml:space="preserve">Application Lifecycle Integration:</w:t>
       </w:r>
@@ -1928,16 +1723,16 @@
     </w:p>
     <w:p>
       <w:pPr>
+        <w:pStyle w:val="Compact"/>
         <w:numPr>
           <w:ilvl w:val="0"/>
           <w:numId w:val="1005"/>
         </w:numPr>
-        <w:pStyle w:val="Compact"/>
       </w:pPr>
       <w:r>
         <w:rPr>
+          <w:b/>
           <w:bCs/>
-          <w:b/>
         </w:rPr>
         <w:t xml:space="preserve">Concept</w:t>
       </w:r>
@@ -1950,16 +1745,16 @@
     </w:p>
     <w:p>
       <w:pPr>
+        <w:pStyle w:val="Compact"/>
         <w:numPr>
           <w:ilvl w:val="0"/>
           <w:numId w:val="1005"/>
         </w:numPr>
-        <w:pStyle w:val="Compact"/>
       </w:pPr>
       <w:r>
         <w:rPr>
+          <w:b/>
           <w:bCs/>
-          <w:b/>
         </w:rPr>
         <w:t xml:space="preserve">Design</w:t>
       </w:r>
@@ -1972,16 +1767,16 @@
     </w:p>
     <w:p>
       <w:pPr>
+        <w:pStyle w:val="Compact"/>
         <w:numPr>
           <w:ilvl w:val="0"/>
           <w:numId w:val="1005"/>
         </w:numPr>
-        <w:pStyle w:val="Compact"/>
       </w:pPr>
       <w:r>
         <w:rPr>
+          <w:b/>
           <w:bCs/>
-          <w:b/>
         </w:rPr>
         <w:t xml:space="preserve">Build</w:t>
       </w:r>
@@ -1994,16 +1789,16 @@
     </w:p>
     <w:p>
       <w:pPr>
+        <w:pStyle w:val="Compact"/>
         <w:numPr>
           <w:ilvl w:val="0"/>
           <w:numId w:val="1005"/>
         </w:numPr>
-        <w:pStyle w:val="Compact"/>
       </w:pPr>
       <w:r>
         <w:rPr>
+          <w:b/>
           <w:bCs/>
-          <w:b/>
         </w:rPr>
         <w:t xml:space="preserve">Deploy</w:t>
       </w:r>
@@ -2016,16 +1811,16 @@
     </w:p>
     <w:p>
       <w:pPr>
+        <w:pStyle w:val="Compact"/>
         <w:numPr>
           <w:ilvl w:val="0"/>
           <w:numId w:val="1005"/>
         </w:numPr>
-        <w:pStyle w:val="Compact"/>
       </w:pPr>
       <w:r>
         <w:rPr>
+          <w:b/>
           <w:bCs/>
-          <w:b/>
         </w:rPr>
         <w:t xml:space="preserve">Operate</w:t>
       </w:r>
@@ -2042,83 +1837,65 @@
       </w:pPr>
       <w:r>
         <w:rPr>
+          <w:b/>
           <w:bCs/>
-          <w:b/>
         </w:rPr>
         <w:t xml:space="preserve">EA Artifacts That Reference Security Architecture:</w:t>
       </w:r>
     </w:p>
     <w:p>
       <w:pPr>
+        <w:pStyle w:val="Compact"/>
         <w:numPr>
           <w:ilvl w:val="0"/>
           <w:numId w:val="1006"/>
         </w:numPr>
+      </w:pPr>
+      <w:r>
+        <w:t xml:space="preserve">Target Architecture Document (TAD) — references AAN Part 1-16 control mappings</w:t>
+      </w:r>
+    </w:p>
+    <w:p>
+      <w:pPr>
         <w:pStyle w:val="Compact"/>
-      </w:pPr>
-      <w:r>
-        <w:t xml:space="preserve">Target Architecture Document (TAD) — references AAN Part 1-13 control mappings</w:t>
-      </w:r>
-    </w:p>
-    <w:p>
-      <w:pPr>
         <w:numPr>
           <w:ilvl w:val="0"/>
           <w:numId w:val="1006"/>
         </w:numPr>
+      </w:pPr>
+      <w:r>
+        <w:t xml:space="preserve">Data Architecture — references Part 12 (Purview/CMK) for data-at-rest controls</w:t>
+      </w:r>
+    </w:p>
+    <w:p>
+      <w:pPr>
         <w:pStyle w:val="Compact"/>
-      </w:pPr>
-      <w:r>
-        <w:t xml:space="preserve">Data Architecture — references Part 9 (Purview/CMK) for data-at-rest controls</w:t>
-      </w:r>
-    </w:p>
-    <w:p>
-      <w:pPr>
         <w:numPr>
           <w:ilvl w:val="0"/>
           <w:numId w:val="1006"/>
         </w:numPr>
-        <w:pStyle w:val="Compact"/>
-      </w:pPr>
-      <w:r>
-        <w:t xml:space="preserve">Network Architecture — references Part 1-3, 6 for network security</w:t>
-      </w:r>
-    </w:p>
-    <w:bookmarkEnd w:id="29"/>
-    <w:bookmarkStart w:id="31" w:name="Xd0af50a3aadb5a78babad0afeac67d3d9549b2b"/>
+      </w:pPr>
+      <w:r>
+        <w:t xml:space="preserve">Network Architecture — references Part 1-6, 9 for network security</w:t>
+      </w:r>
+    </w:p>
+    <w:bookmarkEnd w:id="18"/>
+    <w:bookmarkStart w:id="20" w:name="Xd0af50a3aadb5a78babad0afeac67d3d9549b2b"/>
     <w:p>
       <w:pPr>
         <w:pStyle w:val="Heading2"/>
       </w:pPr>
       <w:r>
-        <w:rPr>
-          <w:rStyle w:val="SectionNumber"/>
-        </w:rPr>
-        <w:t xml:space="preserve">2.3</w:t>
-      </w:r>
-      <w:r>
-        <w:tab/>
-      </w:r>
-      <w:r>
-        <w:t xml:space="preserve">Mission and Business Process Definition (PM-11)</w:t>
-      </w:r>
-    </w:p>
-    <w:bookmarkStart w:id="30" w:name="critical-mission-functions"/>
+        <w:t xml:space="preserve">2.3 Mission and Business Process Definition (PM-11)</w:t>
+      </w:r>
+    </w:p>
+    <w:bookmarkStart w:id="19" w:name="critical-mission-functions"/>
     <w:p>
       <w:pPr>
         <w:pStyle w:val="Heading3"/>
       </w:pPr>
       <w:r>
-        <w:rPr>
-          <w:rStyle w:val="SectionNumber"/>
-        </w:rPr>
-        <w:t xml:space="preserve">2.3.1</w:t>
-      </w:r>
-      <w:r>
-        <w:tab/>
-      </w:r>
-      <w:r>
-        <w:t xml:space="preserve">Critical Mission Functions</w:t>
+        <w:t xml:space="preserve">2.3.1 Critical Mission Functions</w:t>
       </w:r>
     </w:p>
     <w:p>
@@ -2139,8 +1916,8 @@
       <w:tblPr>
         <w:tblStyle w:val="Table"/>
         <w:tblW w:type="pct" w:w="5000"/>
+        <w:tblLayout w:type="fixed"/>
         <w:tblLook w:firstRow="1" w:lastRow="0" w:firstColumn="0" w:lastColumn="0" w:noHBand="0" w:noVBand="0" w:val="0020"/>
-        <w:jc w:val="start"/>
       </w:tblPr>
       <w:tblGrid>
         <w:gridCol w:w="1980"/>
@@ -2151,14 +1928,13 @@
       </w:tblGrid>
       <w:tr>
         <w:trPr>
-          <w:tblHeader w:val="true"/>
+          <w:tblHeader w:val="on"/>
         </w:trPr>
         <w:tc>
           <w:tcPr/>
           <w:p>
             <w:pPr>
               <w:pStyle w:val="Compact"/>
-              <w:jc w:val="left"/>
             </w:pPr>
             <w:r>
               <w:t xml:space="preserve">Mission Function</w:t>
@@ -2170,7 +1946,6 @@
           <w:p>
             <w:pPr>
               <w:pStyle w:val="Compact"/>
-              <w:jc w:val="left"/>
             </w:pPr>
             <w:r>
               <w:t xml:space="preserve">System Dependency</w:t>
@@ -2182,7 +1957,6 @@
           <w:p>
             <w:pPr>
               <w:pStyle w:val="Compact"/>
-              <w:jc w:val="left"/>
             </w:pPr>
             <w:r>
               <w:t xml:space="preserve">Impact if Unavailable</w:t>
@@ -2194,7 +1968,6 @@
           <w:p>
             <w:pPr>
               <w:pStyle w:val="Compact"/>
-              <w:jc w:val="left"/>
             </w:pPr>
             <w:r>
               <w:t xml:space="preserve">RTO</w:t>
@@ -2206,7 +1979,6 @@
           <w:p>
             <w:pPr>
               <w:pStyle w:val="Compact"/>
-              <w:jc w:val="left"/>
             </w:pPr>
             <w:r>
               <w:t xml:space="preserve">RPO</w:t>
@@ -2220,7 +1992,6 @@
           <w:p>
             <w:pPr>
               <w:pStyle w:val="Compact"/>
-              <w:jc w:val="left"/>
             </w:pPr>
             <w:r>
               <w:t xml:space="preserve">Benefit payment disbursement</w:t>
@@ -2232,7 +2003,6 @@
           <w:p>
             <w:pPr>
               <w:pStyle w:val="Compact"/>
-              <w:jc w:val="left"/>
             </w:pPr>
             <w:r>
               <w:t xml:space="preserve">[SYSTEM]</w:t>
@@ -2244,7 +2014,6 @@
           <w:p>
             <w:pPr>
               <w:pStyle w:val="Compact"/>
-              <w:jc w:val="left"/>
             </w:pPr>
             <w:r>
               <w:t xml:space="preserve">Direct citizen harm</w:t>
@@ -2256,7 +2025,6 @@
           <w:p>
             <w:pPr>
               <w:pStyle w:val="Compact"/>
-              <w:jc w:val="left"/>
             </w:pPr>
             <w:r>
               <w:t xml:space="preserve">4h</w:t>
@@ -2268,7 +2036,6 @@
           <w:p>
             <w:pPr>
               <w:pStyle w:val="Compact"/>
-              <w:jc w:val="left"/>
             </w:pPr>
             <w:r>
               <w:t xml:space="preserve">1h</w:t>
@@ -2282,7 +2049,6 @@
           <w:p>
             <w:pPr>
               <w:pStyle w:val="Compact"/>
-              <w:jc w:val="left"/>
             </w:pPr>
             <w:r>
               <w:t xml:space="preserve">Disability determination</w:t>
@@ -2294,7 +2060,6 @@
           <w:p>
             <w:pPr>
               <w:pStyle w:val="Compact"/>
-              <w:jc w:val="left"/>
             </w:pPr>
             <w:r>
               <w:t xml:space="preserve">[SYSTEM]</w:t>
@@ -2306,7 +2071,6 @@
           <w:p>
             <w:pPr>
               <w:pStyle w:val="Compact"/>
-              <w:jc w:val="left"/>
             </w:pPr>
             <w:r>
               <w:t xml:space="preserve">Service delay</w:t>
@@ -2318,7 +2082,6 @@
           <w:p>
             <w:pPr>
               <w:pStyle w:val="Compact"/>
-              <w:jc w:val="left"/>
             </w:pPr>
             <w:r>
               <w:t xml:space="preserve">24h</w:t>
@@ -2330,7 +2093,6 @@
           <w:p>
             <w:pPr>
               <w:pStyle w:val="Compact"/>
-              <w:jc w:val="left"/>
             </w:pPr>
             <w:r>
               <w:t xml:space="preserve">4h</w:t>
@@ -2344,7 +2106,6 @@
           <w:p>
             <w:pPr>
               <w:pStyle w:val="Compact"/>
-              <w:jc w:val="left"/>
             </w:pPr>
             <w:r>
               <w:t xml:space="preserve">Online account services (my Social Security)</w:t>
@@ -2356,7 +2117,6 @@
           <w:p>
             <w:pPr>
               <w:pStyle w:val="Compact"/>
-              <w:jc w:val="left"/>
             </w:pPr>
             <w:r>
               <w:t xml:space="preserve">[SYSTEM]</w:t>
@@ -2368,7 +2128,6 @@
           <w:p>
             <w:pPr>
               <w:pStyle w:val="Compact"/>
-              <w:jc w:val="left"/>
             </w:pPr>
             <w:r>
               <w:t xml:space="preserve">Service degradation</w:t>
@@ -2380,7 +2139,6 @@
           <w:p>
             <w:pPr>
               <w:pStyle w:val="Compact"/>
-              <w:jc w:val="left"/>
             </w:pPr>
             <w:r>
               <w:t xml:space="preserve">8h</w:t>
@@ -2392,7 +2150,6 @@
           <w:p>
             <w:pPr>
               <w:pStyle w:val="Compact"/>
-              <w:jc w:val="left"/>
             </w:pPr>
             <w:r>
               <w:t xml:space="preserve">2h</w:t>
@@ -2406,7 +2163,6 @@
           <w:p>
             <w:pPr>
               <w:pStyle w:val="Compact"/>
-              <w:jc w:val="left"/>
             </w:pPr>
             <w:r>
               <w:t xml:space="preserve">Contact center CRM</w:t>
@@ -2418,7 +2174,6 @@
           <w:p>
             <w:pPr>
               <w:pStyle w:val="Compact"/>
-              <w:jc w:val="left"/>
             </w:pPr>
             <w:r>
               <w:t xml:space="preserve">[SYSTEM]</w:t>
@@ -2430,7 +2185,6 @@
           <w:p>
             <w:pPr>
               <w:pStyle w:val="Compact"/>
-              <w:jc w:val="left"/>
             </w:pPr>
             <w:r>
               <w:t xml:space="preserve">Citizen service impact</w:t>
@@ -2442,7 +2196,6 @@
           <w:p>
             <w:pPr>
               <w:pStyle w:val="Compact"/>
-              <w:jc w:val="left"/>
             </w:pPr>
             <w:r>
               <w:t xml:space="preserve">4h</w:t>
@@ -2454,7 +2207,6 @@
           <w:p>
             <w:pPr>
               <w:pStyle w:val="Compact"/>
-              <w:jc w:val="left"/>
             </w:pPr>
             <w:r>
               <w:t xml:space="preserve">1h</w:t>
@@ -2480,7 +2232,7 @@
         <w:t xml:space="preserve"> </w:t>
       </w:r>
       <w:r>
-        <w:t xml:space="preserve">(CP controls, Part 11) and the Business Impact Analysis (BIA).</w:t>
+        <w:t xml:space="preserve">(CP controls, Part 14) and the Business Impact Analysis (BIA).</w:t>
       </w:r>
     </w:p>
     <w:p>
@@ -2490,43 +2242,25 @@
         </w:pict>
       </w:r>
     </w:p>
-    <w:bookmarkEnd w:id="30"/>
-    <w:bookmarkEnd w:id="31"/>
-    <w:bookmarkEnd w:id="32"/>
-    <w:bookmarkStart w:id="36" w:name="Xc20d35fd8033d8726b77cf682068ef9b4ad18d8"/>
+    <w:bookmarkEnd w:id="19"/>
+    <w:bookmarkEnd w:id="20"/>
+    <w:bookmarkEnd w:id="21"/>
+    <w:bookmarkStart w:id="25" w:name="Xc20d35fd8033d8726b77cf682068ef9b4ad18d8"/>
     <w:p>
       <w:pPr>
         <w:pStyle w:val="Heading1"/>
       </w:pPr>
       <w:r>
-        <w:rPr>
-          <w:rStyle w:val="SectionNumber"/>
-        </w:rPr>
-        <w:t xml:space="preserve">3</w:t>
-      </w:r>
-      <w:r>
-        <w:tab/>
-      </w:r>
-      <w:r>
-        <w:t xml:space="preserve">Program Leadership and Accountability (PM-2)</w:t>
-      </w:r>
-    </w:p>
-    <w:bookmarkStart w:id="35" w:name="security-leadership-raci"/>
+        <w:t xml:space="preserve">3. Program Leadership and Accountability (PM-2)</w:t>
+      </w:r>
+    </w:p>
+    <w:bookmarkStart w:id="24" w:name="security-leadership-raci"/>
     <w:p>
       <w:pPr>
         <w:pStyle w:val="Heading2"/>
       </w:pPr>
       <w:r>
-        <w:rPr>
-          <w:rStyle w:val="SectionNumber"/>
-        </w:rPr>
-        <w:t xml:space="preserve">3.1</w:t>
-      </w:r>
-      <w:r>
-        <w:tab/>
-      </w:r>
-      <w:r>
-        <w:t xml:space="preserve">Security Leadership RACI</w:t>
+        <w:t xml:space="preserve">3.1 Security Leadership RACI</w:t>
       </w:r>
     </w:p>
     <w:p>
@@ -2549,30 +2283,21 @@
         <w:t xml:space="preserve">defines accountabilities for security program activities.</w:t>
       </w:r>
     </w:p>
-    <w:bookmarkStart w:id="33" w:name="role-definitions"/>
+    <w:bookmarkStart w:id="22" w:name="role-definitions"/>
     <w:p>
       <w:pPr>
         <w:pStyle w:val="Heading3"/>
       </w:pPr>
       <w:r>
-        <w:rPr>
-          <w:rStyle w:val="SectionNumber"/>
-        </w:rPr>
-        <w:t xml:space="preserve">3.1.1</w:t>
-      </w:r>
-      <w:r>
-        <w:tab/>
-      </w:r>
-      <w:r>
-        <w:t xml:space="preserve">Role Definitions</w:t>
+        <w:t xml:space="preserve">3.1.1 Role Definitions</w:t>
       </w:r>
     </w:p>
     <w:tbl>
       <w:tblPr>
         <w:tblStyle w:val="Table"/>
         <w:tblW w:type="pct" w:w="5000"/>
+        <w:tblLayout w:type="fixed"/>
         <w:tblLook w:firstRow="1" w:lastRow="0" w:firstColumn="0" w:lastColumn="0" w:noHBand="0" w:noVBand="0" w:val="0020"/>
-        <w:jc w:val="start"/>
       </w:tblPr>
       <w:tblGrid>
         <w:gridCol w:w="1584"/>
@@ -2581,14 +2306,13 @@
       </w:tblGrid>
       <w:tr>
         <w:trPr>
-          <w:tblHeader w:val="true"/>
+          <w:tblHeader w:val="on"/>
         </w:trPr>
         <w:tc>
           <w:tcPr/>
           <w:p>
             <w:pPr>
               <w:pStyle w:val="Compact"/>
-              <w:jc w:val="left"/>
             </w:pPr>
             <w:r>
               <w:t xml:space="preserve">Role</w:t>
@@ -2600,7 +2324,6 @@
           <w:p>
             <w:pPr>
               <w:pStyle w:val="Compact"/>
-              <w:jc w:val="left"/>
             </w:pPr>
             <w:r>
               <w:t xml:space="preserve">Title</w:t>
@@ -2612,7 +2335,6 @@
           <w:p>
             <w:pPr>
               <w:pStyle w:val="Compact"/>
-              <w:jc w:val="left"/>
             </w:pPr>
             <w:r>
               <w:t xml:space="preserve">Responsibilities</w:t>
@@ -2626,12 +2348,11 @@
           <w:p>
             <w:pPr>
               <w:pStyle w:val="Compact"/>
-              <w:jc w:val="left"/>
             </w:pPr>
             <w:r>
               <w:rPr>
+                <w:b/>
                 <w:bCs/>
-                <w:b/>
               </w:rPr>
               <w:t xml:space="preserve">AO</w:t>
             </w:r>
@@ -2642,7 +2363,6 @@
           <w:p>
             <w:pPr>
               <w:pStyle w:val="Compact"/>
-              <w:jc w:val="left"/>
             </w:pPr>
             <w:r>
               <w:t xml:space="preserve">Authorizing Official</w:t>
@@ -2654,7 +2374,6 @@
           <w:p>
             <w:pPr>
               <w:pStyle w:val="Compact"/>
-              <w:jc w:val="left"/>
             </w:pPr>
             <w:r>
               <w:t xml:space="preserve">Accepts organizational risk; signs ATO</w:t>
@@ -2668,12 +2387,11 @@
           <w:p>
             <w:pPr>
               <w:pStyle w:val="Compact"/>
-              <w:jc w:val="left"/>
             </w:pPr>
             <w:r>
               <w:rPr>
+                <w:b/>
                 <w:bCs/>
-                <w:b/>
               </w:rPr>
               <w:t xml:space="preserve">SAISO/CISO</w:t>
             </w:r>
@@ -2684,7 +2402,6 @@
           <w:p>
             <w:pPr>
               <w:pStyle w:val="Compact"/>
-              <w:jc w:val="left"/>
             </w:pPr>
             <w:r>
               <w:t xml:space="preserve">Chief Information Security Officer</w:t>
@@ -2696,7 +2413,6 @@
           <w:p>
             <w:pPr>
               <w:pStyle w:val="Compact"/>
-              <w:jc w:val="left"/>
             </w:pPr>
             <w:r>
               <w:t xml:space="preserve">Owns the ISPP; chairs Security Council</w:t>
@@ -2710,12 +2426,11 @@
           <w:p>
             <w:pPr>
               <w:pStyle w:val="Compact"/>
-              <w:jc w:val="left"/>
             </w:pPr>
             <w:r>
               <w:rPr>
+                <w:b/>
                 <w:bCs/>
-                <w:b/>
               </w:rPr>
               <w:t xml:space="preserve">ISSO</w:t>
             </w:r>
@@ -2726,7 +2441,6 @@
           <w:p>
             <w:pPr>
               <w:pStyle w:val="Compact"/>
-              <w:jc w:val="left"/>
             </w:pPr>
             <w:r>
               <w:t xml:space="preserve">Information System Security Officer</w:t>
@@ -2738,7 +2452,6 @@
           <w:p>
             <w:pPr>
               <w:pStyle w:val="Compact"/>
-              <w:jc w:val="left"/>
             </w:pPr>
             <w:r>
               <w:t xml:space="preserve">Day-to-day control operation; POA&amp;M</w:t>
@@ -2752,12 +2465,11 @@
           <w:p>
             <w:pPr>
               <w:pStyle w:val="Compact"/>
-              <w:jc w:val="left"/>
             </w:pPr>
             <w:r>
               <w:rPr>
+                <w:b/>
                 <w:bCs/>
-                <w:b/>
               </w:rPr>
               <w:t xml:space="preserve">AO Rep</w:t>
             </w:r>
@@ -2768,7 +2480,6 @@
           <w:p>
             <w:pPr>
               <w:pStyle w:val="Compact"/>
-              <w:jc w:val="left"/>
             </w:pPr>
             <w:r>
               <w:t xml:space="preserve">AO Representative</w:t>
@@ -2780,7 +2491,6 @@
           <w:p>
             <w:pPr>
               <w:pStyle w:val="Compact"/>
-              <w:jc w:val="left"/>
             </w:pPr>
             <w:r>
               <w:t xml:space="preserve">Delegates AO oversight functions</w:t>
@@ -2794,12 +2504,11 @@
           <w:p>
             <w:pPr>
               <w:pStyle w:val="Compact"/>
-              <w:jc w:val="left"/>
             </w:pPr>
             <w:r>
               <w:rPr>
+                <w:b/>
                 <w:bCs/>
-                <w:b/>
               </w:rPr>
               <w:t xml:space="preserve">3PAO</w:t>
             </w:r>
@@ -2810,7 +2519,6 @@
           <w:p>
             <w:pPr>
               <w:pStyle w:val="Compact"/>
-              <w:jc w:val="left"/>
             </w:pPr>
             <w:r>
               <w:t xml:space="preserve">Third-Party Assessment Organization</w:t>
@@ -2822,7 +2530,6 @@
           <w:p>
             <w:pPr>
               <w:pStyle w:val="Compact"/>
-              <w:jc w:val="left"/>
             </w:pPr>
             <w:r>
               <w:t xml:space="preserve">Annual security assessment</w:t>
@@ -2836,12 +2543,11 @@
           <w:p>
             <w:pPr>
               <w:pStyle w:val="Compact"/>
-              <w:jc w:val="left"/>
             </w:pPr>
             <w:r>
               <w:rPr>
+                <w:b/>
                 <w:bCs/>
-                <w:b/>
               </w:rPr>
               <w:t xml:space="preserve">Privacy Officer</w:t>
             </w:r>
@@ -2852,7 +2558,6 @@
           <w:p>
             <w:pPr>
               <w:pStyle w:val="Compact"/>
-              <w:jc w:val="left"/>
             </w:pPr>
             <w:r>
               <w:t xml:space="preserve">Privacy Program Manager</w:t>
@@ -2864,7 +2569,6 @@
           <w:p>
             <w:pPr>
               <w:pStyle w:val="Compact"/>
-              <w:jc w:val="left"/>
             </w:pPr>
             <w:r>
               <w:t xml:space="preserve">PT controls; Privacy Impact Assessments</w:t>
@@ -2878,12 +2582,11 @@
           <w:p>
             <w:pPr>
               <w:pStyle w:val="Compact"/>
-              <w:jc w:val="left"/>
             </w:pPr>
             <w:r>
               <w:rPr>
+                <w:b/>
                 <w:bCs/>
-                <w:b/>
               </w:rPr>
               <w:t xml:space="preserve">DevSecOps Lead</w:t>
             </w:r>
@@ -2894,7 +2597,6 @@
           <w:p>
             <w:pPr>
               <w:pStyle w:val="Compact"/>
-              <w:jc w:val="left"/>
             </w:pPr>
             <w:r>
               <w:t xml:space="preserve">DevSecOps Team Lead</w:t>
@@ -2906,7 +2608,6 @@
           <w:p>
             <w:pPr>
               <w:pStyle w:val="Compact"/>
-              <w:jc w:val="left"/>
             </w:pPr>
             <w:r>
               <w:t xml:space="preserve">CI/CD security gates; SBOM pipeline</w:t>
@@ -2920,12 +2621,11 @@
           <w:p>
             <w:pPr>
               <w:pStyle w:val="Compact"/>
-              <w:jc w:val="left"/>
             </w:pPr>
             <w:r>
               <w:rPr>
+                <w:b/>
                 <w:bCs/>
-                <w:b/>
               </w:rPr>
               <w:t xml:space="preserve">SOC Lead</w:t>
             </w:r>
@@ -2936,7 +2636,6 @@
           <w:p>
             <w:pPr>
               <w:pStyle w:val="Compact"/>
-              <w:jc w:val="left"/>
             </w:pPr>
             <w:r>
               <w:t xml:space="preserve">Security Operations Center Lead</w:t>
@@ -2948,7 +2647,6 @@
           <w:p>
             <w:pPr>
               <w:pStyle w:val="Compact"/>
-              <w:jc w:val="left"/>
             </w:pPr>
             <w:r>
               <w:t xml:space="preserve">Sentinel monitoring; incident response</w:t>
@@ -2957,23 +2655,14 @@
         </w:tc>
       </w:tr>
     </w:tbl>
-    <w:bookmarkEnd w:id="33"/>
-    <w:bookmarkStart w:id="34" w:name="raci-matrix-key-program-activities"/>
+    <w:bookmarkEnd w:id="22"/>
+    <w:bookmarkStart w:id="23" w:name="raci-matrix-key-program-activities"/>
     <w:p>
       <w:pPr>
         <w:pStyle w:val="Heading3"/>
       </w:pPr>
       <w:r>
-        <w:rPr>
-          <w:rStyle w:val="SectionNumber"/>
-        </w:rPr>
-        <w:t xml:space="preserve">3.1.2</w:t>
-      </w:r>
-      <w:r>
-        <w:tab/>
-      </w:r>
-      <w:r>
-        <w:t xml:space="preserve">RACI Matrix — Key Program Activities</w:t>
+        <w:t xml:space="preserve">3.1.2 RACI Matrix — Key Program Activities</w:t>
       </w:r>
     </w:p>
     <w:tbl>
@@ -2981,7 +2670,6 @@
         <w:tblStyle w:val="Table"/>
         <w:tblW w:type="auto" w:w="0"/>
         <w:tblLook w:firstRow="1" w:lastRow="0" w:firstColumn="0" w:lastColumn="0" w:noHBand="0" w:noVBand="0" w:val="0020"/>
-        <w:jc w:val="start"/>
       </w:tblPr>
       <w:tblGrid>
         <w:gridCol w:w="1131"/>
@@ -2994,14 +2682,13 @@
       </w:tblGrid>
       <w:tr>
         <w:trPr>
-          <w:tblHeader w:val="true"/>
+          <w:tblHeader w:val="on"/>
         </w:trPr>
         <w:tc>
           <w:tcPr/>
           <w:p>
             <w:pPr>
               <w:pStyle w:val="Compact"/>
-              <w:jc w:val="left"/>
             </w:pPr>
             <w:r>
               <w:t xml:space="preserve">Activity</w:t>
@@ -3013,7 +2700,6 @@
           <w:p>
             <w:pPr>
               <w:pStyle w:val="Compact"/>
-              <w:jc w:val="left"/>
             </w:pPr>
             <w:r>
               <w:t xml:space="preserve">AO</w:t>
@@ -3025,7 +2711,6 @@
           <w:p>
             <w:pPr>
               <w:pStyle w:val="Compact"/>
-              <w:jc w:val="left"/>
             </w:pPr>
             <w:r>
               <w:t xml:space="preserve">CISO</w:t>
@@ -3037,7 +2722,6 @@
           <w:p>
             <w:pPr>
               <w:pStyle w:val="Compact"/>
-              <w:jc w:val="left"/>
             </w:pPr>
             <w:r>
               <w:t xml:space="preserve">ISSO</w:t>
@@ -3049,7 +2733,6 @@
           <w:p>
             <w:pPr>
               <w:pStyle w:val="Compact"/>
-              <w:jc w:val="left"/>
             </w:pPr>
             <w:r>
               <w:t xml:space="preserve">DevSecOps</w:t>
@@ -3061,7 +2744,6 @@
           <w:p>
             <w:pPr>
               <w:pStyle w:val="Compact"/>
-              <w:jc w:val="left"/>
             </w:pPr>
             <w:r>
               <w:t xml:space="preserve">SOC</w:t>
@@ -3073,7 +2755,6 @@
           <w:p>
             <w:pPr>
               <w:pStyle w:val="Compact"/>
-              <w:jc w:val="left"/>
             </w:pPr>
             <w:r>
               <w:t xml:space="preserve">Privacy</w:t>
@@ -3087,7 +2768,6 @@
           <w:p>
             <w:pPr>
               <w:pStyle w:val="Compact"/>
-              <w:jc w:val="left"/>
             </w:pPr>
             <w:r>
               <w:t xml:space="preserve">ATO decision</w:t>
@@ -3099,12 +2779,11 @@
           <w:p>
             <w:pPr>
               <w:pStyle w:val="Compact"/>
-              <w:jc w:val="left"/>
             </w:pPr>
             <w:r>
               <w:rPr>
+                <w:b/>
                 <w:bCs/>
-                <w:b/>
               </w:rPr>
               <w:t xml:space="preserve">A</w:t>
             </w:r>
@@ -3115,7 +2794,6 @@
           <w:p>
             <w:pPr>
               <w:pStyle w:val="Compact"/>
-              <w:jc w:val="left"/>
             </w:pPr>
             <w:r>
               <w:t xml:space="preserve">R</w:t>
@@ -3127,7 +2805,6 @@
           <w:p>
             <w:pPr>
               <w:pStyle w:val="Compact"/>
-              <w:jc w:val="left"/>
             </w:pPr>
             <w:r>
               <w:t xml:space="preserve">C</w:t>
@@ -3139,7 +2816,6 @@
           <w:p>
             <w:pPr>
               <w:pStyle w:val="Compact"/>
-              <w:jc w:val="left"/>
             </w:pPr>
             <w:r>
               <w:t xml:space="preserve">I</w:t>
@@ -3151,7 +2827,6 @@
           <w:p>
             <w:pPr>
               <w:pStyle w:val="Compact"/>
-              <w:jc w:val="left"/>
             </w:pPr>
             <w:r>
               <w:t xml:space="preserve">I</w:t>
@@ -3163,7 +2838,6 @@
           <w:p>
             <w:pPr>
               <w:pStyle w:val="Compact"/>
-              <w:jc w:val="left"/>
             </w:pPr>
             <w:r>
               <w:t xml:space="preserve">C</w:t>
@@ -3177,7 +2851,6 @@
           <w:p>
             <w:pPr>
               <w:pStyle w:val="Compact"/>
-              <w:jc w:val="left"/>
             </w:pPr>
             <w:r>
               <w:t xml:space="preserve">Annual security assessment</w:t>
@@ -3189,7 +2862,6 @@
           <w:p>
             <w:pPr>
               <w:pStyle w:val="Compact"/>
-              <w:jc w:val="left"/>
             </w:pPr>
             <w:r>
               <w:t xml:space="preserve">A</w:t>
@@ -3201,12 +2873,11 @@
           <w:p>
             <w:pPr>
               <w:pStyle w:val="Compact"/>
-              <w:jc w:val="left"/>
             </w:pPr>
             <w:r>
               <w:rPr>
+                <w:b/>
                 <w:bCs/>
-                <w:b/>
               </w:rPr>
               <w:t xml:space="preserve">R</w:t>
             </w:r>
@@ -3217,7 +2888,6 @@
           <w:p>
             <w:pPr>
               <w:pStyle w:val="Compact"/>
-              <w:jc w:val="left"/>
             </w:pPr>
             <w:r>
               <w:t xml:space="preserve">R</w:t>
@@ -3229,7 +2899,6 @@
           <w:p>
             <w:pPr>
               <w:pStyle w:val="Compact"/>
-              <w:jc w:val="left"/>
             </w:pPr>
             <w:r>
               <w:t xml:space="preserve">C</w:t>
@@ -3241,7 +2910,6 @@
           <w:p>
             <w:pPr>
               <w:pStyle w:val="Compact"/>
-              <w:jc w:val="left"/>
             </w:pPr>
             <w:r>
               <w:t xml:space="preserve">C</w:t>
@@ -3253,7 +2921,6 @@
           <w:p>
             <w:pPr>
               <w:pStyle w:val="Compact"/>
-              <w:jc w:val="left"/>
             </w:pPr>
             <w:r>
               <w:t xml:space="preserve">C</w:t>
@@ -3267,7 +2934,6 @@
           <w:p>
             <w:pPr>
               <w:pStyle w:val="Compact"/>
-              <w:jc w:val="left"/>
             </w:pPr>
             <w:r>
               <w:t xml:space="preserve">POA&amp;M management</w:t>
@@ -3279,7 +2945,6 @@
           <w:p>
             <w:pPr>
               <w:pStyle w:val="Compact"/>
-              <w:jc w:val="left"/>
             </w:pPr>
             <w:r>
               <w:t xml:space="preserve">I</w:t>
@@ -3291,7 +2956,6 @@
           <w:p>
             <w:pPr>
               <w:pStyle w:val="Compact"/>
-              <w:jc w:val="left"/>
             </w:pPr>
             <w:r>
               <w:t xml:space="preserve">A</w:t>
@@ -3303,12 +2967,11 @@
           <w:p>
             <w:pPr>
               <w:pStyle w:val="Compact"/>
-              <w:jc w:val="left"/>
             </w:pPr>
             <w:r>
               <w:rPr>
+                <w:b/>
                 <w:bCs/>
-                <w:b/>
               </w:rPr>
               <w:t xml:space="preserve">R</w:t>
             </w:r>
@@ -3319,7 +2982,6 @@
           <w:p>
             <w:pPr>
               <w:pStyle w:val="Compact"/>
-              <w:jc w:val="left"/>
             </w:pPr>
             <w:r>
               <w:t xml:space="preserve">C</w:t>
@@ -3331,7 +2993,6 @@
           <w:p>
             <w:pPr>
               <w:pStyle w:val="Compact"/>
-              <w:jc w:val="left"/>
             </w:pPr>
             <w:r>
               <w:t xml:space="preserve">C</w:t>
@@ -3343,7 +3004,6 @@
           <w:p>
             <w:pPr>
               <w:pStyle w:val="Compact"/>
-              <w:jc w:val="left"/>
             </w:pPr>
             <w:r>
               <w:t xml:space="preserve">I</w:t>
@@ -3357,7 +3017,6 @@
           <w:p>
             <w:pPr>
               <w:pStyle w:val="Compact"/>
-              <w:jc w:val="left"/>
             </w:pPr>
             <w:r>
               <w:t xml:space="preserve">Incident response</w:t>
@@ -3369,7 +3028,6 @@
           <w:p>
             <w:pPr>
               <w:pStyle w:val="Compact"/>
-              <w:jc w:val="left"/>
             </w:pPr>
             <w:r>
               <w:t xml:space="preserve">A</w:t>
@@ -3381,7 +3039,6 @@
           <w:p>
             <w:pPr>
               <w:pStyle w:val="Compact"/>
-              <w:jc w:val="left"/>
             </w:pPr>
             <w:r>
               <w:t xml:space="preserve">R</w:t>
@@ -3393,12 +3050,11 @@
           <w:p>
             <w:pPr>
               <w:pStyle w:val="Compact"/>
-              <w:jc w:val="left"/>
             </w:pPr>
             <w:r>
               <w:rPr>
+                <w:b/>
                 <w:bCs/>
-                <w:b/>
               </w:rPr>
               <w:t xml:space="preserve">R</w:t>
             </w:r>
@@ -3409,7 +3065,6 @@
           <w:p>
             <w:pPr>
               <w:pStyle w:val="Compact"/>
-              <w:jc w:val="left"/>
             </w:pPr>
             <w:r>
               <w:t xml:space="preserve">C</w:t>
@@ -3421,12 +3076,11 @@
           <w:p>
             <w:pPr>
               <w:pStyle w:val="Compact"/>
-              <w:jc w:val="left"/>
             </w:pPr>
             <w:r>
               <w:rPr>
+                <w:b/>
                 <w:bCs/>
-                <w:b/>
               </w:rPr>
               <w:t xml:space="preserve">R</w:t>
             </w:r>
@@ -3437,7 +3091,6 @@
           <w:p>
             <w:pPr>
               <w:pStyle w:val="Compact"/>
-              <w:jc w:val="left"/>
             </w:pPr>
             <w:r>
               <w:t xml:space="preserve">C</w:t>
@@ -3451,7 +3104,6 @@
           <w:p>
             <w:pPr>
               <w:pStyle w:val="Compact"/>
-              <w:jc w:val="left"/>
             </w:pPr>
             <w:r>
               <w:t xml:space="preserve">SBOM/VDR submission (BOD 26-04)</w:t>
@@ -3463,7 +3115,6 @@
           <w:p>
             <w:pPr>
               <w:pStyle w:val="Compact"/>
-              <w:jc w:val="left"/>
             </w:pPr>
             <w:r>
               <w:t xml:space="preserve">I</w:t>
@@ -3475,7 +3126,6 @@
           <w:p>
             <w:pPr>
               <w:pStyle w:val="Compact"/>
-              <w:jc w:val="left"/>
             </w:pPr>
             <w:r>
               <w:t xml:space="preserve">A</w:t>
@@ -3487,7 +3137,6 @@
           <w:p>
             <w:pPr>
               <w:pStyle w:val="Compact"/>
-              <w:jc w:val="left"/>
             </w:pPr>
             <w:r>
               <w:t xml:space="preserve">R</w:t>
@@ -3499,12 +3148,11 @@
           <w:p>
             <w:pPr>
               <w:pStyle w:val="Compact"/>
-              <w:jc w:val="left"/>
             </w:pPr>
             <w:r>
               <w:rPr>
+                <w:b/>
                 <w:bCs/>
-                <w:b/>
               </w:rPr>
               <w:t xml:space="preserve">R</w:t>
             </w:r>
@@ -3515,7 +3163,6 @@
           <w:p>
             <w:pPr>
               <w:pStyle w:val="Compact"/>
-              <w:jc w:val="left"/>
             </w:pPr>
             <w:r>
               <w:t xml:space="preserve">I</w:t>
@@ -3527,7 +3174,6 @@
           <w:p>
             <w:pPr>
               <w:pStyle w:val="Compact"/>
-              <w:jc w:val="left"/>
             </w:pPr>
             <w:r>
               <w:t xml:space="preserve">I</w:t>
@@ -3541,7 +3187,6 @@
           <w:p>
             <w:pPr>
               <w:pStyle w:val="Compact"/>
-              <w:jc w:val="left"/>
             </w:pPr>
             <w:r>
               <w:t xml:space="preserve">KSI continuous monitoring</w:t>
@@ -3553,7 +3198,6 @@
           <w:p>
             <w:pPr>
               <w:pStyle w:val="Compact"/>
-              <w:jc w:val="left"/>
             </w:pPr>
             <w:r>
               <w:t xml:space="preserve">I</w:t>
@@ -3565,7 +3209,6 @@
           <w:p>
             <w:pPr>
               <w:pStyle w:val="Compact"/>
-              <w:jc w:val="left"/>
             </w:pPr>
             <w:r>
               <w:t xml:space="preserve">A</w:t>
@@ -3577,7 +3220,6 @@
           <w:p>
             <w:pPr>
               <w:pStyle w:val="Compact"/>
-              <w:jc w:val="left"/>
             </w:pPr>
             <w:r>
               <w:t xml:space="preserve">R</w:t>
@@ -3589,7 +3231,6 @@
           <w:p>
             <w:pPr>
               <w:pStyle w:val="Compact"/>
-              <w:jc w:val="left"/>
             </w:pPr>
             <w:r>
               <w:t xml:space="preserve">R</w:t>
@@ -3601,12 +3242,11 @@
           <w:p>
             <w:pPr>
               <w:pStyle w:val="Compact"/>
-              <w:jc w:val="left"/>
             </w:pPr>
             <w:r>
               <w:rPr>
+                <w:b/>
                 <w:bCs/>
-                <w:b/>
               </w:rPr>
               <w:t xml:space="preserve">R</w:t>
             </w:r>
@@ -3617,7 +3257,6 @@
           <w:p>
             <w:pPr>
               <w:pStyle w:val="Compact"/>
-              <w:jc w:val="left"/>
             </w:pPr>
             <w:r>
               <w:t xml:space="preserve">I</w:t>
@@ -3631,7 +3270,6 @@
           <w:p>
             <w:pPr>
               <w:pStyle w:val="Compact"/>
-              <w:jc w:val="left"/>
             </w:pPr>
             <w:r>
               <w:t xml:space="preserve">Privacy Impact Assessment</w:t>
@@ -3643,7 +3281,6 @@
           <w:p>
             <w:pPr>
               <w:pStyle w:val="Compact"/>
-              <w:jc w:val="left"/>
             </w:pPr>
             <w:r>
               <w:t xml:space="preserve">I</w:t>
@@ -3655,7 +3292,6 @@
           <w:p>
             <w:pPr>
               <w:pStyle w:val="Compact"/>
-              <w:jc w:val="left"/>
             </w:pPr>
             <w:r>
               <w:t xml:space="preserve">C</w:t>
@@ -3667,7 +3303,6 @@
           <w:p>
             <w:pPr>
               <w:pStyle w:val="Compact"/>
-              <w:jc w:val="left"/>
             </w:pPr>
             <w:r>
               <w:t xml:space="preserve">C</w:t>
@@ -3679,7 +3314,6 @@
           <w:p>
             <w:pPr>
               <w:pStyle w:val="Compact"/>
-              <w:jc w:val="left"/>
             </w:pPr>
             <w:r>
               <w:t xml:space="preserve">C</w:t>
@@ -3691,7 +3325,6 @@
           <w:p>
             <w:pPr>
               <w:pStyle w:val="Compact"/>
-              <w:jc w:val="left"/>
             </w:pPr>
             <w:r>
               <w:t xml:space="preserve">I</w:t>
@@ -3703,12 +3336,11 @@
           <w:p>
             <w:pPr>
               <w:pStyle w:val="Compact"/>
-              <w:jc w:val="left"/>
             </w:pPr>
             <w:r>
               <w:rPr>
+                <w:b/>
                 <w:bCs/>
-                <w:b/>
               </w:rPr>
               <w:t xml:space="preserve">R</w:t>
             </w:r>
@@ -3721,7 +3353,6 @@
           <w:p>
             <w:pPr>
               <w:pStyle w:val="Compact"/>
-              <w:jc w:val="left"/>
             </w:pPr>
             <w:r>
               <w:t xml:space="preserve">Security training</w:t>
@@ -3733,7 +3364,6 @@
           <w:p>
             <w:pPr>
               <w:pStyle w:val="Compact"/>
-              <w:jc w:val="left"/>
             </w:pPr>
             <w:r>
               <w:t xml:space="preserve">I</w:t>
@@ -3745,12 +3375,11 @@
           <w:p>
             <w:pPr>
               <w:pStyle w:val="Compact"/>
-              <w:jc w:val="left"/>
             </w:pPr>
             <w:r>
               <w:rPr>
+                <w:b/>
                 <w:bCs/>
-                <w:b/>
               </w:rPr>
               <w:t xml:space="preserve">A</w:t>
             </w:r>
@@ -3761,7 +3390,6 @@
           <w:p>
             <w:pPr>
               <w:pStyle w:val="Compact"/>
-              <w:jc w:val="left"/>
             </w:pPr>
             <w:r>
               <w:t xml:space="preserve">R</w:t>
@@ -3773,7 +3401,6 @@
           <w:p>
             <w:pPr>
               <w:pStyle w:val="Compact"/>
-              <w:jc w:val="left"/>
             </w:pPr>
             <w:r>
               <w:t xml:space="preserve">C</w:t>
@@ -3785,7 +3412,6 @@
           <w:p>
             <w:pPr>
               <w:pStyle w:val="Compact"/>
-              <w:jc w:val="left"/>
             </w:pPr>
             <w:r>
               <w:t xml:space="preserve">C</w:t>
@@ -3797,7 +3423,6 @@
           <w:p>
             <w:pPr>
               <w:pStyle w:val="Compact"/>
-              <w:jc w:val="left"/>
             </w:pPr>
             <w:r>
               <w:t xml:space="preserve">I</w:t>
@@ -3833,106 +3458,79 @@
         </w:pict>
       </w:r>
     </w:p>
-    <w:bookmarkEnd w:id="34"/>
-    <w:bookmarkEnd w:id="35"/>
-    <w:bookmarkEnd w:id="36"/>
-    <w:bookmarkStart w:id="40" w:name="system-inventory-framework-pm-5"/>
+    <w:bookmarkEnd w:id="23"/>
+    <w:bookmarkEnd w:id="24"/>
+    <w:bookmarkEnd w:id="25"/>
+    <w:bookmarkStart w:id="29" w:name="system-inventory-framework-pm-5"/>
     <w:p>
       <w:pPr>
         <w:pStyle w:val="Heading1"/>
       </w:pPr>
       <w:r>
+        <w:t xml:space="preserve">4. System Inventory Framework (PM-5)</w:t>
+      </w:r>
+    </w:p>
+    <w:bookmarkStart w:id="26" w:name="inventory-requirements"/>
+    <w:p>
+      <w:pPr>
+        <w:pStyle w:val="Heading2"/>
+      </w:pPr>
+      <w:r>
+        <w:t xml:space="preserve">4.1 Inventory Requirements</w:t>
+      </w:r>
+    </w:p>
+    <w:p>
+      <w:pPr>
+        <w:pStyle w:val="FirstParagraph"/>
+      </w:pPr>
+      <w:r>
+        <w:t xml:space="preserve">NIST SP 800-53 PM-5 requires a current, complete inventory of all system</w:t>
+      </w:r>
+      <w:r>
+        <w:t xml:space="preserve"> </w:t>
+      </w:r>
+      <w:r>
+        <w:t xml:space="preserve">components within the authorization boundary. FedRAMP 20x additionally</w:t>
+      </w:r>
+      <w:r>
+        <w:t xml:space="preserve"> </w:t>
+      </w:r>
+      <w:r>
+        <w:t xml:space="preserve">requires that the inventory be machine-readable and kept in sync with</w:t>
+      </w:r>
+      <w:r>
+        <w:t xml:space="preserve"> </w:t>
+      </w:r>
+      <w:r>
+        <w:t xml:space="preserve">the deployed state.</w:t>
+      </w:r>
+    </w:p>
+    <w:bookmarkEnd w:id="26"/>
+    <w:bookmarkStart w:id="27" w:name="automation-approach"/>
+    <w:p>
+      <w:pPr>
+        <w:pStyle w:val="Heading2"/>
+      </w:pPr>
+      <w:r>
+        <w:t xml:space="preserve">4.2 Automation Approach</w:t>
+      </w:r>
+    </w:p>
+    <w:p>
+      <w:pPr>
+        <w:pStyle w:val="FirstParagraph"/>
+      </w:pPr>
+      <w:r>
+        <w:t xml:space="preserve">The SSA system inventory is maintained through a three-layer approach:</w:t>
+      </w:r>
+    </w:p>
+    <w:p>
+      <w:pPr>
+        <w:pStyle w:val="BodyText"/>
+      </w:pPr>
+      <w:r>
         <w:rPr>
-          <w:rStyle w:val="SectionNumber"/>
-        </w:rPr>
-        <w:t xml:space="preserve">4</w:t>
-      </w:r>
-      <w:r>
-        <w:tab/>
-      </w:r>
-      <w:r>
-        <w:t xml:space="preserve">System Inventory Framework (PM-5)</w:t>
-      </w:r>
-    </w:p>
-    <w:bookmarkStart w:id="37" w:name="inventory-requirements"/>
-    <w:p>
-      <w:pPr>
-        <w:pStyle w:val="Heading2"/>
-      </w:pPr>
-      <w:r>
-        <w:rPr>
-          <w:rStyle w:val="SectionNumber"/>
-        </w:rPr>
-        <w:t xml:space="preserve">4.1</w:t>
-      </w:r>
-      <w:r>
-        <w:tab/>
-      </w:r>
-      <w:r>
-        <w:t xml:space="preserve">Inventory Requirements</w:t>
-      </w:r>
-    </w:p>
-    <w:p>
-      <w:pPr>
-        <w:pStyle w:val="FirstParagraph"/>
-      </w:pPr>
-      <w:r>
-        <w:t xml:space="preserve">NIST SP 800-53 PM-5 requires a current, complete inventory of all system</w:t>
-      </w:r>
-      <w:r>
-        <w:t xml:space="preserve"> </w:t>
-      </w:r>
-      <w:r>
-        <w:t xml:space="preserve">components within the authorization boundary. FedRAMP 20x additionally</w:t>
-      </w:r>
-      <w:r>
-        <w:t xml:space="preserve"> </w:t>
-      </w:r>
-      <w:r>
-        <w:t xml:space="preserve">requires that the inventory be machine-readable and kept in sync with</w:t>
-      </w:r>
-      <w:r>
-        <w:t xml:space="preserve"> </w:t>
-      </w:r>
-      <w:r>
-        <w:t xml:space="preserve">the deployed state.</w:t>
-      </w:r>
-    </w:p>
-    <w:bookmarkEnd w:id="37"/>
-    <w:bookmarkStart w:id="38" w:name="automation-approach"/>
-    <w:p>
-      <w:pPr>
-        <w:pStyle w:val="Heading2"/>
-      </w:pPr>
-      <w:r>
-        <w:rPr>
-          <w:rStyle w:val="SectionNumber"/>
-        </w:rPr>
-        <w:t xml:space="preserve">4.2</w:t>
-      </w:r>
-      <w:r>
-        <w:tab/>
-      </w:r>
-      <w:r>
-        <w:t xml:space="preserve">Automation Approach</w:t>
-      </w:r>
-    </w:p>
-    <w:p>
-      <w:pPr>
-        <w:pStyle w:val="FirstParagraph"/>
-      </w:pPr>
-      <w:r>
-        <w:t xml:space="preserve">The SSA system inventory is maintained through a three-layer approach:</w:t>
-      </w:r>
-    </w:p>
-    <w:p>
-      <w:pPr>
-        <w:pStyle w:val="BodyText"/>
-      </w:pPr>
-      <w:r>
-        <w:rPr>
+          <w:b/>
           <w:bCs/>
-          <w:b/>
         </w:rPr>
         <w:t xml:space="preserve">Layer 1 — Infrastructure Inventory (Automated)</w:t>
       </w:r>
@@ -4073,8 +3671,8 @@
       </w:pPr>
       <w:r>
         <w:rPr>
+          <w:b/>
           <w:bCs/>
-          <w:b/>
         </w:rPr>
         <w:t xml:space="preserve">Layer 2 — Software Inventory (SBOM)</w:t>
       </w:r>
@@ -4084,7 +3682,7 @@
         <w:pStyle w:val="BodyText"/>
       </w:pPr>
       <w:r>
-        <w:t xml:space="preserve">Part 12 establishes the SBOM pipeline using Syft. Every container image</w:t>
+        <w:t xml:space="preserve">Part 15 establishes the SBOM pipeline using Syft. Every container image</w:t>
       </w:r>
       <w:r>
         <w:t xml:space="preserve"> </w:t>
@@ -4125,8 +3723,8 @@
       </w:pPr>
       <w:r>
         <w:rPr>
+          <w:b/>
           <w:bCs/>
-          <w:b/>
         </w:rPr>
         <w:t xml:space="preserve">Layer 3 — Personnel and Account Inventory (Identity)</w:t>
       </w:r>
@@ -4136,7 +3734,7 @@
         <w:pStyle w:val="BodyText"/>
       </w:pPr>
       <w:r>
-        <w:t xml:space="preserve">Entra ID (Part 3) provides the authoritative account inventory. The ISSO</w:t>
+        <w:t xml:space="preserve">Entra ID (Part 5) provides the authoritative account inventory. The ISSO</w:t>
       </w:r>
       <w:r>
         <w:t xml:space="preserve"> </w:t>
@@ -4148,7 +3746,7 @@
         <w:t xml:space="preserve"> </w:t>
       </w:r>
       <w:r>
-        <w:t xml:space="preserve">Part 3 evidence artifacts satisfy CM-8(1) automated inventory updates for</w:t>
+        <w:t xml:space="preserve">Part 5 evidence artifacts satisfy CM-8(1) automated inventory updates for</w:t>
       </w:r>
       <w:r>
         <w:t xml:space="preserve"> </w:t>
@@ -4157,23 +3755,14 @@
         <w:t xml:space="preserve">the identity plane.</w:t>
       </w:r>
     </w:p>
-    <w:bookmarkEnd w:id="38"/>
-    <w:bookmarkStart w:id="39" w:name="inventory-template"/>
+    <w:bookmarkEnd w:id="27"/>
+    <w:bookmarkStart w:id="28" w:name="inventory-template"/>
     <w:p>
       <w:pPr>
         <w:pStyle w:val="Heading2"/>
       </w:pPr>
       <w:r>
-        <w:rPr>
-          <w:rStyle w:val="SectionNumber"/>
-        </w:rPr>
-        <w:t xml:space="preserve">4.3</w:t>
-      </w:r>
-      <w:r>
-        <w:tab/>
-      </w:r>
-      <w:r>
-        <w:t xml:space="preserve">Inventory Template</w:t>
+        <w:t xml:space="preserve">4.3 Inventory Template</w:t>
       </w:r>
     </w:p>
     <w:p>
@@ -4194,8 +3783,8 @@
       <w:tblPr>
         <w:tblStyle w:val="Table"/>
         <w:tblW w:type="pct" w:w="5000"/>
+        <w:tblLayout w:type="fixed"/>
         <w:tblLook w:firstRow="1" w:lastRow="0" w:firstColumn="0" w:lastColumn="0" w:noHBand="0" w:noVBand="0" w:val="0020"/>
-        <w:jc w:val="start"/>
       </w:tblPr>
       <w:tblGrid>
         <w:gridCol w:w="1354"/>
@@ -4208,14 +3797,13 @@
       </w:tblGrid>
       <w:tr>
         <w:trPr>
-          <w:tblHeader w:val="true"/>
+          <w:tblHeader w:val="on"/>
         </w:trPr>
         <w:tc>
           <w:tcPr/>
           <w:p>
             <w:pPr>
               <w:pStyle w:val="Compact"/>
-              <w:jc w:val="left"/>
             </w:pPr>
             <w:r>
               <w:t xml:space="preserve">Component ID</w:t>
@@ -4227,7 +3815,6 @@
           <w:p>
             <w:pPr>
               <w:pStyle w:val="Compact"/>
-              <w:jc w:val="left"/>
             </w:pPr>
             <w:r>
               <w:t xml:space="preserve">Component Name</w:t>
@@ -4239,7 +3826,6 @@
           <w:p>
             <w:pPr>
               <w:pStyle w:val="Compact"/>
-              <w:jc w:val="left"/>
             </w:pPr>
             <w:r>
               <w:t xml:space="preserve">Type</w:t>
@@ -4251,7 +3837,6 @@
           <w:p>
             <w:pPr>
               <w:pStyle w:val="Compact"/>
-              <w:jc w:val="left"/>
             </w:pPr>
             <w:r>
               <w:t xml:space="preserve">Location</w:t>
@@ -4263,7 +3848,6 @@
           <w:p>
             <w:pPr>
               <w:pStyle w:val="Compact"/>
-              <w:jc w:val="left"/>
             </w:pPr>
             <w:r>
               <w:t xml:space="preserve">Owner</w:t>
@@ -4275,7 +3859,6 @@
           <w:p>
             <w:pPr>
               <w:pStyle w:val="Compact"/>
-              <w:jc w:val="left"/>
             </w:pPr>
             <w:r>
               <w:t xml:space="preserve">SBOM ID</w:t>
@@ -4287,7 +3870,6 @@
           <w:p>
             <w:pPr>
               <w:pStyle w:val="Compact"/>
-              <w:jc w:val="left"/>
             </w:pPr>
             <w:r>
               <w:t xml:space="preserve">Last Reviewed</w:t>
@@ -4301,7 +3883,6 @@
           <w:p>
             <w:pPr>
               <w:pStyle w:val="Compact"/>
-              <w:jc w:val="left"/>
             </w:pPr>
             <w:r>
               <w:t xml:space="preserve">[ID]</w:t>
@@ -4313,7 +3894,6 @@
           <w:p>
             <w:pPr>
               <w:pStyle w:val="Compact"/>
-              <w:jc w:val="left"/>
             </w:pPr>
             <w:r>
               <w:t xml:space="preserve">[Name]</w:t>
@@ -4325,7 +3905,6 @@
           <w:p>
             <w:pPr>
               <w:pStyle w:val="Compact"/>
-              <w:jc w:val="left"/>
             </w:pPr>
             <w:r>
               <w:t xml:space="preserve">[Server/Container/SaaS/Network]</w:t>
@@ -4337,7 +3916,6 @@
           <w:p>
             <w:pPr>
               <w:pStyle w:val="Compact"/>
-              <w:jc w:val="left"/>
             </w:pPr>
             <w:r>
               <w:t xml:space="preserve">[Azure Region]</w:t>
@@ -4349,7 +3927,6 @@
           <w:p>
             <w:pPr>
               <w:pStyle w:val="Compact"/>
-              <w:jc w:val="left"/>
             </w:pPr>
             <w:r>
               <w:t xml:space="preserve">[Team]</w:t>
@@ -4361,7 +3938,6 @@
           <w:p>
             <w:pPr>
               <w:pStyle w:val="Compact"/>
-              <w:jc w:val="left"/>
             </w:pPr>
             <w:r>
               <w:t xml:space="preserve">[SHA256]</w:t>
@@ -4373,7 +3949,6 @@
           <w:p>
             <w:pPr>
               <w:pStyle w:val="Compact"/>
-              <w:jc w:val="left"/>
             </w:pPr>
             <w:r>
               <w:t xml:space="preserve">[Date]</w:t>
@@ -4389,42 +3964,24 @@
         </w:pict>
       </w:r>
     </w:p>
-    <w:bookmarkEnd w:id="39"/>
-    <w:bookmarkEnd w:id="40"/>
-    <w:bookmarkStart w:id="45" w:name="risk-management-strategy-pm-9"/>
+    <w:bookmarkEnd w:id="28"/>
+    <w:bookmarkEnd w:id="29"/>
+    <w:bookmarkStart w:id="34" w:name="risk-management-strategy-pm-9"/>
     <w:p>
       <w:pPr>
         <w:pStyle w:val="Heading1"/>
       </w:pPr>
       <w:r>
-        <w:rPr>
-          <w:rStyle w:val="SectionNumber"/>
-        </w:rPr>
-        <w:t xml:space="preserve">5</w:t>
-      </w:r>
-      <w:r>
-        <w:tab/>
-      </w:r>
-      <w:r>
-        <w:t xml:space="preserve">Risk Management Strategy (PM-9)</w:t>
-      </w:r>
-    </w:p>
-    <w:bookmarkStart w:id="41" w:name="risk-management-framework"/>
+        <w:t xml:space="preserve">5. Risk Management Strategy (PM-9)</w:t>
+      </w:r>
+    </w:p>
+    <w:bookmarkStart w:id="30" w:name="risk-management-framework"/>
     <w:p>
       <w:pPr>
         <w:pStyle w:val="Heading2"/>
       </w:pPr>
       <w:r>
-        <w:rPr>
-          <w:rStyle w:val="SectionNumber"/>
-        </w:rPr>
-        <w:t xml:space="preserve">5.1</w:t>
-      </w:r>
-      <w:r>
-        <w:tab/>
-      </w:r>
-      <w:r>
-        <w:t xml:space="preserve">Risk Management Framework</w:t>
+        <w:t xml:space="preserve">5.1 Risk Management Framework</w:t>
       </w:r>
     </w:p>
     <w:p>
@@ -4443,16 +4000,16 @@
     </w:p>
     <w:p>
       <w:pPr>
+        <w:pStyle w:val="Compact"/>
         <w:numPr>
           <w:ilvl w:val="0"/>
           <w:numId w:val="1007"/>
         </w:numPr>
-        <w:pStyle w:val="Compact"/>
       </w:pPr>
       <w:r>
         <w:rPr>
+          <w:b/>
           <w:bCs/>
-          <w:b/>
         </w:rPr>
         <w:t xml:space="preserve">Tier 1 (Organization):</w:t>
       </w:r>
@@ -4471,16 +4028,16 @@
     </w:p>
     <w:p>
       <w:pPr>
+        <w:pStyle w:val="Compact"/>
         <w:numPr>
           <w:ilvl w:val="0"/>
           <w:numId w:val="1007"/>
         </w:numPr>
-        <w:pStyle w:val="Compact"/>
       </w:pPr>
       <w:r>
         <w:rPr>
+          <w:b/>
           <w:bCs/>
-          <w:b/>
         </w:rPr>
         <w:t xml:space="preserve">Tier 2 (Mission/Process):</w:t>
       </w:r>
@@ -4499,16 +4056,16 @@
     </w:p>
     <w:p>
       <w:pPr>
+        <w:pStyle w:val="Compact"/>
         <w:numPr>
           <w:ilvl w:val="0"/>
           <w:numId w:val="1007"/>
         </w:numPr>
-        <w:pStyle w:val="Compact"/>
       </w:pPr>
       <w:r>
         <w:rPr>
+          <w:b/>
           <w:bCs/>
-          <w:b/>
         </w:rPr>
         <w:t xml:space="preserve">Tier 3 (System):</w:t>
       </w:r>
@@ -4525,23 +4082,14 @@
         <w:t xml:space="preserve">monitoring, authorization decisions</w:t>
       </w:r>
     </w:p>
-    <w:bookmarkEnd w:id="41"/>
-    <w:bookmarkStart w:id="42" w:name="risk-appetite-statement"/>
+    <w:bookmarkEnd w:id="30"/>
+    <w:bookmarkStart w:id="31" w:name="risk-appetite-statement"/>
     <w:p>
       <w:pPr>
         <w:pStyle w:val="Heading2"/>
       </w:pPr>
       <w:r>
-        <w:rPr>
-          <w:rStyle w:val="SectionNumber"/>
-        </w:rPr>
-        <w:t xml:space="preserve">5.2</w:t>
-      </w:r>
-      <w:r>
-        <w:tab/>
-      </w:r>
-      <w:r>
-        <w:t xml:space="preserve">Risk Appetite Statement</w:t>
+        <w:t xml:space="preserve">5.2 Risk Appetite Statement</w:t>
       </w:r>
     </w:p>
     <w:p>
@@ -4576,8 +4124,8 @@
       <w:tblPr>
         <w:tblStyle w:val="Table"/>
         <w:tblW w:type="pct" w:w="5000"/>
+        <w:tblLayout w:type="fixed"/>
         <w:tblLook w:firstRow="1" w:lastRow="0" w:firstColumn="0" w:lastColumn="0" w:noHBand="0" w:noVBand="0" w:val="0020"/>
-        <w:jc w:val="start"/>
       </w:tblPr>
       <w:tblGrid>
         <w:gridCol w:w="3210"/>
@@ -4586,14 +4134,13 @@
       </w:tblGrid>
       <w:tr>
         <w:trPr>
-          <w:tblHeader w:val="true"/>
+          <w:tblHeader w:val="on"/>
         </w:trPr>
         <w:tc>
           <w:tcPr/>
           <w:p>
             <w:pPr>
               <w:pStyle w:val="Compact"/>
-              <w:jc w:val="left"/>
             </w:pPr>
             <w:r>
               <w:t xml:space="preserve">Risk Category</w:t>
@@ -4605,7 +4152,6 @@
           <w:p>
             <w:pPr>
               <w:pStyle w:val="Compact"/>
-              <w:jc w:val="left"/>
             </w:pPr>
             <w:r>
               <w:t xml:space="preserve">Tolerance</w:t>
@@ -4617,7 +4163,6 @@
           <w:p>
             <w:pPr>
               <w:pStyle w:val="Compact"/>
-              <w:jc w:val="left"/>
             </w:pPr>
             <w:r>
               <w:t xml:space="preserve">Rationale</w:t>
@@ -4631,7 +4176,6 @@
           <w:p>
             <w:pPr>
               <w:pStyle w:val="Compact"/>
-              <w:jc w:val="left"/>
             </w:pPr>
             <w:r>
               <w:t xml:space="preserve">Availability</w:t>
@@ -4643,7 +4187,6 @@
           <w:p>
             <w:pPr>
               <w:pStyle w:val="Compact"/>
-              <w:jc w:val="left"/>
             </w:pPr>
             <w:r>
               <w:t xml:space="preserve">Low (RTO ≤ 4h for critical)</w:t>
@@ -4655,7 +4198,6 @@
           <w:p>
             <w:pPr>
               <w:pStyle w:val="Compact"/>
-              <w:jc w:val="left"/>
             </w:pPr>
             <w:r>
               <w:t xml:space="preserve">Benefit payment continuity</w:t>
@@ -4669,7 +4211,6 @@
           <w:p>
             <w:pPr>
               <w:pStyle w:val="Compact"/>
-              <w:jc w:val="left"/>
             </w:pPr>
             <w:r>
               <w:t xml:space="preserve">Confidentiality — PII</w:t>
@@ -4681,7 +4222,6 @@
           <w:p>
             <w:pPr>
               <w:pStyle w:val="Compact"/>
-              <w:jc w:val="left"/>
             </w:pPr>
             <w:r>
               <w:t xml:space="preserve">Very Low</w:t>
@@ -4693,7 +4233,6 @@
           <w:p>
             <w:pPr>
               <w:pStyle w:val="Compact"/>
-              <w:jc w:val="left"/>
             </w:pPr>
             <w:r>
               <w:t xml:space="preserve">Citizen trust; statutory obligation</w:t>
@@ -4707,7 +4246,6 @@
           <w:p>
             <w:pPr>
               <w:pStyle w:val="Compact"/>
-              <w:jc w:val="left"/>
             </w:pPr>
             <w:r>
               <w:t xml:space="preserve">Confidentiality — Internal</w:t>
@@ -4719,7 +4257,6 @@
           <w:p>
             <w:pPr>
               <w:pStyle w:val="Compact"/>
-              <w:jc w:val="left"/>
             </w:pPr>
             <w:r>
               <w:t xml:space="preserve">Moderate</w:t>
@@ -4731,7 +4268,6 @@
           <w:p>
             <w:pPr>
               <w:pStyle w:val="Compact"/>
-              <w:jc w:val="left"/>
             </w:pPr>
             <w:r>
               <w:t xml:space="preserve">Business operations</w:t>
@@ -4745,7 +4281,6 @@
           <w:p>
             <w:pPr>
               <w:pStyle w:val="Compact"/>
-              <w:jc w:val="left"/>
             </w:pPr>
             <w:r>
               <w:t xml:space="preserve">Integrity</w:t>
@@ -4757,7 +4292,6 @@
           <w:p>
             <w:pPr>
               <w:pStyle w:val="Compact"/>
-              <w:jc w:val="left"/>
             </w:pPr>
             <w:r>
               <w:t xml:space="preserve">Low</w:t>
@@ -4769,7 +4303,6 @@
           <w:p>
             <w:pPr>
               <w:pStyle w:val="Compact"/>
-              <w:jc w:val="left"/>
             </w:pPr>
             <w:r>
               <w:t xml:space="preserve">Payment accuracy; audit trail</w:t>
@@ -4783,7 +4316,6 @@
           <w:p>
             <w:pPr>
               <w:pStyle w:val="Compact"/>
-              <w:jc w:val="left"/>
             </w:pPr>
             <w:r>
               <w:t xml:space="preserve">Supply Chain</w:t>
@@ -4795,7 +4327,6 @@
           <w:p>
             <w:pPr>
               <w:pStyle w:val="Compact"/>
-              <w:jc w:val="left"/>
             </w:pPr>
             <w:r>
               <w:t xml:space="preserve">Low</w:t>
@@ -4807,7 +4338,6 @@
           <w:p>
             <w:pPr>
               <w:pStyle w:val="Compact"/>
-              <w:jc w:val="left"/>
             </w:pPr>
             <w:r>
               <w:t xml:space="preserve">BOD 26-04 and EO 14028 mandate</w:t>
@@ -4816,23 +4346,14 @@
         </w:tc>
       </w:tr>
     </w:tbl>
-    <w:bookmarkEnd w:id="42"/>
-    <w:bookmarkStart w:id="43" w:name="risk-register-format"/>
+    <w:bookmarkEnd w:id="31"/>
+    <w:bookmarkStart w:id="32" w:name="risk-register-format"/>
     <w:p>
       <w:pPr>
         <w:pStyle w:val="Heading2"/>
       </w:pPr>
       <w:r>
-        <w:rPr>
-          <w:rStyle w:val="SectionNumber"/>
-        </w:rPr>
-        <w:t xml:space="preserve">5.3</w:t>
-      </w:r>
-      <w:r>
-        <w:tab/>
-      </w:r>
-      <w:r>
-        <w:t xml:space="preserve">Risk Register Format</w:t>
+        <w:t xml:space="preserve">5.3 Risk Register Format</w:t>
       </w:r>
     </w:p>
     <w:p>
@@ -4853,8 +4374,8 @@
       <w:tblPr>
         <w:tblStyle w:val="Table"/>
         <w:tblW w:type="pct" w:w="5000"/>
+        <w:tblLayout w:type="fixed"/>
         <w:tblLook w:firstRow="1" w:lastRow="0" w:firstColumn="0" w:lastColumn="0" w:noHBand="0" w:noVBand="0" w:val="0020"/>
-        <w:jc w:val="start"/>
       </w:tblPr>
       <w:tblGrid>
         <w:gridCol w:w="925"/>
@@ -4869,14 +4390,13 @@
       </w:tblGrid>
       <w:tr>
         <w:trPr>
-          <w:tblHeader w:val="true"/>
+          <w:tblHeader w:val="on"/>
         </w:trPr>
         <w:tc>
           <w:tcPr/>
           <w:p>
             <w:pPr>
               <w:pStyle w:val="Compact"/>
-              <w:jc w:val="left"/>
             </w:pPr>
             <w:r>
               <w:t xml:space="preserve">Risk ID</w:t>
@@ -4888,7 +4408,6 @@
           <w:p>
             <w:pPr>
               <w:pStyle w:val="Compact"/>
-              <w:jc w:val="left"/>
             </w:pPr>
             <w:r>
               <w:t xml:space="preserve">Control</w:t>
@@ -4900,7 +4419,6 @@
           <w:p>
             <w:pPr>
               <w:pStyle w:val="Compact"/>
-              <w:jc w:val="left"/>
             </w:pPr>
             <w:r>
               <w:t xml:space="preserve">Description</w:t>
@@ -4912,7 +4430,6 @@
           <w:p>
             <w:pPr>
               <w:pStyle w:val="Compact"/>
-              <w:jc w:val="left"/>
             </w:pPr>
             <w:r>
               <w:t xml:space="preserve">Likelihood</w:t>
@@ -4924,7 +4441,6 @@
           <w:p>
             <w:pPr>
               <w:pStyle w:val="Compact"/>
-              <w:jc w:val="left"/>
             </w:pPr>
             <w:r>
               <w:t xml:space="preserve">Impact</w:t>
@@ -4936,7 +4452,6 @@
           <w:p>
             <w:pPr>
               <w:pStyle w:val="Compact"/>
-              <w:jc w:val="left"/>
             </w:pPr>
             <w:r>
               <w:t xml:space="preserve">Score</w:t>
@@ -4948,7 +4463,6 @@
           <w:p>
             <w:pPr>
               <w:pStyle w:val="Compact"/>
-              <w:jc w:val="left"/>
             </w:pPr>
             <w:r>
               <w:t xml:space="preserve">Owner</w:t>
@@ -4960,7 +4474,6 @@
           <w:p>
             <w:pPr>
               <w:pStyle w:val="Compact"/>
-              <w:jc w:val="left"/>
             </w:pPr>
             <w:r>
               <w:t xml:space="preserve">Status</w:t>
@@ -4972,7 +4485,6 @@
           <w:p>
             <w:pPr>
               <w:pStyle w:val="Compact"/>
-              <w:jc w:val="left"/>
             </w:pPr>
             <w:r>
               <w:t xml:space="preserve">Due</w:t>
@@ -4986,7 +4498,6 @@
           <w:p>
             <w:pPr>
               <w:pStyle w:val="Compact"/>
-              <w:jc w:val="left"/>
             </w:pPr>
             <w:r>
               <w:t xml:space="preserve">[R-NNN]</w:t>
@@ -4998,7 +4509,6 @@
           <w:p>
             <w:pPr>
               <w:pStyle w:val="Compact"/>
-              <w:jc w:val="left"/>
             </w:pPr>
             <w:r>
               <w:t xml:space="preserve">[ID]</w:t>
@@ -5010,7 +4520,6 @@
           <w:p>
             <w:pPr>
               <w:pStyle w:val="Compact"/>
-              <w:jc w:val="left"/>
             </w:pPr>
             <w:r>
               <w:t xml:space="preserve">[Description]</w:t>
@@ -5022,7 +4531,6 @@
           <w:p>
             <w:pPr>
               <w:pStyle w:val="Compact"/>
-              <w:jc w:val="left"/>
             </w:pPr>
             <w:r>
               <w:t xml:space="preserve">[1-5]</w:t>
@@ -5034,7 +4542,6 @@
           <w:p>
             <w:pPr>
               <w:pStyle w:val="Compact"/>
-              <w:jc w:val="left"/>
             </w:pPr>
             <w:r>
               <w:t xml:space="preserve">[1-5]</w:t>
@@ -5046,7 +4553,6 @@
           <w:p>
             <w:pPr>
               <w:pStyle w:val="Compact"/>
-              <w:jc w:val="left"/>
             </w:pPr>
             <w:r>
               <w:t xml:space="preserve">[L×I]</w:t>
@@ -5058,7 +4564,6 @@
           <w:p>
             <w:pPr>
               <w:pStyle w:val="Compact"/>
-              <w:jc w:val="left"/>
             </w:pPr>
             <w:r>
               <w:t xml:space="preserve">[Name]</w:t>
@@ -5070,7 +4575,6 @@
           <w:p>
             <w:pPr>
               <w:pStyle w:val="Compact"/>
-              <w:jc w:val="left"/>
             </w:pPr>
             <w:r>
               <w:t xml:space="preserve">Open/Closed</w:t>
@@ -5082,7 +4586,6 @@
           <w:p>
             <w:pPr>
               <w:pStyle w:val="Compact"/>
-              <w:jc w:val="left"/>
             </w:pPr>
             <w:r>
               <w:t xml:space="preserve">[Date]</w:t>
@@ -5097,8 +4600,8 @@
       </w:pPr>
       <w:r>
         <w:rPr>
+          <w:b/>
           <w:bCs/>
-          <w:b/>
         </w:rPr>
         <w:t xml:space="preserve">Scoring matrix:</w:t>
       </w:r>
@@ -5111,91 +4614,82 @@
     </w:p>
     <w:p>
       <w:pPr>
+        <w:pStyle w:val="Compact"/>
         <w:numPr>
           <w:ilvl w:val="0"/>
           <w:numId w:val="1008"/>
         </w:numPr>
+      </w:pPr>
+      <w:r>
+        <w:t xml:space="preserve">Score 1–4: Accept (document and monitor)</w:t>
+      </w:r>
+    </w:p>
+    <w:p>
+      <w:pPr>
         <w:pStyle w:val="Compact"/>
-      </w:pPr>
-      <w:r>
-        <w:t xml:space="preserve">Score 1–4: Accept (document and monitor)</w:t>
-      </w:r>
-    </w:p>
-    <w:p>
-      <w:pPr>
         <w:numPr>
           <w:ilvl w:val="0"/>
           <w:numId w:val="1008"/>
         </w:numPr>
+      </w:pPr>
+      <w:r>
+        <w:t xml:space="preserve">Score 5–9: Mitigate (POA&amp;M required within 90 days)</w:t>
+      </w:r>
+    </w:p>
+    <w:p>
+      <w:pPr>
         <w:pStyle w:val="Compact"/>
-      </w:pPr>
-      <w:r>
-        <w:t xml:space="preserve">Score 5–9: Mitigate (POA&amp;M required within 90 days)</w:t>
-      </w:r>
-    </w:p>
-    <w:p>
-      <w:pPr>
         <w:numPr>
           <w:ilvl w:val="0"/>
           <w:numId w:val="1008"/>
         </w:numPr>
+      </w:pPr>
+      <w:r>
+        <w:t xml:space="preserve">Score 10–15: Mitigate urgently (POA&amp;M required within 30 days)</w:t>
+      </w:r>
+    </w:p>
+    <w:p>
+      <w:pPr>
         <w:pStyle w:val="Compact"/>
-      </w:pPr>
-      <w:r>
-        <w:t xml:space="preserve">Score 10–15: Mitigate urgently (POA&amp;M required within 30 days)</w:t>
-      </w:r>
-    </w:p>
-    <w:p>
-      <w:pPr>
         <w:numPr>
           <w:ilvl w:val="0"/>
           <w:numId w:val="1008"/>
         </w:numPr>
+      </w:pPr>
+      <w:r>
+        <w:t xml:space="preserve">Score 16–25: Escalate to AO (POA&amp;M required within 15 days)</w:t>
+      </w:r>
+    </w:p>
+    <w:bookmarkEnd w:id="32"/>
+    <w:bookmarkStart w:id="33" w:name="risk-response-options"/>
+    <w:p>
+      <w:pPr>
+        <w:pStyle w:val="Heading2"/>
+      </w:pPr>
+      <w:r>
+        <w:t xml:space="preserve">5.4 Risk Response Options</w:t>
+      </w:r>
+    </w:p>
+    <w:p>
+      <w:pPr>
+        <w:pStyle w:val="FirstParagraph"/>
+      </w:pPr>
+      <w:r>
+        <w:t xml:space="preserve">For each identified risk the ISSO documents the chosen response:</w:t>
+      </w:r>
+    </w:p>
+    <w:p>
+      <w:pPr>
         <w:pStyle w:val="Compact"/>
-      </w:pPr>
-      <w:r>
-        <w:t xml:space="preserve">Score 16–25: Escalate to AO (POA&amp;M required within 15 days)</w:t>
-      </w:r>
-    </w:p>
-    <w:bookmarkEnd w:id="43"/>
-    <w:bookmarkStart w:id="44" w:name="risk-response-options"/>
-    <w:p>
-      <w:pPr>
-        <w:pStyle w:val="Heading2"/>
-      </w:pPr>
-      <w:r>
-        <w:rPr>
-          <w:rStyle w:val="SectionNumber"/>
-        </w:rPr>
-        <w:t xml:space="preserve">5.4</w:t>
-      </w:r>
-      <w:r>
-        <w:tab/>
-      </w:r>
-      <w:r>
-        <w:t xml:space="preserve">Risk Response Options</w:t>
-      </w:r>
-    </w:p>
-    <w:p>
-      <w:pPr>
-        <w:pStyle w:val="FirstParagraph"/>
-      </w:pPr>
-      <w:r>
-        <w:t xml:space="preserve">For each identified risk the ISSO documents the chosen response:</w:t>
-      </w:r>
-    </w:p>
-    <w:p>
-      <w:pPr>
         <w:numPr>
           <w:ilvl w:val="0"/>
           <w:numId w:val="1009"/>
         </w:numPr>
-        <w:pStyle w:val="Compact"/>
       </w:pPr>
       <w:r>
         <w:rPr>
+          <w:b/>
           <w:bCs/>
-          <w:b/>
         </w:rPr>
         <w:t xml:space="preserve">Mitigate:</w:t>
       </w:r>
@@ -5208,16 +4702,16 @@
     </w:p>
     <w:p>
       <w:pPr>
+        <w:pStyle w:val="Compact"/>
         <w:numPr>
           <w:ilvl w:val="0"/>
           <w:numId w:val="1009"/>
         </w:numPr>
-        <w:pStyle w:val="Compact"/>
       </w:pPr>
       <w:r>
         <w:rPr>
+          <w:b/>
           <w:bCs/>
-          <w:b/>
         </w:rPr>
         <w:t xml:space="preserve">Transfer:</w:t>
       </w:r>
@@ -5230,16 +4724,16 @@
     </w:p>
     <w:p>
       <w:pPr>
+        <w:pStyle w:val="Compact"/>
         <w:numPr>
           <w:ilvl w:val="0"/>
           <w:numId w:val="1009"/>
         </w:numPr>
-        <w:pStyle w:val="Compact"/>
       </w:pPr>
       <w:r>
         <w:rPr>
+          <w:b/>
           <w:bCs/>
-          <w:b/>
         </w:rPr>
         <w:t xml:space="preserve">Accept:</w:t>
       </w:r>
@@ -5252,16 +4746,16 @@
     </w:p>
     <w:p>
       <w:pPr>
+        <w:pStyle w:val="Compact"/>
         <w:numPr>
           <w:ilvl w:val="0"/>
           <w:numId w:val="1009"/>
         </w:numPr>
-        <w:pStyle w:val="Compact"/>
       </w:pPr>
       <w:r>
         <w:rPr>
+          <w:b/>
           <w:bCs/>
-          <w:b/>
         </w:rPr>
         <w:t xml:space="preserve">Avoid:</w:t>
       </w:r>
@@ -5279,42 +4773,24 @@
         </w:pict>
       </w:r>
     </w:p>
-    <w:bookmarkEnd w:id="44"/>
-    <w:bookmarkEnd w:id="45"/>
-    <w:bookmarkStart w:id="50" w:name="Xe72d98f2c6290eae65662920ae3e1fff22106c5"/>
+    <w:bookmarkEnd w:id="33"/>
+    <w:bookmarkEnd w:id="34"/>
+    <w:bookmarkStart w:id="39" w:name="Xe72d98f2c6290eae65662920ae3e1fff22106c5"/>
     <w:p>
       <w:pPr>
         <w:pStyle w:val="Heading1"/>
       </w:pPr>
       <w:r>
-        <w:rPr>
-          <w:rStyle w:val="SectionNumber"/>
-        </w:rPr>
-        <w:t xml:space="preserve">6</w:t>
-      </w:r>
-      <w:r>
-        <w:tab/>
-      </w:r>
-      <w:r>
-        <w:t xml:space="preserve">Testing, Training, and Monitoring Plan (PM-14)</w:t>
-      </w:r>
-    </w:p>
-    <w:bookmarkStart w:id="46" w:name="ttm-framework"/>
+        <w:t xml:space="preserve">6. Testing, Training, and Monitoring Plan (PM-14)</w:t>
+      </w:r>
+    </w:p>
+    <w:bookmarkStart w:id="35" w:name="ttm-framework"/>
     <w:p>
       <w:pPr>
         <w:pStyle w:val="Heading2"/>
       </w:pPr>
       <w:r>
-        <w:rPr>
-          <w:rStyle w:val="SectionNumber"/>
-        </w:rPr>
-        <w:t xml:space="preserve">6.1</w:t>
-      </w:r>
-      <w:r>
-        <w:tab/>
-      </w:r>
-      <w:r>
-        <w:t xml:space="preserve">T&amp;T&amp;M Framework</w:t>
+        <w:t xml:space="preserve">6.1 T&amp;T&amp;M Framework</w:t>
       </w:r>
     </w:p>
     <w:p>
@@ -5331,31 +4807,22 @@
         <w:t xml:space="preserve">monitoring program with defined schedules and accountability.</w:t>
       </w:r>
     </w:p>
-    <w:bookmarkEnd w:id="46"/>
-    <w:bookmarkStart w:id="47" w:name="testing-schedule"/>
+    <w:bookmarkEnd w:id="35"/>
+    <w:bookmarkStart w:id="36" w:name="testing-schedule"/>
     <w:p>
       <w:pPr>
         <w:pStyle w:val="Heading2"/>
       </w:pPr>
       <w:r>
-        <w:rPr>
-          <w:rStyle w:val="SectionNumber"/>
-        </w:rPr>
-        <w:t xml:space="preserve">6.2</w:t>
-      </w:r>
-      <w:r>
-        <w:tab/>
-      </w:r>
-      <w:r>
-        <w:t xml:space="preserve">Testing Schedule</w:t>
+        <w:t xml:space="preserve">6.2 Testing Schedule</w:t>
       </w:r>
     </w:p>
     <w:tbl>
       <w:tblPr>
         <w:tblStyle w:val="Table"/>
         <w:tblW w:type="pct" w:w="5000"/>
+        <w:tblLayout w:type="fixed"/>
         <w:tblLook w:firstRow="1" w:lastRow="0" w:firstColumn="0" w:lastColumn="0" w:noHBand="0" w:noVBand="0" w:val="0020"/>
-        <w:jc w:val="start"/>
       </w:tblPr>
       <w:tblGrid>
         <w:gridCol w:w="1643"/>
@@ -5365,14 +4832,13 @@
       </w:tblGrid>
       <w:tr>
         <w:trPr>
-          <w:tblHeader w:val="true"/>
+          <w:tblHeader w:val="on"/>
         </w:trPr>
         <w:tc>
           <w:tcPr/>
           <w:p>
             <w:pPr>
               <w:pStyle w:val="Compact"/>
-              <w:jc w:val="left"/>
             </w:pPr>
             <w:r>
               <w:t xml:space="preserve">Test Type</w:t>
@@ -5384,7 +4850,6 @@
           <w:p>
             <w:pPr>
               <w:pStyle w:val="Compact"/>
-              <w:jc w:val="left"/>
             </w:pPr>
             <w:r>
               <w:t xml:space="preserve">Frequency</w:t>
@@ -5396,7 +4861,6 @@
           <w:p>
             <w:pPr>
               <w:pStyle w:val="Compact"/>
-              <w:jc w:val="left"/>
             </w:pPr>
             <w:r>
               <w:t xml:space="preserve">Responsible</w:t>
@@ -5408,7 +4872,6 @@
           <w:p>
             <w:pPr>
               <w:pStyle w:val="Compact"/>
-              <w:jc w:val="left"/>
             </w:pPr>
             <w:r>
               <w:t xml:space="preserve">Evidence Artifact</w:t>
@@ -5422,7 +4885,6 @@
           <w:p>
             <w:pPr>
               <w:pStyle w:val="Compact"/>
-              <w:jc w:val="left"/>
             </w:pPr>
             <w:r>
               <w:t xml:space="preserve">Annual security assessment (3PAO)</w:t>
@@ -5434,7 +4896,6 @@
           <w:p>
             <w:pPr>
               <w:pStyle w:val="Compact"/>
-              <w:jc w:val="left"/>
             </w:pPr>
             <w:r>
               <w:t xml:space="preserve">Annual</w:t>
@@ -5446,7 +4907,6 @@
           <w:p>
             <w:pPr>
               <w:pStyle w:val="Compact"/>
-              <w:jc w:val="left"/>
             </w:pPr>
             <w:r>
               <w:t xml:space="preserve">AO / CISO</w:t>
@@ -5458,7 +4918,6 @@
           <w:p>
             <w:pPr>
               <w:pStyle w:val="Compact"/>
-              <w:jc w:val="left"/>
             </w:pPr>
             <w:r>
               <w:t xml:space="preserve">Assessment report</w:t>
@@ -5472,7 +4931,6 @@
           <w:p>
             <w:pPr>
               <w:pStyle w:val="Compact"/>
-              <w:jc w:val="left"/>
             </w:pPr>
             <w:r>
               <w:t xml:space="preserve">Penetration test</w:t>
@@ -5484,7 +4942,6 @@
           <w:p>
             <w:pPr>
               <w:pStyle w:val="Compact"/>
-              <w:jc w:val="left"/>
             </w:pPr>
             <w:r>
               <w:t xml:space="preserve">Annual</w:t>
@@ -5496,7 +4953,6 @@
           <w:p>
             <w:pPr>
               <w:pStyle w:val="Compact"/>
-              <w:jc w:val="left"/>
             </w:pPr>
             <w:r>
               <w:t xml:space="preserve">3PAO</w:t>
@@ -5508,7 +4964,6 @@
           <w:p>
             <w:pPr>
               <w:pStyle w:val="Compact"/>
-              <w:jc w:val="left"/>
             </w:pPr>
             <w:r>
               <w:t xml:space="preserve">Pen test report</w:t>
@@ -5522,7 +4977,6 @@
           <w:p>
             <w:pPr>
               <w:pStyle w:val="Compact"/>
-              <w:jc w:val="left"/>
             </w:pPr>
             <w:r>
               <w:t xml:space="preserve">Tabletop incident response exercise</w:t>
@@ -5534,7 +4988,6 @@
           <w:p>
             <w:pPr>
               <w:pStyle w:val="Compact"/>
-              <w:jc w:val="left"/>
             </w:pPr>
             <w:r>
               <w:t xml:space="preserve">Semi-annual</w:t>
@@ -5546,7 +4999,6 @@
           <w:p>
             <w:pPr>
               <w:pStyle w:val="Compact"/>
-              <w:jc w:val="left"/>
             </w:pPr>
             <w:r>
               <w:t xml:space="preserve">ISSO / SOC</w:t>
@@ -5558,7 +5010,6 @@
           <w:p>
             <w:pPr>
               <w:pStyle w:val="Compact"/>
-              <w:jc w:val="left"/>
             </w:pPr>
             <w:r>
               <w:t xml:space="preserve">Exercise after-action report</w:t>
@@ -5572,7 +5023,6 @@
           <w:p>
             <w:pPr>
               <w:pStyle w:val="Compact"/>
-              <w:jc w:val="left"/>
             </w:pPr>
             <w:r>
               <w:t xml:space="preserve">Control spot-check (automated KSI monitoring)</w:t>
@@ -5584,7 +5034,6 @@
           <w:p>
             <w:pPr>
               <w:pStyle w:val="Compact"/>
-              <w:jc w:val="left"/>
             </w:pPr>
             <w:r>
               <w:t xml:space="preserve">Continuous</w:t>
@@ -5596,7 +5045,6 @@
           <w:p>
             <w:pPr>
               <w:pStyle w:val="Compact"/>
-              <w:jc w:val="left"/>
             </w:pPr>
             <w:r>
               <w:t xml:space="preserve">DevSecOps / SOC</w:t>
@@ -5608,7 +5056,6 @@
           <w:p>
             <w:pPr>
               <w:pStyle w:val="Compact"/>
-              <w:jc w:val="left"/>
             </w:pPr>
             <w:r>
               <w:t xml:space="preserve">Sentinel dashboard</w:t>
@@ -5622,7 +5069,6 @@
           <w:p>
             <w:pPr>
               <w:pStyle w:val="Compact"/>
-              <w:jc w:val="left"/>
             </w:pPr>
             <w:r>
               <w:t xml:space="preserve">Vulnerability scan (Defender VM)</w:t>
@@ -5634,7 +5080,6 @@
           <w:p>
             <w:pPr>
               <w:pStyle w:val="Compact"/>
-              <w:jc w:val="left"/>
             </w:pPr>
             <w:r>
               <w:t xml:space="preserve">Continuous</w:t>
@@ -5646,7 +5091,6 @@
           <w:p>
             <w:pPr>
               <w:pStyle w:val="Compact"/>
-              <w:jc w:val="left"/>
             </w:pPr>
             <w:r>
               <w:t xml:space="preserve">SOC</w:t>
@@ -5658,21 +5102,19 @@
           <w:p>
             <w:pPr>
               <w:pStyle w:val="Compact"/>
-              <w:jc w:val="left"/>
-            </w:pPr>
-            <w:r>
-              <w:t xml:space="preserve">Part 8 Defender VM output</w:t>
-            </w:r>
-          </w:p>
-        </w:tc>
-      </w:tr>
-      <w:tr>
-        <w:tc>
-          <w:tcPr/>
-          <w:p>
-            <w:pPr>
-              <w:pStyle w:val="Compact"/>
-              <w:jc w:val="left"/>
+            </w:pPr>
+            <w:r>
+              <w:t xml:space="preserve">Part 11 Defender VM output</w:t>
+            </w:r>
+          </w:p>
+        </w:tc>
+      </w:tr>
+      <w:tr>
+        <w:tc>
+          <w:tcPr/>
+          <w:p>
+            <w:pPr>
+              <w:pStyle w:val="Compact"/>
             </w:pPr>
             <w:r>
               <w:t xml:space="preserve">SBOM/VDR scan (Grype CI gate)</w:t>
@@ -5684,7 +5126,6 @@
           <w:p>
             <w:pPr>
               <w:pStyle w:val="Compact"/>
-              <w:jc w:val="left"/>
             </w:pPr>
             <w:r>
               <w:t xml:space="preserve">Every PR merge</w:t>
@@ -5696,7 +5137,6 @@
           <w:p>
             <w:pPr>
               <w:pStyle w:val="Compact"/>
-              <w:jc w:val="left"/>
             </w:pPr>
             <w:r>
               <w:t xml:space="preserve">DevSecOps</w:t>
@@ -5708,21 +5148,19 @@
           <w:p>
             <w:pPr>
               <w:pStyle w:val="Compact"/>
-              <w:jc w:val="left"/>
-            </w:pPr>
-            <w:r>
-              <w:t xml:space="preserve">Part 12 CI logs</w:t>
-            </w:r>
-          </w:p>
-        </w:tc>
-      </w:tr>
-      <w:tr>
-        <w:tc>
-          <w:tcPr/>
-          <w:p>
-            <w:pPr>
-              <w:pStyle w:val="Compact"/>
-              <w:jc w:val="left"/>
+            </w:pPr>
+            <w:r>
+              <w:t xml:space="preserve">Part 15 CI logs</w:t>
+            </w:r>
+          </w:p>
+        </w:tc>
+      </w:tr>
+      <w:tr>
+        <w:tc>
+          <w:tcPr/>
+          <w:p>
+            <w:pPr>
+              <w:pStyle w:val="Compact"/>
             </w:pPr>
             <w:r>
               <w:t xml:space="preserve">Contingency plan test</w:t>
@@ -5734,7 +5172,6 @@
           <w:p>
             <w:pPr>
               <w:pStyle w:val="Compact"/>
-              <w:jc w:val="left"/>
             </w:pPr>
             <w:r>
               <w:t xml:space="preserve">Annual</w:t>
@@ -5746,7 +5183,6 @@
           <w:p>
             <w:pPr>
               <w:pStyle w:val="Compact"/>
-              <w:jc w:val="left"/>
             </w:pPr>
             <w:r>
               <w:t xml:space="preserve">ISSO</w:t>
@@ -5758,7 +5194,6 @@
           <w:p>
             <w:pPr>
               <w:pStyle w:val="Compact"/>
-              <w:jc w:val="left"/>
             </w:pPr>
             <w:r>
               <w:t xml:space="preserve">CP-4 test results</w:t>
@@ -5772,7 +5207,6 @@
           <w:p>
             <w:pPr>
               <w:pStyle w:val="Compact"/>
-              <w:jc w:val="left"/>
             </w:pPr>
             <w:r>
               <w:t xml:space="preserve">Configuration baseline review</w:t>
@@ -5784,7 +5218,6 @@
           <w:p>
             <w:pPr>
               <w:pStyle w:val="Compact"/>
-              <w:jc w:val="left"/>
             </w:pPr>
             <w:r>
               <w:t xml:space="preserve">Quarterly</w:t>
@@ -5796,7 +5229,6 @@
           <w:p>
             <w:pPr>
               <w:pStyle w:val="Compact"/>
-              <w:jc w:val="left"/>
             </w:pPr>
             <w:r>
               <w:t xml:space="preserve">DevSecOps</w:t>
@@ -5808,7 +5240,6 @@
           <w:p>
             <w:pPr>
               <w:pStyle w:val="Compact"/>
-              <w:jc w:val="left"/>
             </w:pPr>
             <w:r>
               <w:t xml:space="preserve">GitHub baseline diff</w:t>
@@ -5817,23 +5248,14 @@
         </w:tc>
       </w:tr>
     </w:tbl>
-    <w:bookmarkEnd w:id="47"/>
-    <w:bookmarkStart w:id="48" w:name="training-requirements"/>
+    <w:bookmarkEnd w:id="36"/>
+    <w:bookmarkStart w:id="37" w:name="training-requirements"/>
     <w:p>
       <w:pPr>
         <w:pStyle w:val="Heading2"/>
       </w:pPr>
       <w:r>
-        <w:rPr>
-          <w:rStyle w:val="SectionNumber"/>
-        </w:rPr>
-        <w:t xml:space="preserve">6.3</w:t>
-      </w:r>
-      <w:r>
-        <w:tab/>
-      </w:r>
-      <w:r>
-        <w:t xml:space="preserve">Training Requirements</w:t>
+        <w:t xml:space="preserve">6.3 Training Requirements</w:t>
       </w:r>
     </w:p>
     <w:p>
@@ -5854,8 +5276,8 @@
       <w:tblPr>
         <w:tblStyle w:val="Table"/>
         <w:tblW w:type="pct" w:w="5000"/>
+        <w:tblLayout w:type="fixed"/>
         <w:tblLook w:firstRow="1" w:lastRow="0" w:firstColumn="0" w:lastColumn="0" w:noHBand="0" w:noVBand="0" w:val="0020"/>
-        <w:jc w:val="start"/>
       </w:tblPr>
       <w:tblGrid>
         <w:gridCol w:w="1685"/>
@@ -5865,14 +5287,13 @@
       </w:tblGrid>
       <w:tr>
         <w:trPr>
-          <w:tblHeader w:val="true"/>
+          <w:tblHeader w:val="on"/>
         </w:trPr>
         <w:tc>
           <w:tcPr/>
           <w:p>
             <w:pPr>
               <w:pStyle w:val="Compact"/>
-              <w:jc w:val="left"/>
             </w:pPr>
             <w:r>
               <w:t xml:space="preserve">Training</w:t>
@@ -5884,7 +5305,6 @@
           <w:p>
             <w:pPr>
               <w:pStyle w:val="Compact"/>
-              <w:jc w:val="left"/>
             </w:pPr>
             <w:r>
               <w:t xml:space="preserve">Frequency</w:t>
@@ -5896,7 +5316,6 @@
           <w:p>
             <w:pPr>
               <w:pStyle w:val="Compact"/>
-              <w:jc w:val="left"/>
             </w:pPr>
             <w:r>
               <w:t xml:space="preserve">Audience</w:t>
@@ -5908,7 +5327,6 @@
           <w:p>
             <w:pPr>
               <w:pStyle w:val="Compact"/>
-              <w:jc w:val="left"/>
             </w:pPr>
             <w:r>
               <w:t xml:space="preserve">Tracking System</w:t>
@@ -5922,7 +5340,6 @@
           <w:p>
             <w:pPr>
               <w:pStyle w:val="Compact"/>
-              <w:jc w:val="left"/>
             </w:pPr>
             <w:r>
               <w:t xml:space="preserve">Security awareness (role-based)</w:t>
@@ -5934,7 +5351,6 @@
           <w:p>
             <w:pPr>
               <w:pStyle w:val="Compact"/>
-              <w:jc w:val="left"/>
             </w:pPr>
             <w:r>
               <w:t xml:space="preserve">Annual</w:t>
@@ -5946,7 +5362,6 @@
           <w:p>
             <w:pPr>
               <w:pStyle w:val="Compact"/>
-              <w:jc w:val="left"/>
             </w:pPr>
             <w:r>
               <w:t xml:space="preserve">All users</w:t>
@@ -5958,7 +5373,6 @@
           <w:p>
             <w:pPr>
               <w:pStyle w:val="Compact"/>
-              <w:jc w:val="left"/>
             </w:pPr>
             <w:r>
               <w:t xml:space="preserve">[LMS NAME]</w:t>
@@ -5972,7 +5386,6 @@
           <w:p>
             <w:pPr>
               <w:pStyle w:val="Compact"/>
-              <w:jc w:val="left"/>
             </w:pPr>
             <w:r>
               <w:t xml:space="preserve">FedRAMP procedures</w:t>
@@ -5984,7 +5397,6 @@
           <w:p>
             <w:pPr>
               <w:pStyle w:val="Compact"/>
-              <w:jc w:val="left"/>
             </w:pPr>
             <w:r>
               <w:t xml:space="preserve">Annual</w:t>
@@ -5996,7 +5408,6 @@
           <w:p>
             <w:pPr>
               <w:pStyle w:val="Compact"/>
-              <w:jc w:val="left"/>
             </w:pPr>
             <w:r>
               <w:t xml:space="preserve">ISSO, security team</w:t>
@@ -6008,7 +5419,6 @@
           <w:p>
             <w:pPr>
               <w:pStyle w:val="Compact"/>
-              <w:jc w:val="left"/>
             </w:pPr>
             <w:r>
               <w:t xml:space="preserve">[LMS NAME]</w:t>
@@ -6022,7 +5432,6 @@
           <w:p>
             <w:pPr>
               <w:pStyle w:val="Compact"/>
-              <w:jc w:val="left"/>
             </w:pPr>
             <w:r>
               <w:t xml:space="preserve">Incident response procedures</w:t>
@@ -6034,7 +5443,6 @@
           <w:p>
             <w:pPr>
               <w:pStyle w:val="Compact"/>
-              <w:jc w:val="left"/>
             </w:pPr>
             <w:r>
               <w:t xml:space="preserve">Semi-annual</w:t>
@@ -6046,7 +5454,6 @@
           <w:p>
             <w:pPr>
               <w:pStyle w:val="Compact"/>
-              <w:jc w:val="left"/>
             </w:pPr>
             <w:r>
               <w:t xml:space="preserve">ISSO, SOC, DevSecOps</w:t>
@@ -6058,7 +5465,6 @@
           <w:p>
             <w:pPr>
               <w:pStyle w:val="Compact"/>
-              <w:jc w:val="left"/>
             </w:pPr>
             <w:r>
               <w:t xml:space="preserve">Tabletop exercise roster</w:t>
@@ -6072,7 +5478,6 @@
           <w:p>
             <w:pPr>
               <w:pStyle w:val="Compact"/>
-              <w:jc w:val="left"/>
             </w:pPr>
             <w:r>
               <w:t xml:space="preserve">SBOM/supply chain awareness</w:t>
@@ -6084,7 +5489,6 @@
           <w:p>
             <w:pPr>
               <w:pStyle w:val="Compact"/>
-              <w:jc w:val="left"/>
             </w:pPr>
             <w:r>
               <w:t xml:space="preserve">Annual</w:t>
@@ -6096,7 +5500,6 @@
           <w:p>
             <w:pPr>
               <w:pStyle w:val="Compact"/>
-              <w:jc w:val="left"/>
             </w:pPr>
             <w:r>
               <w:t xml:space="preserve">DevSecOps, procurement</w:t>
@@ -6108,7 +5511,6 @@
           <w:p>
             <w:pPr>
               <w:pStyle w:val="Compact"/>
-              <w:jc w:val="left"/>
             </w:pPr>
             <w:r>
               <w:t xml:space="preserve">[LMS NAME]</w:t>
@@ -6122,7 +5524,6 @@
           <w:p>
             <w:pPr>
               <w:pStyle w:val="Compact"/>
-              <w:jc w:val="left"/>
             </w:pPr>
             <w:r>
               <w:t xml:space="preserve">Privacy (PII handling)</w:t>
@@ -6134,7 +5535,6 @@
           <w:p>
             <w:pPr>
               <w:pStyle w:val="Compact"/>
-              <w:jc w:val="left"/>
             </w:pPr>
             <w:r>
               <w:t xml:space="preserve">Annual</w:t>
@@ -6146,7 +5546,6 @@
           <w:p>
             <w:pPr>
               <w:pStyle w:val="Compact"/>
-              <w:jc w:val="left"/>
             </w:pPr>
             <w:r>
               <w:t xml:space="preserve">All users with PII access</w:t>
@@ -6158,7 +5557,6 @@
           <w:p>
             <w:pPr>
               <w:pStyle w:val="Compact"/>
-              <w:jc w:val="left"/>
             </w:pPr>
             <w:r>
               <w:t xml:space="preserve">[LMS NAME]</w:t>
@@ -6167,23 +5565,14 @@
         </w:tc>
       </w:tr>
     </w:tbl>
-    <w:bookmarkEnd w:id="48"/>
-    <w:bookmarkStart w:id="49" w:name="continuous-monitoring-program"/>
+    <w:bookmarkEnd w:id="37"/>
+    <w:bookmarkStart w:id="38" w:name="continuous-monitoring-program"/>
     <w:p>
       <w:pPr>
         <w:pStyle w:val="Heading2"/>
       </w:pPr>
       <w:r>
-        <w:rPr>
-          <w:rStyle w:val="SectionNumber"/>
-        </w:rPr>
-        <w:t xml:space="preserve">6.4</w:t>
-      </w:r>
-      <w:r>
-        <w:tab/>
-      </w:r>
-      <w:r>
-        <w:t xml:space="preserve">Continuous Monitoring Program</w:t>
+        <w:t xml:space="preserve">6.4 Continuous Monitoring Program</w:t>
       </w:r>
     </w:p>
     <w:p>
@@ -6197,7 +5586,7 @@
         <w:t xml:space="preserve"> </w:t>
       </w:r>
       <w:r>
-        <w:t xml:space="preserve">operationalized through the Part 10 Sentinel XDR platform with the following</w:t>
+        <w:t xml:space="preserve">operationalized through the Part 13 Sentinel XDR platform with the following</w:t>
       </w:r>
       <w:r>
         <w:t xml:space="preserve"> </w:t>
@@ -6210,8 +5599,8 @@
       <w:tblPr>
         <w:tblStyle w:val="Table"/>
         <w:tblW w:type="pct" w:w="5000"/>
+        <w:tblLayout w:type="fixed"/>
         <w:tblLook w:firstRow="1" w:lastRow="0" w:firstColumn="0" w:lastColumn="0" w:noHBand="0" w:noVBand="0" w:val="0020"/>
-        <w:jc w:val="start"/>
       </w:tblPr>
       <w:tblGrid>
         <w:gridCol w:w="1584"/>
@@ -6221,14 +5610,13 @@
       </w:tblGrid>
       <w:tr>
         <w:trPr>
-          <w:tblHeader w:val="true"/>
+          <w:tblHeader w:val="on"/>
         </w:trPr>
         <w:tc>
           <w:tcPr/>
           <w:p>
             <w:pPr>
               <w:pStyle w:val="Compact"/>
-              <w:jc w:val="left"/>
             </w:pPr>
             <w:r>
               <w:t xml:space="preserve">Dimension</w:t>
@@ -6240,7 +5628,6 @@
           <w:p>
             <w:pPr>
               <w:pStyle w:val="Compact"/>
-              <w:jc w:val="left"/>
             </w:pPr>
             <w:r>
               <w:t xml:space="preserve">KSI Theme</w:t>
@@ -6252,7 +5639,6 @@
           <w:p>
             <w:pPr>
               <w:pStyle w:val="Compact"/>
-              <w:jc w:val="left"/>
             </w:pPr>
             <w:r>
               <w:t xml:space="preserve">Sentinel Workbook</w:t>
@@ -6264,7 +5650,6 @@
           <w:p>
             <w:pPr>
               <w:pStyle w:val="Compact"/>
-              <w:jc w:val="left"/>
             </w:pPr>
             <w:r>
               <w:t xml:space="preserve">Alert Cadence</w:t>
@@ -6278,7 +5663,6 @@
           <w:p>
             <w:pPr>
               <w:pStyle w:val="Compact"/>
-              <w:jc w:val="left"/>
             </w:pPr>
             <w:r>
               <w:t xml:space="preserve">Identity anomalies</w:t>
@@ -6290,7 +5674,6 @@
           <w:p>
             <w:pPr>
               <w:pStyle w:val="Compact"/>
-              <w:jc w:val="left"/>
             </w:pPr>
             <w:r>
               <w:t xml:space="preserve">KSI-IAM</w:t>
@@ -6302,7 +5685,6 @@
           <w:p>
             <w:pPr>
               <w:pStyle w:val="Compact"/>
-              <w:jc w:val="left"/>
             </w:pPr>
             <w:r>
               <w:t xml:space="preserve">Identity &amp; Access</w:t>
@@ -6314,7 +5696,6 @@
           <w:p>
             <w:pPr>
               <w:pStyle w:val="Compact"/>
-              <w:jc w:val="left"/>
             </w:pPr>
             <w:r>
               <w:t xml:space="preserve">Real-time</w:t>
@@ -6328,7 +5709,6 @@
           <w:p>
             <w:pPr>
               <w:pStyle w:val="Compact"/>
-              <w:jc w:val="left"/>
             </w:pPr>
             <w:r>
               <w:t xml:space="preserve">Network anomalies</w:t>
@@ -6340,7 +5720,6 @@
           <w:p>
             <w:pPr>
               <w:pStyle w:val="Compact"/>
-              <w:jc w:val="left"/>
             </w:pPr>
             <w:r>
               <w:t xml:space="preserve">KSI-CNA</w:t>
@@ -6352,7 +5731,6 @@
           <w:p>
             <w:pPr>
               <w:pStyle w:val="Compact"/>
-              <w:jc w:val="left"/>
             </w:pPr>
             <w:r>
               <w:t xml:space="preserve">Network Security</w:t>
@@ -6364,7 +5742,6 @@
           <w:p>
             <w:pPr>
               <w:pStyle w:val="Compact"/>
-              <w:jc w:val="left"/>
             </w:pPr>
             <w:r>
               <w:t xml:space="preserve">Real-time</w:t>
@@ -6378,7 +5755,6 @@
           <w:p>
             <w:pPr>
               <w:pStyle w:val="Compact"/>
-              <w:jc w:val="left"/>
             </w:pPr>
             <w:r>
               <w:t xml:space="preserve">Endpoint threats</w:t>
@@ -6390,7 +5766,6 @@
           <w:p>
             <w:pPr>
               <w:pStyle w:val="Compact"/>
-              <w:jc w:val="left"/>
             </w:pPr>
             <w:r>
               <w:t xml:space="preserve">KSI-PIY</w:t>
@@ -6402,7 +5777,6 @@
           <w:p>
             <w:pPr>
               <w:pStyle w:val="Compact"/>
-              <w:jc w:val="left"/>
             </w:pPr>
             <w:r>
               <w:t xml:space="preserve">Endpoint Protection</w:t>
@@ -6414,7 +5788,6 @@
           <w:p>
             <w:pPr>
               <w:pStyle w:val="Compact"/>
-              <w:jc w:val="left"/>
             </w:pPr>
             <w:r>
               <w:t xml:space="preserve">Real-time</w:t>
@@ -6428,7 +5801,6 @@
           <w:p>
             <w:pPr>
               <w:pStyle w:val="Compact"/>
-              <w:jc w:val="left"/>
             </w:pPr>
             <w:r>
               <w:t xml:space="preserve">Vulnerability posture</w:t>
@@ -6440,7 +5812,6 @@
           <w:p>
             <w:pPr>
               <w:pStyle w:val="Compact"/>
-              <w:jc w:val="left"/>
             </w:pPr>
             <w:r>
               <w:t xml:space="preserve">KSI-MLA</w:t>
@@ -6452,7 +5823,6 @@
           <w:p>
             <w:pPr>
               <w:pStyle w:val="Compact"/>
-              <w:jc w:val="left"/>
             </w:pPr>
             <w:r>
               <w:t xml:space="preserve">Vulnerability Dashboard</w:t>
@@ -6464,7 +5834,6 @@
           <w:p>
             <w:pPr>
               <w:pStyle w:val="Compact"/>
-              <w:jc w:val="left"/>
             </w:pPr>
             <w:r>
               <w:t xml:space="preserve">Daily</w:t>
@@ -6478,7 +5847,6 @@
           <w:p>
             <w:pPr>
               <w:pStyle w:val="Compact"/>
-              <w:jc w:val="left"/>
             </w:pPr>
             <w:r>
               <w:t xml:space="preserve">SBOM drift / CVE ingestion</w:t>
@@ -6490,7 +5858,6 @@
           <w:p>
             <w:pPr>
               <w:pStyle w:val="Compact"/>
-              <w:jc w:val="left"/>
             </w:pPr>
             <w:r>
               <w:t xml:space="preserve">KSI-CMT / KSI-SCR</w:t>
@@ -6502,7 +5869,6 @@
           <w:p>
             <w:pPr>
               <w:pStyle w:val="Compact"/>
-              <w:jc w:val="left"/>
             </w:pPr>
             <w:r>
               <w:t xml:space="preserve">SBOM Dashboard</w:t>
@@ -6514,7 +5880,6 @@
           <w:p>
             <w:pPr>
               <w:pStyle w:val="Compact"/>
-              <w:jc w:val="left"/>
             </w:pPr>
             <w:r>
               <w:t xml:space="preserve">Per-commit</w:t>
@@ -6528,7 +5893,6 @@
           <w:p>
             <w:pPr>
               <w:pStyle w:val="Compact"/>
-              <w:jc w:val="left"/>
             </w:pPr>
             <w:r>
               <w:t xml:space="preserve">Log completeness</w:t>
@@ -6540,7 +5904,6 @@
           <w:p>
             <w:pPr>
               <w:pStyle w:val="Compact"/>
-              <w:jc w:val="left"/>
             </w:pPr>
             <w:r>
               <w:t xml:space="preserve">KSI-MLA</w:t>
@@ -6552,7 +5915,6 @@
           <w:p>
             <w:pPr>
               <w:pStyle w:val="Compact"/>
-              <w:jc w:val="left"/>
             </w:pPr>
             <w:r>
               <w:t xml:space="preserve">Log Analytics Health</w:t>
@@ -6564,7 +5926,6 @@
           <w:p>
             <w:pPr>
               <w:pStyle w:val="Compact"/>
-              <w:jc w:val="left"/>
             </w:pPr>
             <w:r>
               <w:t xml:space="preserve">Hourly</w:t>
@@ -6580,42 +5941,24 @@
         </w:pict>
       </w:r>
     </w:p>
-    <w:bookmarkEnd w:id="49"/>
-    <w:bookmarkEnd w:id="50"/>
-    <w:bookmarkStart w:id="55" w:name="security-contact-registry-pm-15"/>
+    <w:bookmarkEnd w:id="38"/>
+    <w:bookmarkEnd w:id="39"/>
+    <w:bookmarkStart w:id="44" w:name="security-contact-registry-pm-15"/>
     <w:p>
       <w:pPr>
         <w:pStyle w:val="Heading1"/>
       </w:pPr>
       <w:r>
-        <w:rPr>
-          <w:rStyle w:val="SectionNumber"/>
-        </w:rPr>
-        <w:t xml:space="preserve">7</w:t>
-      </w:r>
-      <w:r>
-        <w:tab/>
-      </w:r>
-      <w:r>
-        <w:t xml:space="preserve">Security Contact Registry (PM-15)</w:t>
-      </w:r>
-    </w:p>
-    <w:bookmarkStart w:id="54" w:name="industry-and-government-liaison-contacts"/>
+        <w:t xml:space="preserve">7. Security Contact Registry (PM-15)</w:t>
+      </w:r>
+    </w:p>
+    <w:bookmarkStart w:id="43" w:name="industry-and-government-liaison-contacts"/>
     <w:p>
       <w:pPr>
         <w:pStyle w:val="Heading2"/>
       </w:pPr>
       <w:r>
-        <w:rPr>
-          <w:rStyle w:val="SectionNumber"/>
-        </w:rPr>
-        <w:t xml:space="preserve">7.1</w:t>
-      </w:r>
-      <w:r>
-        <w:tab/>
-      </w:r>
-      <w:r>
-        <w:t xml:space="preserve">Industry and Government Liaison Contacts</w:t>
+        <w:t xml:space="preserve">7.1 Industry and Government Liaison Contacts</w:t>
       </w:r>
     </w:p>
     <w:p>
@@ -6638,30 +5981,21 @@
         <w:t xml:space="preserve">is maintained by the CISO and reviewed quarterly.</w:t>
       </w:r>
     </w:p>
-    <w:bookmarkStart w:id="51" w:name="government-contacts"/>
+    <w:bookmarkStart w:id="40" w:name="government-contacts"/>
     <w:p>
       <w:pPr>
         <w:pStyle w:val="Heading3"/>
       </w:pPr>
       <w:r>
-        <w:rPr>
-          <w:rStyle w:val="SectionNumber"/>
-        </w:rPr>
-        <w:t xml:space="preserve">7.1.1</w:t>
-      </w:r>
-      <w:r>
-        <w:tab/>
-      </w:r>
-      <w:r>
-        <w:t xml:space="preserve">Government Contacts</w:t>
+        <w:t xml:space="preserve">7.1.1 Government Contacts</w:t>
       </w:r>
     </w:p>
     <w:tbl>
       <w:tblPr>
         <w:tblStyle w:val="Table"/>
         <w:tblW w:type="pct" w:w="5000"/>
+        <w:tblLayout w:type="fixed"/>
         <w:tblLook w:firstRow="1" w:lastRow="0" w:firstColumn="0" w:lastColumn="0" w:noHBand="0" w:noVBand="0" w:val="0020"/>
-        <w:jc w:val="start"/>
       </w:tblPr>
       <w:tblGrid>
         <w:gridCol w:w="1634"/>
@@ -6671,14 +6005,13 @@
       </w:tblGrid>
       <w:tr>
         <w:trPr>
-          <w:tblHeader w:val="true"/>
+          <w:tblHeader w:val="on"/>
         </w:trPr>
         <w:tc>
           <w:tcPr/>
           <w:p>
             <w:pPr>
               <w:pStyle w:val="Compact"/>
-              <w:jc w:val="left"/>
             </w:pPr>
             <w:r>
               <w:t xml:space="preserve">Organization</w:t>
@@ -6690,7 +6023,6 @@
           <w:p>
             <w:pPr>
               <w:pStyle w:val="Compact"/>
-              <w:jc w:val="left"/>
             </w:pPr>
             <w:r>
               <w:t xml:space="preserve">Contact Type</w:t>
@@ -6702,7 +6034,6 @@
           <w:p>
             <w:pPr>
               <w:pStyle w:val="Compact"/>
-              <w:jc w:val="left"/>
             </w:pPr>
             <w:r>
               <w:t xml:space="preserve">Notification Trigger</w:t>
@@ -6714,7 +6045,6 @@
           <w:p>
             <w:pPr>
               <w:pStyle w:val="Compact"/>
-              <w:jc w:val="left"/>
             </w:pPr>
             <w:r>
               <w:t xml:space="preserve">Contact Method</w:t>
@@ -6728,7 +6058,6 @@
           <w:p>
             <w:pPr>
               <w:pStyle w:val="Compact"/>
-              <w:jc w:val="left"/>
             </w:pPr>
             <w:r>
               <w:t xml:space="preserve">CISA (US-CERT)</w:t>
@@ -6740,7 +6069,6 @@
           <w:p>
             <w:pPr>
               <w:pStyle w:val="Compact"/>
-              <w:jc w:val="left"/>
             </w:pPr>
             <w:r>
               <w:t xml:space="preserve">Incident reporting</w:t>
@@ -6752,7 +6080,6 @@
           <w:p>
             <w:pPr>
               <w:pStyle w:val="Compact"/>
-              <w:jc w:val="left"/>
             </w:pPr>
             <w:r>
               <w:t xml:space="preserve">All incidents meeting FISMA thresholds</w:t>
@@ -6764,7 +6091,6 @@
           <w:p>
             <w:pPr>
               <w:pStyle w:val="Compact"/>
-              <w:jc w:val="left"/>
             </w:pPr>
             <w:r>
               <w:t xml:space="preserve">ir@cisa.dhs.gov</w:t>
@@ -6778,7 +6104,6 @@
           <w:p>
             <w:pPr>
               <w:pStyle w:val="Compact"/>
-              <w:jc w:val="left"/>
             </w:pPr>
             <w:r>
               <w:t xml:space="preserve">CISA KEV team</w:t>
@@ -6790,7 +6115,6 @@
           <w:p>
             <w:pPr>
               <w:pStyle w:val="Compact"/>
-              <w:jc w:val="left"/>
             </w:pPr>
             <w:r>
               <w:t xml:space="preserve">Vulnerability intel</w:t>
@@ -6802,7 +6126,6 @@
           <w:p>
             <w:pPr>
               <w:pStyle w:val="Compact"/>
-              <w:jc w:val="left"/>
             </w:pPr>
             <w:r>
               <w:t xml:space="preserve">KEV additions affecting SSA SBOM components</w:t>
@@ -6814,7 +6137,6 @@
           <w:p>
             <w:pPr>
               <w:pStyle w:val="Compact"/>
-              <w:jc w:val="left"/>
             </w:pPr>
             <w:r>
               <w:t xml:space="preserve">kev@cisa.dhs.gov</w:t>
@@ -6828,7 +6150,6 @@
           <w:p>
             <w:pPr>
               <w:pStyle w:val="Compact"/>
-              <w:jc w:val="left"/>
             </w:pPr>
             <w:r>
               <w:t xml:space="preserve">FedRAMP PMO</w:t>
@@ -6840,7 +6161,6 @@
           <w:p>
             <w:pPr>
               <w:pStyle w:val="Compact"/>
-              <w:jc w:val="left"/>
             </w:pPr>
             <w:r>
               <w:t xml:space="preserve">Authorization</w:t>
@@ -6852,7 +6172,6 @@
           <w:p>
             <w:pPr>
               <w:pStyle w:val="Compact"/>
-              <w:jc w:val="left"/>
             </w:pPr>
             <w:r>
               <w:t xml:space="preserve">Significant change, annual assessment</w:t>
@@ -6864,7 +6183,6 @@
           <w:p>
             <w:pPr>
               <w:pStyle w:val="Compact"/>
-              <w:jc w:val="left"/>
             </w:pPr>
             <w:r>
               <w:t xml:space="preserve">info@fedramp.gov</w:t>
@@ -6878,7 +6196,6 @@
           <w:p>
             <w:pPr>
               <w:pStyle w:val="Compact"/>
-              <w:jc w:val="left"/>
             </w:pPr>
             <w:r>
               <w:t xml:space="preserve">OMB Cyber</w:t>
@@ -6890,7 +6207,6 @@
           <w:p>
             <w:pPr>
               <w:pStyle w:val="Compact"/>
-              <w:jc w:val="left"/>
             </w:pPr>
             <w:r>
               <w:t xml:space="preserve">Policy guidance</w:t>
@@ -6902,7 +6218,6 @@
           <w:p>
             <w:pPr>
               <w:pStyle w:val="Compact"/>
-              <w:jc w:val="left"/>
             </w:pPr>
             <w:r>
               <w:t xml:space="preserve">Major policy changes</w:t>
@@ -6914,7 +6229,6 @@
           <w:p>
             <w:pPr>
               <w:pStyle w:val="Compact"/>
-              <w:jc w:val="left"/>
             </w:pPr>
             <w:r>
               <w:t xml:space="preserve">[OMB POC]</w:t>
@@ -6928,7 +6242,6 @@
           <w:p>
             <w:pPr>
               <w:pStyle w:val="Compact"/>
-              <w:jc w:val="left"/>
             </w:pPr>
             <w:r>
               <w:t xml:space="preserve">SSA IG</w:t>
@@ -6940,7 +6253,6 @@
           <w:p>
             <w:pPr>
               <w:pStyle w:val="Compact"/>
-              <w:jc w:val="left"/>
             </w:pPr>
             <w:r>
               <w:t xml:space="preserve">Audit coordination</w:t>
@@ -6952,7 +6264,6 @@
           <w:p>
             <w:pPr>
               <w:pStyle w:val="Compact"/>
-              <w:jc w:val="left"/>
             </w:pPr>
             <w:r>
               <w:t xml:space="preserve">Audit notification, investigation referral</w:t>
@@ -6964,7 +6275,6 @@
           <w:p>
             <w:pPr>
               <w:pStyle w:val="Compact"/>
-              <w:jc w:val="left"/>
             </w:pPr>
             <w:r>
               <w:t xml:space="preserve">[IG POC]</w:t>
@@ -6973,31 +6283,22 @@
         </w:tc>
       </w:tr>
     </w:tbl>
-    <w:bookmarkEnd w:id="51"/>
-    <w:bookmarkStart w:id="52" w:name="industry-and-isac-contacts"/>
+    <w:bookmarkEnd w:id="40"/>
+    <w:bookmarkStart w:id="41" w:name="industry-and-isac-contacts"/>
     <w:p>
       <w:pPr>
         <w:pStyle w:val="Heading3"/>
       </w:pPr>
       <w:r>
-        <w:rPr>
-          <w:rStyle w:val="SectionNumber"/>
-        </w:rPr>
-        <w:t xml:space="preserve">7.1.2</w:t>
-      </w:r>
-      <w:r>
-        <w:tab/>
-      </w:r>
-      <w:r>
-        <w:t xml:space="preserve">Industry and ISAC Contacts</w:t>
+        <w:t xml:space="preserve">7.1.2 Industry and ISAC Contacts</w:t>
       </w:r>
     </w:p>
     <w:tbl>
       <w:tblPr>
         <w:tblStyle w:val="Table"/>
         <w:tblW w:type="pct" w:w="5000"/>
+        <w:tblLayout w:type="fixed"/>
         <w:tblLook w:firstRow="1" w:lastRow="0" w:firstColumn="0" w:lastColumn="0" w:noHBand="0" w:noVBand="0" w:val="0020"/>
-        <w:jc w:val="start"/>
       </w:tblPr>
       <w:tblGrid>
         <w:gridCol w:w="2101"/>
@@ -7007,14 +6308,13 @@
       </w:tblGrid>
       <w:tr>
         <w:trPr>
-          <w:tblHeader w:val="true"/>
+          <w:tblHeader w:val="on"/>
         </w:trPr>
         <w:tc>
           <w:tcPr/>
           <w:p>
             <w:pPr>
               <w:pStyle w:val="Compact"/>
-              <w:jc w:val="left"/>
             </w:pPr>
             <w:r>
               <w:t xml:space="preserve">Organization</w:t>
@@ -7026,7 +6326,6 @@
           <w:p>
             <w:pPr>
               <w:pStyle w:val="Compact"/>
-              <w:jc w:val="left"/>
             </w:pPr>
             <w:r>
               <w:t xml:space="preserve">Membership</w:t>
@@ -7038,7 +6337,6 @@
           <w:p>
             <w:pPr>
               <w:pStyle w:val="Compact"/>
-              <w:jc w:val="left"/>
             </w:pPr>
             <w:r>
               <w:t xml:space="preserve">Contact Purpose</w:t>
@@ -7050,7 +6348,6 @@
           <w:p>
             <w:pPr>
               <w:pStyle w:val="Compact"/>
-              <w:jc w:val="left"/>
             </w:pPr>
             <w:r>
               <w:t xml:space="preserve">Cadence</w:t>
@@ -7064,7 +6361,6 @@
           <w:p>
             <w:pPr>
               <w:pStyle w:val="Compact"/>
-              <w:jc w:val="left"/>
             </w:pPr>
             <w:r>
               <w:t xml:space="preserve">MS-ISAC</w:t>
@@ -7076,7 +6372,6 @@
           <w:p>
             <w:pPr>
               <w:pStyle w:val="Compact"/>
-              <w:jc w:val="left"/>
             </w:pPr>
             <w:r>
               <w:t xml:space="preserve">Active member</w:t>
@@ -7088,7 +6383,6 @@
           <w:p>
             <w:pPr>
               <w:pStyle w:val="Compact"/>
-              <w:jc w:val="left"/>
             </w:pPr>
             <w:r>
               <w:t xml:space="preserve">Threat intelligence sharing</w:t>
@@ -7100,7 +6394,6 @@
           <w:p>
             <w:pPr>
               <w:pStyle w:val="Compact"/>
-              <w:jc w:val="left"/>
             </w:pPr>
             <w:r>
               <w:t xml:space="preserve">Monthly briefing</w:t>
@@ -7114,7 +6407,6 @@
           <w:p>
             <w:pPr>
               <w:pStyle w:val="Compact"/>
-              <w:jc w:val="left"/>
             </w:pPr>
             <w:r>
               <w:t xml:space="preserve">IT-ISAC</w:t>
@@ -7126,7 +6418,6 @@
           <w:p>
             <w:pPr>
               <w:pStyle w:val="Compact"/>
-              <w:jc w:val="left"/>
             </w:pPr>
             <w:r>
               <w:t xml:space="preserve">Liaison</w:t>
@@ -7138,7 +6429,6 @@
           <w:p>
             <w:pPr>
               <w:pStyle w:val="Compact"/>
-              <w:jc w:val="left"/>
             </w:pPr>
             <w:r>
               <w:t xml:space="preserve">Federal IT threat feeds</w:t>
@@ -7150,7 +6440,6 @@
           <w:p>
             <w:pPr>
               <w:pStyle w:val="Compact"/>
-              <w:jc w:val="left"/>
             </w:pPr>
             <w:r>
               <w:t xml:space="preserve">Quarterly</w:t>
@@ -7164,7 +6453,6 @@
           <w:p>
             <w:pPr>
               <w:pStyle w:val="Compact"/>
-              <w:jc w:val="left"/>
             </w:pPr>
             <w:r>
               <w:t xml:space="preserve">Microsoft MSRC</w:t>
@@ -7176,7 +6464,6 @@
           <w:p>
             <w:pPr>
               <w:pStyle w:val="Compact"/>
-              <w:jc w:val="left"/>
             </w:pPr>
             <w:r>
               <w:t xml:space="preserve">Vendor subscription</w:t>
@@ -7188,7 +6475,6 @@
           <w:p>
             <w:pPr>
               <w:pStyle w:val="Compact"/>
-              <w:jc w:val="left"/>
             </w:pPr>
             <w:r>
               <w:t xml:space="preserve">CVE notification for Azure/M365</w:t>
@@ -7200,7 +6486,6 @@
           <w:p>
             <w:pPr>
               <w:pStyle w:val="Compact"/>
-              <w:jc w:val="left"/>
             </w:pPr>
             <w:r>
               <w:t xml:space="preserve">Automatic (RSS)</w:t>
@@ -7214,7 +6499,6 @@
           <w:p>
             <w:pPr>
               <w:pStyle w:val="Compact"/>
-              <w:jc w:val="left"/>
             </w:pPr>
             <w:r>
               <w:t xml:space="preserve">CISA PSIRT feeds</w:t>
@@ -7226,7 +6510,6 @@
           <w:p>
             <w:pPr>
               <w:pStyle w:val="Compact"/>
-              <w:jc w:val="left"/>
             </w:pPr>
             <w:r>
               <w:t xml:space="preserve">Subscription</w:t>
@@ -7238,7 +6521,6 @@
           <w:p>
             <w:pPr>
               <w:pStyle w:val="Compact"/>
-              <w:jc w:val="left"/>
             </w:pPr>
             <w:r>
               <w:t xml:space="preserve">VEX/VDR-relevant vendor advisories</w:t>
@@ -7250,7 +6532,6 @@
           <w:p>
             <w:pPr>
               <w:pStyle w:val="Compact"/>
-              <w:jc w:val="left"/>
             </w:pPr>
             <w:r>
               <w:t xml:space="preserve">Automatic</w:t>
@@ -7264,7 +6545,6 @@
           <w:p>
             <w:pPr>
               <w:pStyle w:val="Compact"/>
-              <w:jc w:val="left"/>
             </w:pPr>
             <w:r>
               <w:t xml:space="preserve">NIST NVD</w:t>
@@ -7276,7 +6556,6 @@
           <w:p>
             <w:pPr>
               <w:pStyle w:val="Compact"/>
-              <w:jc w:val="left"/>
             </w:pPr>
             <w:r>
               <w:t xml:space="preserve">Data consumer</w:t>
@@ -7288,7 +6567,6 @@
           <w:p>
             <w:pPr>
               <w:pStyle w:val="Compact"/>
-              <w:jc w:val="left"/>
             </w:pPr>
             <w:r>
               <w:t xml:space="preserve">CVE/CVSS feed for SBOM VDR generation</w:t>
@@ -7300,7 +6578,6 @@
           <w:p>
             <w:pPr>
               <w:pStyle w:val="Compact"/>
-              <w:jc w:val="left"/>
             </w:pPr>
             <w:r>
               <w:t xml:space="preserve">Daily automated pull</w:t>
@@ -7309,31 +6586,22 @@
         </w:tc>
       </w:tr>
     </w:tbl>
-    <w:bookmarkEnd w:id="52"/>
-    <w:bookmarkStart w:id="53" w:name="security-industry-contacts"/>
+    <w:bookmarkEnd w:id="41"/>
+    <w:bookmarkStart w:id="42" w:name="security-industry-contacts"/>
     <w:p>
       <w:pPr>
         <w:pStyle w:val="Heading3"/>
       </w:pPr>
       <w:r>
-        <w:rPr>
-          <w:rStyle w:val="SectionNumber"/>
-        </w:rPr>
-        <w:t xml:space="preserve">7.1.3</w:t>
-      </w:r>
-      <w:r>
-        <w:tab/>
-      </w:r>
-      <w:r>
-        <w:t xml:space="preserve">Security Industry Contacts</w:t>
+        <w:t xml:space="preserve">7.1.3 Security Industry Contacts</w:t>
       </w:r>
     </w:p>
     <w:tbl>
       <w:tblPr>
         <w:tblStyle w:val="Table"/>
         <w:tblW w:type="pct" w:w="5000"/>
+        <w:tblLayout w:type="fixed"/>
         <w:tblLook w:firstRow="1" w:lastRow="0" w:firstColumn="0" w:lastColumn="0" w:noHBand="0" w:noVBand="0" w:val="0020"/>
-        <w:jc w:val="start"/>
       </w:tblPr>
       <w:tblGrid>
         <w:gridCol w:w="4680"/>
@@ -7341,14 +6609,13 @@
       </w:tblGrid>
       <w:tr>
         <w:trPr>
-          <w:tblHeader w:val="true"/>
+          <w:tblHeader w:val="on"/>
         </w:trPr>
         <w:tc>
           <w:tcPr/>
           <w:p>
             <w:pPr>
               <w:pStyle w:val="Compact"/>
-              <w:jc w:val="left"/>
             </w:pPr>
             <w:r>
               <w:t xml:space="preserve">Organization</w:t>
@@ -7360,7 +6627,6 @@
           <w:p>
             <w:pPr>
               <w:pStyle w:val="Compact"/>
-              <w:jc w:val="left"/>
             </w:pPr>
             <w:r>
               <w:t xml:space="preserve">Purpose</w:t>
@@ -7374,7 +6640,6 @@
           <w:p>
             <w:pPr>
               <w:pStyle w:val="Compact"/>
-              <w:jc w:val="left"/>
             </w:pPr>
             <w:r>
               <w:t xml:space="preserve">Cloud Security Alliance (CSA)</w:t>
@@ -7386,7 +6651,6 @@
           <w:p>
             <w:pPr>
               <w:pStyle w:val="Compact"/>
-              <w:jc w:val="left"/>
             </w:pPr>
             <w:r>
               <w:t xml:space="preserve">FedRAMP best practices; STAR registry</w:t>
@@ -7400,7 +6664,6 @@
           <w:p>
             <w:pPr>
               <w:pStyle w:val="Compact"/>
-              <w:jc w:val="left"/>
             </w:pPr>
             <w:r>
               <w:t xml:space="preserve">ACT-IAC</w:t>
@@ -7412,7 +6675,6 @@
           <w:p>
             <w:pPr>
               <w:pStyle w:val="Compact"/>
-              <w:jc w:val="left"/>
             </w:pPr>
             <w:r>
               <w:t xml:space="preserve">Federal IT policy; FedRAMP 20x working groups</w:t>
@@ -7426,7 +6688,6 @@
           <w:p>
             <w:pPr>
               <w:pStyle w:val="Compact"/>
-              <w:jc w:val="left"/>
             </w:pPr>
             <w:r>
               <w:t xml:space="preserve">ISACA</w:t>
@@ -7438,7 +6699,6 @@
           <w:p>
             <w:pPr>
               <w:pStyle w:val="Compact"/>
-              <w:jc w:val="left"/>
             </w:pPr>
             <w:r>
               <w:t xml:space="preserve">Audit frameworks; COBIT alignment</w:t>
@@ -7454,73 +6714,55 @@
         </w:pict>
       </w:r>
     </w:p>
-    <w:bookmarkEnd w:id="53"/>
-    <w:bookmarkEnd w:id="54"/>
-    <w:bookmarkEnd w:id="55"/>
-    <w:bookmarkStart w:id="64" w:name="Xcb7d7a12a521ad2f34fcbc9b78b5c55b738633c"/>
+    <w:bookmarkEnd w:id="42"/>
+    <w:bookmarkEnd w:id="43"/>
+    <w:bookmarkEnd w:id="44"/>
+    <w:bookmarkStart w:id="53" w:name="Xcb7d7a12a521ad2f34fcbc9b78b5c55b738633c"/>
     <w:p>
       <w:pPr>
         <w:pStyle w:val="Heading1"/>
       </w:pPr>
       <w:r>
+        <w:t xml:space="preserve">8. Supply Chain Risk Management Governance Charter (PM-30)</w:t>
+      </w:r>
+    </w:p>
+    <w:bookmarkStart w:id="45" w:name="charter-purpose-and-authority"/>
+    <w:p>
+      <w:pPr>
+        <w:pStyle w:val="Heading2"/>
+      </w:pPr>
+      <w:r>
+        <w:t xml:space="preserve">8.1 Charter Purpose and Authority</w:t>
+      </w:r>
+    </w:p>
+    <w:p>
+      <w:pPr>
+        <w:pStyle w:val="FirstParagraph"/>
+      </w:pPr>
+      <w:r>
+        <w:t xml:space="preserve">This Supply Chain Risk Management (SCRM) Governance Charter establishes SSA’s</w:t>
+      </w:r>
+      <w:r>
+        <w:t xml:space="preserve"> </w:t>
+      </w:r>
+      <w:r>
+        <w:t xml:space="preserve">organizational commitment to identifying, assessing, and managing supply chain</w:t>
+      </w:r>
+      <w:r>
+        <w:t xml:space="preserve"> </w:t>
+      </w:r>
+      <w:r>
+        <w:t xml:space="preserve">risks across the lifecycle of cloud services used to deliver SSA’s mission.</w:t>
+      </w:r>
+    </w:p>
+    <w:p>
+      <w:pPr>
+        <w:pStyle w:val="BodyText"/>
+      </w:pPr>
+      <w:r>
         <w:rPr>
-          <w:rStyle w:val="SectionNumber"/>
-        </w:rPr>
-        <w:t xml:space="preserve">8</w:t>
-      </w:r>
-      <w:r>
-        <w:tab/>
-      </w:r>
-      <w:r>
-        <w:t xml:space="preserve">Supply Chain Risk Management Governance Charter (PM-30)</w:t>
-      </w:r>
-    </w:p>
-    <w:bookmarkStart w:id="56" w:name="charter-purpose-and-authority"/>
-    <w:p>
-      <w:pPr>
-        <w:pStyle w:val="Heading2"/>
-      </w:pPr>
-      <w:r>
-        <w:rPr>
-          <w:rStyle w:val="SectionNumber"/>
-        </w:rPr>
-        <w:t xml:space="preserve">8.1</w:t>
-      </w:r>
-      <w:r>
-        <w:tab/>
-      </w:r>
-      <w:r>
-        <w:t xml:space="preserve">Charter Purpose and Authority</w:t>
-      </w:r>
-    </w:p>
-    <w:p>
-      <w:pPr>
-        <w:pStyle w:val="FirstParagraph"/>
-      </w:pPr>
-      <w:r>
-        <w:t xml:space="preserve">This Supply Chain Risk Management (SCRM) Governance Charter establishes SSA’s</w:t>
-      </w:r>
-      <w:r>
-        <w:t xml:space="preserve"> </w:t>
-      </w:r>
-      <w:r>
-        <w:t xml:space="preserve">organizational commitment to identifying, assessing, and managing supply chain</w:t>
-      </w:r>
-      <w:r>
-        <w:t xml:space="preserve"> </w:t>
-      </w:r>
-      <w:r>
-        <w:t xml:space="preserve">risks across the lifecycle of cloud services used to deliver SSA’s mission.</w:t>
-      </w:r>
-    </w:p>
-    <w:p>
-      <w:pPr>
-        <w:pStyle w:val="BodyText"/>
-      </w:pPr>
-      <w:r>
-        <w:rPr>
+          <w:b/>
           <w:bCs/>
-          <w:b/>
         </w:rPr>
         <w:t xml:space="preserve">Authority:</w:t>
       </w:r>
@@ -7549,8 +6791,8 @@
       </w:pPr>
       <w:r>
         <w:rPr>
+          <w:b/>
           <w:bCs/>
-          <w:b/>
         </w:rPr>
         <w:t xml:space="preserve">Scope:</w:t>
       </w:r>
@@ -7567,23 +6809,14 @@
         <w:t xml:space="preserve">components, and system integrators within the FedRAMP authorization boundary.</w:t>
       </w:r>
     </w:p>
-    <w:bookmarkEnd w:id="56"/>
-    <w:bookmarkStart w:id="57" w:name="scrm-organizational-structure"/>
+    <w:bookmarkEnd w:id="45"/>
+    <w:bookmarkStart w:id="46" w:name="scrm-organizational-structure"/>
     <w:p>
       <w:pPr>
         <w:pStyle w:val="Heading2"/>
       </w:pPr>
       <w:r>
-        <w:rPr>
-          <w:rStyle w:val="SectionNumber"/>
-        </w:rPr>
-        <w:t xml:space="preserve">8.2</w:t>
-      </w:r>
-      <w:r>
-        <w:tab/>
-      </w:r>
-      <w:r>
-        <w:t xml:space="preserve">SCRM Organizational Structure</w:t>
+        <w:t xml:space="preserve">8.2 SCRM Organizational Structure</w:t>
       </w:r>
     </w:p>
     <w:p>
@@ -7651,23 +6884,14 @@
         <w:t xml:space="preserve">    └── Legal / Contracts (FOCI reviews, supply chain clauses)</w:t>
       </w:r>
     </w:p>
-    <w:bookmarkEnd w:id="57"/>
-    <w:bookmarkStart w:id="58" w:name="scrm-risk-categories"/>
+    <w:bookmarkEnd w:id="46"/>
+    <w:bookmarkStart w:id="47" w:name="scrm-risk-categories"/>
     <w:p>
       <w:pPr>
         <w:pStyle w:val="Heading2"/>
       </w:pPr>
       <w:r>
-        <w:rPr>
-          <w:rStyle w:val="SectionNumber"/>
-        </w:rPr>
-        <w:t xml:space="preserve">8.3</w:t>
-      </w:r>
-      <w:r>
-        <w:tab/>
-      </w:r>
-      <w:r>
-        <w:t xml:space="preserve">SCRM Risk Categories</w:t>
+        <w:t xml:space="preserve">8.3 SCRM Risk Categories</w:t>
       </w:r>
     </w:p>
     <w:p>
@@ -7688,8 +6912,8 @@
       <w:tblPr>
         <w:tblStyle w:val="Table"/>
         <w:tblW w:type="pct" w:w="5000"/>
+        <w:tblLayout w:type="fixed"/>
         <w:tblLook w:firstRow="1" w:lastRow="0" w:firstColumn="0" w:lastColumn="0" w:noHBand="0" w:noVBand="0" w:val="0020"/>
-        <w:jc w:val="start"/>
       </w:tblPr>
       <w:tblGrid>
         <w:gridCol w:w="1650"/>
@@ -7699,14 +6923,13 @@
       </w:tblGrid>
       <w:tr>
         <w:trPr>
-          <w:tblHeader w:val="true"/>
+          <w:tblHeader w:val="on"/>
         </w:trPr>
         <w:tc>
           <w:tcPr/>
           <w:p>
             <w:pPr>
               <w:pStyle w:val="Compact"/>
-              <w:jc w:val="left"/>
             </w:pPr>
             <w:r>
               <w:t xml:space="preserve">Category</w:t>
@@ -7718,7 +6941,6 @@
           <w:p>
             <w:pPr>
               <w:pStyle w:val="Compact"/>
-              <w:jc w:val="left"/>
             </w:pPr>
             <w:r>
               <w:t xml:space="preserve">Examples</w:t>
@@ -7730,7 +6952,6 @@
           <w:p>
             <w:pPr>
               <w:pStyle w:val="Compact"/>
-              <w:jc w:val="left"/>
             </w:pPr>
             <w:r>
               <w:t xml:space="preserve">Controls</w:t>
@@ -7742,26 +6963,24 @@
           <w:p>
             <w:pPr>
               <w:pStyle w:val="Compact"/>
-              <w:jc w:val="left"/>
-            </w:pPr>
-            <w:r>
-              <w:t xml:space="preserve">Part 12/13 Evidence</w:t>
-            </w:r>
-          </w:p>
-        </w:tc>
-      </w:tr>
-      <w:tr>
-        <w:tc>
-          <w:tcPr/>
-          <w:p>
-            <w:pPr>
-              <w:pStyle w:val="Compact"/>
-              <w:jc w:val="left"/>
+            </w:pPr>
+            <w:r>
+              <w:t xml:space="preserve">Part 15/16 Evidence</w:t>
+            </w:r>
+          </w:p>
+        </w:tc>
+      </w:tr>
+      <w:tr>
+        <w:tc>
+          <w:tcPr/>
+          <w:p>
+            <w:pPr>
+              <w:pStyle w:val="Compact"/>
             </w:pPr>
             <w:r>
               <w:rPr>
+                <w:b/>
                 <w:bCs/>
-                <w:b/>
               </w:rPr>
               <w:t xml:space="preserve">Counterfeit components</w:t>
             </w:r>
@@ -7772,7 +6991,6 @@
           <w:p>
             <w:pPr>
               <w:pStyle w:val="Compact"/>
-              <w:jc w:val="left"/>
             </w:pPr>
             <w:r>
               <w:t xml:space="preserve">Fake open-source packages, typosquatting</w:t>
@@ -7784,7 +7002,6 @@
           <w:p>
             <w:pPr>
               <w:pStyle w:val="Compact"/>
-              <w:jc w:val="left"/>
             </w:pPr>
             <w:r>
               <w:t xml:space="preserve">SR-3, SR-10</w:t>
@@ -7796,7 +7013,6 @@
           <w:p>
             <w:pPr>
               <w:pStyle w:val="Compact"/>
-              <w:jc w:val="left"/>
             </w:pPr>
             <w:r>
               <w:t xml:space="preserve">SBOM + Cosign verification</w:t>
@@ -7810,12 +7026,11 @@
           <w:p>
             <w:pPr>
               <w:pStyle w:val="Compact"/>
-              <w:jc w:val="left"/>
             </w:pPr>
             <w:r>
               <w:rPr>
+                <w:b/>
                 <w:bCs/>
-                <w:b/>
               </w:rPr>
               <w:t xml:space="preserve">Tampered components</w:t>
             </w:r>
@@ -7826,7 +7041,6 @@
           <w:p>
             <w:pPr>
               <w:pStyle w:val="Compact"/>
-              <w:jc w:val="left"/>
             </w:pPr>
             <w:r>
               <w:t xml:space="preserve">Compromised build pipeline, malicious update</w:t>
@@ -7838,7 +7052,6 @@
           <w:p>
             <w:pPr>
               <w:pStyle w:val="Compact"/>
-              <w:jc w:val="left"/>
             </w:pPr>
             <w:r>
               <w:t xml:space="preserve">SR-3, SA-10, SA-11</w:t>
@@ -7850,7 +7063,6 @@
           <w:p>
             <w:pPr>
               <w:pStyle w:val="Compact"/>
-              <w:jc w:val="left"/>
             </w:pPr>
             <w:r>
               <w:t xml:space="preserve">SLSA provenance, Grype CI gate</w:t>
@@ -7864,12 +7076,11 @@
           <w:p>
             <w:pPr>
               <w:pStyle w:val="Compact"/>
-              <w:jc w:val="left"/>
             </w:pPr>
             <w:r>
               <w:rPr>
+                <w:b/>
                 <w:bCs/>
-                <w:b/>
               </w:rPr>
               <w:t xml:space="preserve">Vulnerable components</w:t>
             </w:r>
@@ -7880,7 +7091,6 @@
           <w:p>
             <w:pPr>
               <w:pStyle w:val="Compact"/>
-              <w:jc w:val="left"/>
             </w:pPr>
             <w:r>
               <w:t xml:space="preserve">Known CVEs in SBOM dependencies</w:t>
@@ -7892,7 +7102,6 @@
           <w:p>
             <w:pPr>
               <w:pStyle w:val="Compact"/>
-              <w:jc w:val="left"/>
             </w:pPr>
             <w:r>
               <w:t xml:space="preserve">SR-5, SR-6, SR-11</w:t>
@@ -7904,7 +7113,6 @@
           <w:p>
             <w:pPr>
               <w:pStyle w:val="Compact"/>
-              <w:jc w:val="left"/>
             </w:pPr>
             <w:r>
               <w:t xml:space="preserve">VDR (Grype output), KEV integration</w:t>
@@ -7918,12 +7126,11 @@
           <w:p>
             <w:pPr>
               <w:pStyle w:val="Compact"/>
-              <w:jc w:val="left"/>
             </w:pPr>
             <w:r>
               <w:rPr>
+                <w:b/>
                 <w:bCs/>
-                <w:b/>
               </w:rPr>
               <w:t xml:space="preserve">Unauthorized access by supplier</w:t>
             </w:r>
@@ -7934,7 +7141,6 @@
           <w:p>
             <w:pPr>
               <w:pStyle w:val="Compact"/>
-              <w:jc w:val="left"/>
             </w:pPr>
             <w:r>
               <w:t xml:space="preserve">Vendor with excessive access</w:t>
@@ -7946,7 +7152,6 @@
           <w:p>
             <w:pPr>
               <w:pStyle w:val="Compact"/>
-              <w:jc w:val="left"/>
             </w:pPr>
             <w:r>
               <w:t xml:space="preserve">SR-6, AC-21</w:t>
@@ -7958,26 +7163,24 @@
           <w:p>
             <w:pPr>
               <w:pStyle w:val="Compact"/>
-              <w:jc w:val="left"/>
-            </w:pPr>
-            <w:r>
-              <w:t xml:space="preserve">Part 3 vendor access review</w:t>
-            </w:r>
-          </w:p>
-        </w:tc>
-      </w:tr>
-      <w:tr>
-        <w:tc>
-          <w:tcPr/>
-          <w:p>
-            <w:pPr>
-              <w:pStyle w:val="Compact"/>
-              <w:jc w:val="left"/>
+            </w:pPr>
+            <w:r>
+              <w:t xml:space="preserve">Part 5 vendor access review</w:t>
+            </w:r>
+          </w:p>
+        </w:tc>
+      </w:tr>
+      <w:tr>
+        <w:tc>
+          <w:tcPr/>
+          <w:p>
+            <w:pPr>
+              <w:pStyle w:val="Compact"/>
             </w:pPr>
             <w:r>
               <w:rPr>
+                <w:b/>
                 <w:bCs/>
-                <w:b/>
               </w:rPr>
               <w:t xml:space="preserve">Vendor financial/operational risk</w:t>
             </w:r>
@@ -7988,7 +7191,6 @@
           <w:p>
             <w:pPr>
               <w:pStyle w:val="Compact"/>
-              <w:jc w:val="left"/>
             </w:pPr>
             <w:r>
               <w:t xml:space="preserve">Vendor bankruptcy, PSIRT closure</w:t>
@@ -8000,7 +7202,6 @@
           <w:p>
             <w:pPr>
               <w:pStyle w:val="Compact"/>
-              <w:jc w:val="left"/>
             </w:pPr>
             <w:r>
               <w:t xml:space="preserve">SR-8, PM-9</w:t>
@@ -8012,54 +7213,44 @@
           <w:p>
             <w:pPr>
               <w:pStyle w:val="Compact"/>
-              <w:jc w:val="left"/>
-            </w:pPr>
-            <w:r>
-              <w:t xml:space="preserve">Vendor disclosure matrix (Part 12)</w:t>
+            </w:pPr>
+            <w:r>
+              <w:t xml:space="preserve">Vendor disclosure matrix (Part 15)</w:t>
             </w:r>
           </w:p>
         </w:tc>
       </w:tr>
     </w:tbl>
-    <w:bookmarkEnd w:id="58"/>
-    <w:bookmarkStart w:id="59" w:name="scrm-risk-assessment-process"/>
+    <w:bookmarkEnd w:id="47"/>
+    <w:bookmarkStart w:id="48" w:name="scrm-risk-assessment-process"/>
     <w:p>
       <w:pPr>
         <w:pStyle w:val="Heading2"/>
       </w:pPr>
       <w:r>
+        <w:t xml:space="preserve">8.4 SCRM Risk Assessment Process</w:t>
+      </w:r>
+    </w:p>
+    <w:p>
+      <w:pPr>
+        <w:pStyle w:val="FirstParagraph"/>
+      </w:pPr>
+      <w:r>
+        <w:t xml:space="preserve">The SCRM risk assessment is performed:</w:t>
+      </w:r>
+      <w:r>
+        <w:t xml:space="preserve"> </w:t>
+      </w:r>
+      <w:r>
+        <w:t xml:space="preserve">-</w:t>
+      </w:r>
+      <w:r>
+        <w:t xml:space="preserve"> </w:t>
+      </w:r>
+      <w:r>
         <w:rPr>
-          <w:rStyle w:val="SectionNumber"/>
-        </w:rPr>
-        <w:t xml:space="preserve">8.4</w:t>
-      </w:r>
-      <w:r>
-        <w:tab/>
-      </w:r>
-      <w:r>
-        <w:t xml:space="preserve">SCRM Risk Assessment Process</w:t>
-      </w:r>
-    </w:p>
-    <w:p>
-      <w:pPr>
-        <w:pStyle w:val="FirstParagraph"/>
-      </w:pPr>
-      <w:r>
-        <w:t xml:space="preserve">The SCRM risk assessment is performed:</w:t>
-      </w:r>
-      <w:r>
-        <w:t xml:space="preserve"> </w:t>
-      </w:r>
-      <w:r>
-        <w:t xml:space="preserve">-</w:t>
-      </w:r>
-      <w:r>
-        <w:t xml:space="preserve"> </w:t>
-      </w:r>
-      <w:r>
-        <w:rPr>
+          <w:b/>
           <w:bCs/>
-          <w:b/>
         </w:rPr>
         <w:t xml:space="preserve">Annually</w:t>
       </w:r>
@@ -8080,8 +7271,8 @@
       </w:r>
       <w:r>
         <w:rPr>
+          <w:b/>
           <w:bCs/>
-          <w:b/>
         </w:rPr>
         <w:t xml:space="preserve">On new procurement</w:t>
       </w:r>
@@ -8102,8 +7293,8 @@
       </w:r>
       <w:r>
         <w:rPr>
+          <w:b/>
           <w:bCs/>
-          <w:b/>
         </w:rPr>
         <w:t xml:space="preserve">On CVE disclosure</w:t>
       </w:r>
@@ -8124,8 +7315,8 @@
       </w:r>
       <w:r>
         <w:rPr>
+          <w:b/>
           <w:bCs/>
-          <w:b/>
         </w:rPr>
         <w:t xml:space="preserve">On change</w:t>
       </w:r>
@@ -8142,8 +7333,8 @@
       </w:pPr>
       <w:r>
         <w:rPr>
+          <w:b/>
           <w:bCs/>
-          <w:b/>
         </w:rPr>
         <w:t xml:space="preserve">Assessment Inputs:</w:t>
       </w:r>
@@ -8151,31 +7342,31 @@
         <w:t xml:space="preserve"> </w:t>
       </w:r>
       <w:r>
-        <w:t xml:space="preserve">1. SBOM manifest (Syft output, Part 12) — identifies all components and suppliers</w:t>
-      </w:r>
-      <w:r>
-        <w:t xml:space="preserve"> </w:t>
-      </w:r>
-      <w:r>
-        <w:t xml:space="preserve">2. VDR (Grype output, Part 12) — identifies exploitable vulnerabilities</w:t>
-      </w:r>
-      <w:r>
-        <w:t xml:space="preserve"> </w:t>
-      </w:r>
-      <w:r>
-        <w:t xml:space="preserve">3. Vendor disclosure matrix (Part 12 §7) — supplier security posture</w:t>
-      </w:r>
-      <w:r>
-        <w:t xml:space="preserve"> </w:t>
-      </w:r>
-      <w:r>
-        <w:t xml:space="preserve">4. KEV feed (CISA, integrated via Part 10 Sentinel) — known exploited CVEs</w:t>
-      </w:r>
-      <w:r>
-        <w:t xml:space="preserve"> </w:t>
-      </w:r>
-      <w:r>
-        <w:t xml:space="preserve">5. PSIRT/MSRC subscriptions (Part 12 §6.3) — vendor security advisories</w:t>
+        <w:t xml:space="preserve">1. SBOM manifest (Syft output, Part 15) — identifies all components and suppliers</w:t>
+      </w:r>
+      <w:r>
+        <w:t xml:space="preserve"> </w:t>
+      </w:r>
+      <w:r>
+        <w:t xml:space="preserve">2. VDR (Grype output, Part 15) — identifies exploitable vulnerabilities</w:t>
+      </w:r>
+      <w:r>
+        <w:t xml:space="preserve"> </w:t>
+      </w:r>
+      <w:r>
+        <w:t xml:space="preserve">3. Vendor disclosure matrix (Part 15 §7) — supplier security posture</w:t>
+      </w:r>
+      <w:r>
+        <w:t xml:space="preserve"> </w:t>
+      </w:r>
+      <w:r>
+        <w:t xml:space="preserve">4. KEV feed (CISA, integrated via Part 13 Sentinel) — known exploited CVEs</w:t>
+      </w:r>
+      <w:r>
+        <w:t xml:space="preserve"> </w:t>
+      </w:r>
+      <w:r>
+        <w:t xml:space="preserve">5. PSIRT/MSRC subscriptions (Part 15 §6.3) — vendor security advisories</w:t>
       </w:r>
     </w:p>
     <w:p>
@@ -8184,8 +7375,8 @@
       </w:pPr>
       <w:r>
         <w:rPr>
+          <w:b/>
           <w:bCs/>
-          <w:b/>
         </w:rPr>
         <w:t xml:space="preserve">Assessment Output:</w:t>
       </w:r>
@@ -8199,7 +7390,7 @@
         <w:t xml:space="preserve"> </w:t>
       </w:r>
       <w:r>
-        <w:t xml:space="preserve">- VEX assertions for each CVE (OpenVEX format, Part 12 §5)</w:t>
+        <w:t xml:space="preserve">- VEX assertions for each CVE (OpenVEX format, Part 15 §5)</w:t>
       </w:r>
       <w:r>
         <w:t xml:space="preserve"> </w:t>
@@ -8208,23 +7399,14 @@
         <w:t xml:space="preserve">- Remediation actions (POA&amp;M items for unmitigated critical CVEs)</w:t>
       </w:r>
     </w:p>
-    <w:bookmarkEnd w:id="59"/>
-    <w:bookmarkStart w:id="60" w:name="supplier-requirements"/>
+    <w:bookmarkEnd w:id="48"/>
+    <w:bookmarkStart w:id="49" w:name="supplier-requirements"/>
     <w:p>
       <w:pPr>
         <w:pStyle w:val="Heading2"/>
       </w:pPr>
       <w:r>
-        <w:rPr>
-          <w:rStyle w:val="SectionNumber"/>
-        </w:rPr>
-        <w:t xml:space="preserve">8.5</w:t>
-      </w:r>
-      <w:r>
-        <w:tab/>
-      </w:r>
-      <w:r>
-        <w:t xml:space="preserve">Supplier Requirements</w:t>
+        <w:t xml:space="preserve">8.5 Supplier Requirements</w:t>
       </w:r>
     </w:p>
     <w:p>
@@ -8237,16 +7419,16 @@
     </w:p>
     <w:p>
       <w:pPr>
+        <w:pStyle w:val="Compact"/>
         <w:numPr>
           <w:ilvl w:val="0"/>
           <w:numId w:val="1010"/>
         </w:numPr>
-        <w:pStyle w:val="Compact"/>
       </w:pPr>
       <w:r>
         <w:rPr>
+          <w:b/>
           <w:bCs/>
-          <w:b/>
         </w:rPr>
         <w:t xml:space="preserve">Provide an SBOM</w:t>
       </w:r>
@@ -8271,16 +7453,16 @@
     </w:p>
     <w:p>
       <w:pPr>
+        <w:pStyle w:val="Compact"/>
         <w:numPr>
           <w:ilvl w:val="0"/>
           <w:numId w:val="1010"/>
         </w:numPr>
-        <w:pStyle w:val="Compact"/>
       </w:pPr>
       <w:r>
         <w:rPr>
+          <w:b/>
           <w:bCs/>
-          <w:b/>
         </w:rPr>
         <w:t xml:space="preserve">Maintain a PSIRT</w:t>
       </w:r>
@@ -8299,16 +7481,16 @@
     </w:p>
     <w:p>
       <w:pPr>
+        <w:pStyle w:val="Compact"/>
         <w:numPr>
           <w:ilvl w:val="0"/>
           <w:numId w:val="1010"/>
         </w:numPr>
-        <w:pStyle w:val="Compact"/>
       </w:pPr>
       <w:r>
         <w:rPr>
+          <w:b/>
           <w:bCs/>
-          <w:b/>
         </w:rPr>
         <w:t xml:space="preserve">Notify SSA</w:t>
       </w:r>
@@ -8327,16 +7509,16 @@
     </w:p>
     <w:p>
       <w:pPr>
+        <w:pStyle w:val="Compact"/>
         <w:numPr>
           <w:ilvl w:val="0"/>
           <w:numId w:val="1010"/>
         </w:numPr>
-        <w:pStyle w:val="Compact"/>
       </w:pPr>
       <w:r>
         <w:rPr>
+          <w:b/>
           <w:bCs/>
-          <w:b/>
         </w:rPr>
         <w:t xml:space="preserve">Submit VEX assertions</w:t>
       </w:r>
@@ -8355,16 +7537,16 @@
     </w:p>
     <w:p>
       <w:pPr>
+        <w:pStyle w:val="Compact"/>
         <w:numPr>
           <w:ilvl w:val="0"/>
           <w:numId w:val="1010"/>
         </w:numPr>
-        <w:pStyle w:val="Compact"/>
       </w:pPr>
       <w:r>
         <w:rPr>
+          <w:b/>
           <w:bCs/>
-          <w:b/>
         </w:rPr>
         <w:t xml:space="preserve">Accept SSA SCRM audit rights</w:t>
       </w:r>
@@ -8401,45 +7583,36 @@
         <w:t xml:space="preserve">in the standard Acquisition/Vendor Agreement template.</w:t>
       </w:r>
     </w:p>
-    <w:bookmarkEnd w:id="60"/>
-    <w:bookmarkStart w:id="61" w:name="bod-26-04-compliance-posture"/>
+    <w:bookmarkEnd w:id="49"/>
+    <w:bookmarkStart w:id="50" w:name="bod-26-04-compliance-posture"/>
     <w:p>
       <w:pPr>
         <w:pStyle w:val="Heading2"/>
       </w:pPr>
       <w:r>
+        <w:t xml:space="preserve">8.6 BOD 26-04 Compliance Posture</w:t>
+      </w:r>
+    </w:p>
+    <w:p>
+      <w:pPr>
+        <w:pStyle w:val="FirstParagraph"/>
+      </w:pPr>
+      <w:r>
+        <w:t xml:space="preserve">CISA Binding Operational Directive 26-04 requires all FCEB agencies to</w:t>
+      </w:r>
+      <w:r>
+        <w:t xml:space="preserve"> </w:t>
+      </w:r>
+      <w:r>
+        <w:t xml:space="preserve">submit SBOM, VDR, and VER for all federal systems by</w:t>
+      </w:r>
+      <w:r>
+        <w:t xml:space="preserve"> </w:t>
+      </w:r>
+      <w:r>
         <w:rPr>
-          <w:rStyle w:val="SectionNumber"/>
-        </w:rPr>
-        <w:t xml:space="preserve">8.6</w:t>
-      </w:r>
-      <w:r>
-        <w:tab/>
-      </w:r>
-      <w:r>
-        <w:t xml:space="preserve">BOD 26-04 Compliance Posture</w:t>
-      </w:r>
-    </w:p>
-    <w:p>
-      <w:pPr>
-        <w:pStyle w:val="FirstParagraph"/>
-      </w:pPr>
-      <w:r>
-        <w:t xml:space="preserve">CISA Binding Operational Directive 26-04 requires all FCEB agencies to</w:t>
-      </w:r>
-      <w:r>
-        <w:t xml:space="preserve"> </w:t>
-      </w:r>
-      <w:r>
-        <w:t xml:space="preserve">submit SBOM, VDR, and VER for all federal systems by</w:t>
-      </w:r>
-      <w:r>
-        <w:t xml:space="preserve"> </w:t>
-      </w:r>
-      <w:r>
-        <w:rPr>
+          <w:b/>
           <w:bCs/>
-          <w:b/>
         </w:rPr>
         <w:t xml:space="preserve">December 7, 2026</w:t>
       </w:r>
@@ -8451,8 +7624,8 @@
       <w:tblPr>
         <w:tblStyle w:val="Table"/>
         <w:tblW w:type="pct" w:w="5000"/>
+        <w:tblLayout w:type="fixed"/>
         <w:tblLook w:firstRow="1" w:lastRow="0" w:firstColumn="0" w:lastColumn="0" w:noHBand="0" w:noVBand="0" w:val="0020"/>
-        <w:jc w:val="start"/>
       </w:tblPr>
       <w:tblGrid>
         <w:gridCol w:w="2376"/>
@@ -8462,14 +7635,13 @@
       </w:tblGrid>
       <w:tr>
         <w:trPr>
-          <w:tblHeader w:val="true"/>
+          <w:tblHeader w:val="on"/>
         </w:trPr>
         <w:tc>
           <w:tcPr/>
           <w:p>
             <w:pPr>
               <w:pStyle w:val="Compact"/>
-              <w:jc w:val="left"/>
             </w:pPr>
             <w:r>
               <w:t xml:space="preserve">BOD 26-04 Tier</w:t>
@@ -8481,7 +7653,6 @@
           <w:p>
             <w:pPr>
               <w:pStyle w:val="Compact"/>
-              <w:jc w:val="left"/>
             </w:pPr>
             <w:r>
               <w:t xml:space="preserve">Requirement</w:t>
@@ -8493,7 +7664,6 @@
           <w:p>
             <w:pPr>
               <w:pStyle w:val="Compact"/>
-              <w:jc w:val="left"/>
             </w:pPr>
             <w:r>
               <w:t xml:space="preserve">SSA Status</w:t>
@@ -8505,7 +7675,6 @@
           <w:p>
             <w:pPr>
               <w:pStyle w:val="Compact"/>
-              <w:jc w:val="left"/>
             </w:pPr>
             <w:r>
               <w:t xml:space="preserve">Evidence</w:t>
@@ -8519,7 +7688,6 @@
           <w:p>
             <w:pPr>
               <w:pStyle w:val="Compact"/>
-              <w:jc w:val="left"/>
             </w:pPr>
             <w:r>
               <w:t xml:space="preserve">Tier 1: SBOM</w:t>
@@ -8531,7 +7699,6 @@
           <w:p>
             <w:pPr>
               <w:pStyle w:val="Compact"/>
-              <w:jc w:val="left"/>
             </w:pPr>
             <w:r>
               <w:t xml:space="preserve">Machine-readable SBOM for all systems</w:t>
@@ -8543,7 +7710,6 @@
           <w:p>
             <w:pPr>
               <w:pStyle w:val="Compact"/>
-              <w:jc w:val="left"/>
             </w:pPr>
             <w:r>
               <w:t xml:space="preserve">Implemented</w:t>
@@ -8555,21 +7721,19 @@
           <w:p>
             <w:pPr>
               <w:pStyle w:val="Compact"/>
-              <w:jc w:val="left"/>
-            </w:pPr>
-            <w:r>
-              <w:t xml:space="preserve">Part 12, Syft pipeline</w:t>
-            </w:r>
-          </w:p>
-        </w:tc>
-      </w:tr>
-      <w:tr>
-        <w:tc>
-          <w:tcPr/>
-          <w:p>
-            <w:pPr>
-              <w:pStyle w:val="Compact"/>
-              <w:jc w:val="left"/>
+            </w:pPr>
+            <w:r>
+              <w:t xml:space="preserve">Part 15, Syft pipeline</w:t>
+            </w:r>
+          </w:p>
+        </w:tc>
+      </w:tr>
+      <w:tr>
+        <w:tc>
+          <w:tcPr/>
+          <w:p>
+            <w:pPr>
+              <w:pStyle w:val="Compact"/>
             </w:pPr>
             <w:r>
               <w:t xml:space="preserve">Tier 2: VDR</w:t>
@@ -8581,7 +7745,6 @@
           <w:p>
             <w:pPr>
               <w:pStyle w:val="Compact"/>
-              <w:jc w:val="left"/>
             </w:pPr>
             <w:r>
               <w:t xml:space="preserve">Vulnerability Disclosure Report</w:t>
@@ -8593,7 +7756,6 @@
           <w:p>
             <w:pPr>
               <w:pStyle w:val="Compact"/>
-              <w:jc w:val="left"/>
             </w:pPr>
             <w:r>
               <w:t xml:space="preserve">Implemented</w:t>
@@ -8605,21 +7767,19 @@
           <w:p>
             <w:pPr>
               <w:pStyle w:val="Compact"/>
-              <w:jc w:val="left"/>
-            </w:pPr>
-            <w:r>
-              <w:t xml:space="preserve">Part 12, Grype output</w:t>
-            </w:r>
-          </w:p>
-        </w:tc>
-      </w:tr>
-      <w:tr>
-        <w:tc>
-          <w:tcPr/>
-          <w:p>
-            <w:pPr>
-              <w:pStyle w:val="Compact"/>
-              <w:jc w:val="left"/>
+            </w:pPr>
+            <w:r>
+              <w:t xml:space="preserve">Part 15, Grype output</w:t>
+            </w:r>
+          </w:p>
+        </w:tc>
+      </w:tr>
+      <w:tr>
+        <w:tc>
+          <w:tcPr/>
+          <w:p>
+            <w:pPr>
+              <w:pStyle w:val="Compact"/>
             </w:pPr>
             <w:r>
               <w:t xml:space="preserve">Tier 3: VER</w:t>
@@ -8631,7 +7791,6 @@
           <w:p>
             <w:pPr>
               <w:pStyle w:val="Compact"/>
-              <w:jc w:val="left"/>
             </w:pPr>
             <w:r>
               <w:t xml:space="preserve">Vulnerability Exploitability eXchange</w:t>
@@ -8643,7 +7802,6 @@
           <w:p>
             <w:pPr>
               <w:pStyle w:val="Compact"/>
-              <w:jc w:val="left"/>
             </w:pPr>
             <w:r>
               <w:t xml:space="preserve">Implemented</w:t>
@@ -8655,10 +7813,9 @@
           <w:p>
             <w:pPr>
               <w:pStyle w:val="Compact"/>
-              <w:jc w:val="left"/>
-            </w:pPr>
-            <w:r>
-              <w:t xml:space="preserve">Part 12, OpenVEX JSON</w:t>
+            </w:pPr>
+            <w:r>
+              <w:t xml:space="preserve">Part 15, OpenVEX JSON</w:t>
             </w:r>
           </w:p>
         </w:tc>
@@ -8675,7 +7832,7 @@
         <w:t xml:space="preserve"> </w:t>
       </w:r>
       <w:r>
-        <w:t xml:space="preserve">pipeline established in Part 12 (SBOM + VDR + VEX Framework) and the</w:t>
+        <w:t xml:space="preserve">pipeline established in Part 15 (SBOM + VDR + VEX Framework) and the</w:t>
       </w:r>
       <w:r>
         <w:t xml:space="preserve"> </w:t>
@@ -8684,31 +7841,22 @@
         <w:t xml:space="preserve">organizational governance framework established in this charter.</w:t>
       </w:r>
     </w:p>
-    <w:bookmarkEnd w:id="61"/>
-    <w:bookmarkStart w:id="62" w:name="scrm-governance-cadence"/>
+    <w:bookmarkEnd w:id="50"/>
+    <w:bookmarkStart w:id="51" w:name="scrm-governance-cadence"/>
     <w:p>
       <w:pPr>
         <w:pStyle w:val="Heading2"/>
       </w:pPr>
       <w:r>
-        <w:rPr>
-          <w:rStyle w:val="SectionNumber"/>
-        </w:rPr>
-        <w:t xml:space="preserve">8.7</w:t>
-      </w:r>
-      <w:r>
-        <w:tab/>
-      </w:r>
-      <w:r>
-        <w:t xml:space="preserve">SCRM Governance Cadence</w:t>
+        <w:t xml:space="preserve">8.7 SCRM Governance Cadence</w:t>
       </w:r>
     </w:p>
     <w:tbl>
       <w:tblPr>
         <w:tblStyle w:val="Table"/>
         <w:tblW w:type="pct" w:w="5000"/>
+        <w:tblLayout w:type="fixed"/>
         <w:tblLook w:firstRow="1" w:lastRow="0" w:firstColumn="0" w:lastColumn="0" w:noHBand="0" w:noVBand="0" w:val="0020"/>
-        <w:jc w:val="start"/>
       </w:tblPr>
       <w:tblGrid>
         <w:gridCol w:w="2200"/>
@@ -8718,14 +7866,13 @@
       </w:tblGrid>
       <w:tr>
         <w:trPr>
-          <w:tblHeader w:val="true"/>
+          <w:tblHeader w:val="on"/>
         </w:trPr>
         <w:tc>
           <w:tcPr/>
           <w:p>
             <w:pPr>
               <w:pStyle w:val="Compact"/>
-              <w:jc w:val="left"/>
             </w:pPr>
             <w:r>
               <w:t xml:space="preserve">Activity</w:t>
@@ -8737,7 +7884,6 @@
           <w:p>
             <w:pPr>
               <w:pStyle w:val="Compact"/>
-              <w:jc w:val="left"/>
             </w:pPr>
             <w:r>
               <w:t xml:space="preserve">Frequency</w:t>
@@ -8749,7 +7895,6 @@
           <w:p>
             <w:pPr>
               <w:pStyle w:val="Compact"/>
-              <w:jc w:val="left"/>
             </w:pPr>
             <w:r>
               <w:t xml:space="preserve">Owner</w:t>
@@ -8761,7 +7906,6 @@
           <w:p>
             <w:pPr>
               <w:pStyle w:val="Compact"/>
-              <w:jc w:val="left"/>
             </w:pPr>
             <w:r>
               <w:t xml:space="preserve">Output</w:t>
@@ -8775,7 +7919,6 @@
           <w:p>
             <w:pPr>
               <w:pStyle w:val="Compact"/>
-              <w:jc w:val="left"/>
             </w:pPr>
             <w:r>
               <w:t xml:space="preserve">SBOM scan (CI gate)</w:t>
@@ -8787,7 +7930,6 @@
           <w:p>
             <w:pPr>
               <w:pStyle w:val="Compact"/>
-              <w:jc w:val="left"/>
             </w:pPr>
             <w:r>
               <w:t xml:space="preserve">Every PR merge</w:t>
@@ -8799,7 +7941,6 @@
           <w:p>
             <w:pPr>
               <w:pStyle w:val="Compact"/>
-              <w:jc w:val="left"/>
             </w:pPr>
             <w:r>
               <w:t xml:space="preserve">DevSecOps</w:t>
@@ -8811,7 +7952,6 @@
           <w:p>
             <w:pPr>
               <w:pStyle w:val="Compact"/>
-              <w:jc w:val="left"/>
             </w:pPr>
             <w:r>
               <w:t xml:space="preserve">VDR (Grype)</w:t>
@@ -8825,7 +7965,6 @@
           <w:p>
             <w:pPr>
               <w:pStyle w:val="Compact"/>
-              <w:jc w:val="left"/>
             </w:pPr>
             <w:r>
               <w:t xml:space="preserve">VEX assertion review</w:t>
@@ -8837,7 +7976,6 @@
           <w:p>
             <w:pPr>
               <w:pStyle w:val="Compact"/>
-              <w:jc w:val="left"/>
             </w:pPr>
             <w:r>
               <w:t xml:space="preserve">90-day cycle</w:t>
@@ -8849,7 +7987,6 @@
           <w:p>
             <w:pPr>
               <w:pStyle w:val="Compact"/>
-              <w:jc w:val="left"/>
             </w:pPr>
             <w:r>
               <w:t xml:space="preserve">ISSO</w:t>
@@ -8861,7 +7998,6 @@
           <w:p>
             <w:pPr>
               <w:pStyle w:val="Compact"/>
-              <w:jc w:val="left"/>
             </w:pPr>
             <w:r>
               <w:t xml:space="preserve">Signed VEX JSON</w:t>
@@ -8875,7 +8011,6 @@
           <w:p>
             <w:pPr>
               <w:pStyle w:val="Compact"/>
-              <w:jc w:val="left"/>
             </w:pPr>
             <w:r>
               <w:t xml:space="preserve">Vendor disclosure matrix review</w:t>
@@ -8887,7 +8022,6 @@
           <w:p>
             <w:pPr>
               <w:pStyle w:val="Compact"/>
-              <w:jc w:val="left"/>
             </w:pPr>
             <w:r>
               <w:t xml:space="preserve">Annual + on change</w:t>
@@ -8899,7 +8033,6 @@
           <w:p>
             <w:pPr>
               <w:pStyle w:val="Compact"/>
-              <w:jc w:val="left"/>
             </w:pPr>
             <w:r>
               <w:t xml:space="preserve">Vendor Risk Analyst</w:t>
@@ -8911,7 +8044,6 @@
           <w:p>
             <w:pPr>
               <w:pStyle w:val="Compact"/>
-              <w:jc w:val="left"/>
             </w:pPr>
             <w:r>
               <w:t xml:space="preserve">Updated matrix</w:t>
@@ -8925,7 +8057,6 @@
           <w:p>
             <w:pPr>
               <w:pStyle w:val="Compact"/>
-              <w:jc w:val="left"/>
             </w:pPr>
             <w:r>
               <w:t xml:space="preserve">SCRM risk register review</w:t>
@@ -8937,7 +8068,6 @@
           <w:p>
             <w:pPr>
               <w:pStyle w:val="Compact"/>
-              <w:jc w:val="left"/>
             </w:pPr>
             <w:r>
               <w:t xml:space="preserve">Quarterly</w:t>
@@ -8949,7 +8079,6 @@
           <w:p>
             <w:pPr>
               <w:pStyle w:val="Compact"/>
-              <w:jc w:val="left"/>
             </w:pPr>
             <w:r>
               <w:t xml:space="preserve">ISSO</w:t>
@@ -8961,7 +8090,6 @@
           <w:p>
             <w:pPr>
               <w:pStyle w:val="Compact"/>
-              <w:jc w:val="left"/>
             </w:pPr>
             <w:r>
               <w:t xml:space="preserve">Risk register update</w:t>
@@ -8975,7 +8103,6 @@
           <w:p>
             <w:pPr>
               <w:pStyle w:val="Compact"/>
-              <w:jc w:val="left"/>
             </w:pPr>
             <w:r>
               <w:t xml:space="preserve">Supplier SBOM receipt</w:t>
@@ -8987,7 +8114,6 @@
           <w:p>
             <w:pPr>
               <w:pStyle w:val="Compact"/>
-              <w:jc w:val="left"/>
             </w:pPr>
             <w:r>
               <w:t xml:space="preserve">On delivery + quarterly</w:t>
@@ -8999,7 +8125,6 @@
           <w:p>
             <w:pPr>
               <w:pStyle w:val="Compact"/>
-              <w:jc w:val="left"/>
             </w:pPr>
             <w:r>
               <w:t xml:space="preserve">Procurement Liaison</w:t>
@@ -9011,7 +8136,6 @@
           <w:p>
             <w:pPr>
               <w:pStyle w:val="Compact"/>
-              <w:jc w:val="left"/>
             </w:pPr>
             <w:r>
               <w:t xml:space="preserve">Supplier SBOM log</w:t>
@@ -9025,7 +8149,6 @@
           <w:p>
             <w:pPr>
               <w:pStyle w:val="Compact"/>
-              <w:jc w:val="left"/>
             </w:pPr>
             <w:r>
               <w:t xml:space="preserve">PSIRT subscription check</w:t>
@@ -9037,7 +8160,6 @@
           <w:p>
             <w:pPr>
               <w:pStyle w:val="Compact"/>
-              <w:jc w:val="left"/>
             </w:pPr>
             <w:r>
               <w:t xml:space="preserve">Monthly</w:t>
@@ -9049,7 +8171,6 @@
           <w:p>
             <w:pPr>
               <w:pStyle w:val="Compact"/>
-              <w:jc w:val="left"/>
             </w:pPr>
             <w:r>
               <w:t xml:space="preserve">DevSecOps</w:t>
@@ -9061,7 +8182,6 @@
           <w:p>
             <w:pPr>
               <w:pStyle w:val="Compact"/>
-              <w:jc w:val="left"/>
             </w:pPr>
             <w:r>
               <w:t xml:space="preserve">Subscription roster</w:t>
@@ -9075,7 +8195,6 @@
           <w:p>
             <w:pPr>
               <w:pStyle w:val="Compact"/>
-              <w:jc w:val="left"/>
             </w:pPr>
             <w:r>
               <w:t xml:space="preserve">SCRM charter review</w:t>
@@ -9087,7 +8206,6 @@
           <w:p>
             <w:pPr>
               <w:pStyle w:val="Compact"/>
-              <w:jc w:val="left"/>
             </w:pPr>
             <w:r>
               <w:t xml:space="preserve">Annual</w:t>
@@ -9099,7 +8217,6 @@
           <w:p>
             <w:pPr>
               <w:pStyle w:val="Compact"/>
-              <w:jc w:val="left"/>
             </w:pPr>
             <w:r>
               <w:t xml:space="preserve">CISO</w:t>
@@ -9111,7 +8228,6 @@
           <w:p>
             <w:pPr>
               <w:pStyle w:val="Compact"/>
-              <w:jc w:val="left"/>
             </w:pPr>
             <w:r>
               <w:t xml:space="preserve">Approved charter revision</w:t>
@@ -9125,7 +8241,6 @@
           <w:p>
             <w:pPr>
               <w:pStyle w:val="Compact"/>
-              <w:jc w:val="left"/>
             </w:pPr>
             <w:r>
               <w:t xml:space="preserve">BOD 26-04 submission check</w:t>
@@ -9137,7 +8252,6 @@
           <w:p>
             <w:pPr>
               <w:pStyle w:val="Compact"/>
-              <w:jc w:val="left"/>
             </w:pPr>
             <w:r>
               <w:t xml:space="preserve">Pre-deadline (Oct 1)</w:t>
@@ -9149,7 +8263,6 @@
           <w:p>
             <w:pPr>
               <w:pStyle w:val="Compact"/>
-              <w:jc w:val="left"/>
             </w:pPr>
             <w:r>
               <w:t xml:space="preserve">CISO / AO</w:t>
@@ -9161,7 +8274,6 @@
           <w:p>
             <w:pPr>
               <w:pStyle w:val="Compact"/>
-              <w:jc w:val="left"/>
             </w:pPr>
             <w:r>
               <w:t xml:space="preserve">VDR/VER submission package</w:t>
@@ -9170,23 +8282,14 @@
         </w:tc>
       </w:tr>
     </w:tbl>
-    <w:bookmarkEnd w:id="62"/>
-    <w:bookmarkStart w:id="63" w:name="charter-approval"/>
+    <w:bookmarkEnd w:id="51"/>
+    <w:bookmarkStart w:id="52" w:name="charter-approval"/>
     <w:p>
       <w:pPr>
         <w:pStyle w:val="Heading2"/>
       </w:pPr>
       <w:r>
-        <w:rPr>
-          <w:rStyle w:val="SectionNumber"/>
-        </w:rPr>
-        <w:t xml:space="preserve">8.8</w:t>
-      </w:r>
-      <w:r>
-        <w:tab/>
-      </w:r>
-      <w:r>
-        <w:t xml:space="preserve">Charter Approval</w:t>
+        <w:t xml:space="preserve">8.8 Charter Approval</w:t>
       </w:r>
     </w:p>
     <w:p>
@@ -9202,7 +8305,6 @@
         <w:tblStyle w:val="Table"/>
         <w:tblW w:type="auto" w:w="0"/>
         <w:tblLook w:firstRow="1" w:lastRow="0" w:firstColumn="0" w:lastColumn="0" w:noHBand="0" w:noVBand="0" w:val="0020"/>
-        <w:jc w:val="start"/>
       </w:tblPr>
       <w:tblGrid>
         <w:gridCol w:w="1980"/>
@@ -9212,14 +8314,13 @@
       </w:tblGrid>
       <w:tr>
         <w:trPr>
-          <w:tblHeader w:val="true"/>
+          <w:tblHeader w:val="on"/>
         </w:trPr>
         <w:tc>
           <w:tcPr/>
           <w:p>
             <w:pPr>
               <w:pStyle w:val="Compact"/>
-              <w:jc w:val="left"/>
             </w:pPr>
             <w:r>
               <w:t xml:space="preserve">Role</w:t>
@@ -9231,7 +8332,6 @@
           <w:p>
             <w:pPr>
               <w:pStyle w:val="Compact"/>
-              <w:jc w:val="left"/>
             </w:pPr>
             <w:r>
               <w:t xml:space="preserve">Name</w:t>
@@ -9243,7 +8343,6 @@
           <w:p>
             <w:pPr>
               <w:pStyle w:val="Compact"/>
-              <w:jc w:val="left"/>
             </w:pPr>
             <w:r>
               <w:t xml:space="preserve">Signature</w:t>
@@ -9255,7 +8354,6 @@
           <w:p>
             <w:pPr>
               <w:pStyle w:val="Compact"/>
-              <w:jc w:val="left"/>
             </w:pPr>
             <w:r>
               <w:t xml:space="preserve">Date</w:t>
@@ -9269,7 +8367,6 @@
           <w:p>
             <w:pPr>
               <w:pStyle w:val="Compact"/>
-              <w:jc w:val="left"/>
             </w:pPr>
             <w:r>
               <w:t xml:space="preserve">CISO / SAISO</w:t>
@@ -9281,7 +8378,6 @@
           <w:p>
             <w:pPr>
               <w:pStyle w:val="Compact"/>
-              <w:jc w:val="left"/>
             </w:pPr>
             <w:r>
               <w:t xml:space="preserve">[NAME]</w:t>
@@ -9293,7 +8389,6 @@
           <w:p>
             <w:pPr>
               <w:pStyle w:val="Compact"/>
-              <w:jc w:val="left"/>
             </w:pPr>
             <w:r>
               <w:t xml:space="preserve">[SIGNATURE]</w:t>
@@ -9305,7 +8400,6 @@
           <w:p>
             <w:pPr>
               <w:pStyle w:val="Compact"/>
-              <w:jc w:val="left"/>
             </w:pPr>
             <w:r>
               <w:t xml:space="preserve">[DATE]</w:t>
@@ -9319,7 +8413,6 @@
           <w:p>
             <w:pPr>
               <w:pStyle w:val="Compact"/>
-              <w:jc w:val="left"/>
             </w:pPr>
             <w:r>
               <w:t xml:space="preserve">CIO</w:t>
@@ -9331,7 +8424,6 @@
           <w:p>
             <w:pPr>
               <w:pStyle w:val="Compact"/>
-              <w:jc w:val="left"/>
             </w:pPr>
             <w:r>
               <w:t xml:space="preserve">[NAME]</w:t>
@@ -9343,7 +8435,6 @@
           <w:p>
             <w:pPr>
               <w:pStyle w:val="Compact"/>
-              <w:jc w:val="left"/>
             </w:pPr>
             <w:r>
               <w:t xml:space="preserve">[SIGNATURE]</w:t>
@@ -9355,7 +8446,6 @@
           <w:p>
             <w:pPr>
               <w:pStyle w:val="Compact"/>
-              <w:jc w:val="left"/>
             </w:pPr>
             <w:r>
               <w:t xml:space="preserve">[DATE]</w:t>
@@ -9369,7 +8459,6 @@
           <w:p>
             <w:pPr>
               <w:pStyle w:val="Compact"/>
-              <w:jc w:val="left"/>
             </w:pPr>
             <w:r>
               <w:t xml:space="preserve">AO</w:t>
@@ -9381,7 +8470,6 @@
           <w:p>
             <w:pPr>
               <w:pStyle w:val="Compact"/>
-              <w:jc w:val="left"/>
             </w:pPr>
             <w:r>
               <w:t xml:space="preserve">[NAME]</w:t>
@@ -9393,7 +8481,6 @@
           <w:p>
             <w:pPr>
               <w:pStyle w:val="Compact"/>
-              <w:jc w:val="left"/>
             </w:pPr>
             <w:r>
               <w:t xml:space="preserve">[SIGNATURE]</w:t>
@@ -9405,7 +8492,6 @@
           <w:p>
             <w:pPr>
               <w:pStyle w:val="Compact"/>
-              <w:jc w:val="left"/>
             </w:pPr>
             <w:r>
               <w:t xml:space="preserve">[DATE]</w:t>
@@ -9419,7 +8505,6 @@
           <w:p>
             <w:pPr>
               <w:pStyle w:val="Compact"/>
-              <w:jc w:val="left"/>
             </w:pPr>
             <w:r>
               <w:t xml:space="preserve">Privacy Officer</w:t>
@@ -9431,7 +8516,6 @@
           <w:p>
             <w:pPr>
               <w:pStyle w:val="Compact"/>
-              <w:jc w:val="left"/>
             </w:pPr>
             <w:r>
               <w:t xml:space="preserve">[NAME]</w:t>
@@ -9443,7 +8527,6 @@
           <w:p>
             <w:pPr>
               <w:pStyle w:val="Compact"/>
-              <w:jc w:val="left"/>
             </w:pPr>
             <w:r>
               <w:t xml:space="preserve">[SIGNATURE]</w:t>
@@ -9455,7 +8538,6 @@
           <w:p>
             <w:pPr>
               <w:pStyle w:val="Compact"/>
-              <w:jc w:val="left"/>
             </w:pPr>
             <w:r>
               <w:t xml:space="preserve">[DATE]</w:t>
@@ -9497,32 +8579,23 @@
         </w:pict>
       </w:r>
     </w:p>
-    <w:bookmarkEnd w:id="63"/>
-    <w:bookmarkEnd w:id="64"/>
-    <w:bookmarkStart w:id="65" w:name="X9a8cc4156c444ad790bcefa1d9b65ee3c9d9279"/>
+    <w:bookmarkEnd w:id="52"/>
+    <w:bookmarkEnd w:id="53"/>
+    <w:bookmarkStart w:id="54" w:name="X9a8cc4156c444ad790bcefa1d9b65ee3c9d9279"/>
     <w:p>
       <w:pPr>
         <w:pStyle w:val="Heading1"/>
       </w:pPr>
       <w:r>
-        <w:rPr>
-          <w:rStyle w:val="SectionNumber"/>
-        </w:rPr>
-        <w:t xml:space="preserve">9</w:t>
-      </w:r>
-      <w:r>
-        <w:tab/>
-      </w:r>
-      <w:r>
-        <w:t xml:space="preserve">Appendix A — PM Control Traceability Matrix</w:t>
+        <w:t xml:space="preserve">9. Appendix A — PM Control Traceability Matrix</w:t>
       </w:r>
     </w:p>
     <w:tbl>
       <w:tblPr>
         <w:tblStyle w:val="Table"/>
         <w:tblW w:type="pct" w:w="5000"/>
+        <w:tblLayout w:type="fixed"/>
         <w:tblLook w:firstRow="1" w:lastRow="0" w:firstColumn="0" w:lastColumn="0" w:noHBand="0" w:noVBand="0" w:val="0020"/>
-        <w:jc w:val="start"/>
       </w:tblPr>
       <w:tblGrid>
         <w:gridCol w:w="1620"/>
@@ -9533,14 +8606,13 @@
       </w:tblGrid>
       <w:tr>
         <w:trPr>
-          <w:tblHeader w:val="true"/>
+          <w:tblHeader w:val="on"/>
         </w:trPr>
         <w:tc>
           <w:tcPr/>
           <w:p>
             <w:pPr>
               <w:pStyle w:val="Compact"/>
-              <w:jc w:val="left"/>
             </w:pPr>
             <w:r>
               <w:t xml:space="preserve">Control</w:t>
@@ -9552,7 +8624,6 @@
           <w:p>
             <w:pPr>
               <w:pStyle w:val="Compact"/>
-              <w:jc w:val="left"/>
             </w:pPr>
             <w:r>
               <w:t xml:space="preserve">Title</w:t>
@@ -9564,7 +8635,6 @@
           <w:p>
             <w:pPr>
               <w:pStyle w:val="Compact"/>
-              <w:jc w:val="left"/>
             </w:pPr>
             <w:r>
               <w:t xml:space="preserve">§Reference</w:t>
@@ -9576,7 +8646,6 @@
           <w:p>
             <w:pPr>
               <w:pStyle w:val="Compact"/>
-              <w:jc w:val="left"/>
             </w:pPr>
             <w:r>
               <w:t xml:space="preserve">Artifact</w:t>
@@ -9588,7 +8657,6 @@
           <w:p>
             <w:pPr>
               <w:pStyle w:val="Compact"/>
-              <w:jc w:val="left"/>
             </w:pPr>
             <w:r>
               <w:t xml:space="preserve">Status</w:t>
@@ -9602,7 +8670,6 @@
           <w:p>
             <w:pPr>
               <w:pStyle w:val="Compact"/>
-              <w:jc w:val="left"/>
             </w:pPr>
             <w:r>
               <w:t xml:space="preserve">PM-1</w:t>
@@ -9614,7 +8681,6 @@
           <w:p>
             <w:pPr>
               <w:pStyle w:val="Compact"/>
-              <w:jc w:val="left"/>
             </w:pPr>
             <w:r>
               <w:t xml:space="preserve">Information Security Program Plan</w:t>
@@ -9626,7 +8692,6 @@
           <w:p>
             <w:pPr>
               <w:pStyle w:val="Compact"/>
-              <w:jc w:val="left"/>
             </w:pPr>
             <w:r>
               <w:t xml:space="preserve">§2</w:t>
@@ -9638,7 +8703,6 @@
           <w:p>
             <w:pPr>
               <w:pStyle w:val="Compact"/>
-              <w:jc w:val="left"/>
             </w:pPr>
             <w:r>
               <w:t xml:space="preserve">ISPP Template</w:t>
@@ -9650,7 +8714,6 @@
           <w:p>
             <w:pPr>
               <w:pStyle w:val="Compact"/>
-              <w:jc w:val="left"/>
             </w:pPr>
             <w:r>
               <w:t xml:space="preserve">✅ Template provided</w:t>
@@ -9664,7 +8727,6 @@
           <w:p>
             <w:pPr>
               <w:pStyle w:val="Compact"/>
-              <w:jc w:val="left"/>
             </w:pPr>
             <w:r>
               <w:t xml:space="preserve">PM-2</w:t>
@@ -9676,7 +8738,6 @@
           <w:p>
             <w:pPr>
               <w:pStyle w:val="Compact"/>
-              <w:jc w:val="left"/>
             </w:pPr>
             <w:r>
               <w:t xml:space="preserve">Info Security Program Leadership Roles</w:t>
@@ -9688,7 +8749,6 @@
           <w:p>
             <w:pPr>
               <w:pStyle w:val="Compact"/>
-              <w:jc w:val="left"/>
             </w:pPr>
             <w:r>
               <w:t xml:space="preserve">§3</w:t>
@@ -9700,7 +8760,6 @@
           <w:p>
             <w:pPr>
               <w:pStyle w:val="Compact"/>
-              <w:jc w:val="left"/>
             </w:pPr>
             <w:r>
               <w:t xml:space="preserve">Leadership RACI</w:t>
@@ -9712,7 +8771,6 @@
           <w:p>
             <w:pPr>
               <w:pStyle w:val="Compact"/>
-              <w:jc w:val="left"/>
             </w:pPr>
             <w:r>
               <w:t xml:space="preserve">✅ Template provided</w:t>
@@ -9726,7 +8784,6 @@
           <w:p>
             <w:pPr>
               <w:pStyle w:val="Compact"/>
-              <w:jc w:val="left"/>
             </w:pPr>
             <w:r>
               <w:t xml:space="preserve">PM-5</w:t>
@@ -9738,7 +8795,6 @@
           <w:p>
             <w:pPr>
               <w:pStyle w:val="Compact"/>
-              <w:jc w:val="left"/>
             </w:pPr>
             <w:r>
               <w:t xml:space="preserve">System Inventory</w:t>
@@ -9750,7 +8806,6 @@
           <w:p>
             <w:pPr>
               <w:pStyle w:val="Compact"/>
-              <w:jc w:val="left"/>
             </w:pPr>
             <w:r>
               <w:t xml:space="preserve">§4</w:t>
@@ -9762,7 +8817,6 @@
           <w:p>
             <w:pPr>
               <w:pStyle w:val="Compact"/>
-              <w:jc w:val="left"/>
             </w:pPr>
             <w:r>
               <w:t xml:space="preserve">Inventory Framework</w:t>
@@ -9774,7 +8828,6 @@
           <w:p>
             <w:pPr>
               <w:pStyle w:val="Compact"/>
-              <w:jc w:val="left"/>
             </w:pPr>
             <w:r>
               <w:t xml:space="preserve">✅ Template + automation</w:t>
@@ -9788,7 +8841,6 @@
           <w:p>
             <w:pPr>
               <w:pStyle w:val="Compact"/>
-              <w:jc w:val="left"/>
             </w:pPr>
             <w:r>
               <w:t xml:space="preserve">PM-7</w:t>
@@ -9800,7 +8852,6 @@
           <w:p>
             <w:pPr>
               <w:pStyle w:val="Compact"/>
-              <w:jc w:val="left"/>
             </w:pPr>
             <w:r>
               <w:t xml:space="preserve">Enterprise Architecture</w:t>
@@ -9812,7 +8863,6 @@
           <w:p>
             <w:pPr>
               <w:pStyle w:val="Compact"/>
-              <w:jc w:val="left"/>
             </w:pPr>
             <w:r>
               <w:t xml:space="preserve">§2.4</w:t>
@@ -9824,7 +8874,6 @@
           <w:p>
             <w:pPr>
               <w:pStyle w:val="Compact"/>
-              <w:jc w:val="left"/>
             </w:pPr>
             <w:r>
               <w:t xml:space="preserve">EA Integration</w:t>
@@ -9836,7 +8885,6 @@
           <w:p>
             <w:pPr>
               <w:pStyle w:val="Compact"/>
-              <w:jc w:val="left"/>
             </w:pPr>
             <w:r>
               <w:t xml:space="preserve">✅ Architecture gates</w:t>
@@ -9850,7 +8898,6 @@
           <w:p>
             <w:pPr>
               <w:pStyle w:val="Compact"/>
-              <w:jc w:val="left"/>
             </w:pPr>
             <w:r>
               <w:t xml:space="preserve">PM-9</w:t>
@@ -9862,7 +8909,6 @@
           <w:p>
             <w:pPr>
               <w:pStyle w:val="Compact"/>
-              <w:jc w:val="left"/>
             </w:pPr>
             <w:r>
               <w:t xml:space="preserve">Risk Management Strategy</w:t>
@@ -9874,7 +8920,6 @@
           <w:p>
             <w:pPr>
               <w:pStyle w:val="Compact"/>
-              <w:jc w:val="left"/>
             </w:pPr>
             <w:r>
               <w:t xml:space="preserve">§5</w:t>
@@ -9886,7 +8931,6 @@
           <w:p>
             <w:pPr>
               <w:pStyle w:val="Compact"/>
-              <w:jc w:val="left"/>
             </w:pPr>
             <w:r>
               <w:t xml:space="preserve">Risk Register</w:t>
@@ -9898,7 +8942,6 @@
           <w:p>
             <w:pPr>
               <w:pStyle w:val="Compact"/>
-              <w:jc w:val="left"/>
             </w:pPr>
             <w:r>
               <w:t xml:space="preserve">✅ Template provided</w:t>
@@ -9912,7 +8955,6 @@
           <w:p>
             <w:pPr>
               <w:pStyle w:val="Compact"/>
-              <w:jc w:val="left"/>
             </w:pPr>
             <w:r>
               <w:t xml:space="preserve">PM-11</w:t>
@@ -9924,7 +8966,6 @@
           <w:p>
             <w:pPr>
               <w:pStyle w:val="Compact"/>
-              <w:jc w:val="left"/>
             </w:pPr>
             <w:r>
               <w:t xml:space="preserve">Mission/Business Process Definition</w:t>
@@ -9936,7 +8977,6 @@
           <w:p>
             <w:pPr>
               <w:pStyle w:val="Compact"/>
-              <w:jc w:val="left"/>
             </w:pPr>
             <w:r>
               <w:t xml:space="preserve">§2.5</w:t>
@@ -9948,7 +8988,6 @@
           <w:p>
             <w:pPr>
               <w:pStyle w:val="Compact"/>
-              <w:jc w:val="left"/>
             </w:pPr>
             <w:r>
               <w:t xml:space="preserve">Mission Map</w:t>
@@ -9960,7 +8999,6 @@
           <w:p>
             <w:pPr>
               <w:pStyle w:val="Compact"/>
-              <w:jc w:val="left"/>
             </w:pPr>
             <w:r>
               <w:t xml:space="preserve">✅ Template provided</w:t>
@@ -9974,7 +9012,6 @@
           <w:p>
             <w:pPr>
               <w:pStyle w:val="Compact"/>
-              <w:jc w:val="left"/>
             </w:pPr>
             <w:r>
               <w:t xml:space="preserve">PM-14</w:t>
@@ -9986,7 +9023,6 @@
           <w:p>
             <w:pPr>
               <w:pStyle w:val="Compact"/>
-              <w:jc w:val="left"/>
             </w:pPr>
             <w:r>
               <w:t xml:space="preserve">Testing, Training, and Monitoring</w:t>
@@ -9998,7 +9034,6 @@
           <w:p>
             <w:pPr>
               <w:pStyle w:val="Compact"/>
-              <w:jc w:val="left"/>
             </w:pPr>
             <w:r>
               <w:t xml:space="preserve">§6</w:t>
@@ -10010,7 +9045,6 @@
           <w:p>
             <w:pPr>
               <w:pStyle w:val="Compact"/>
-              <w:jc w:val="left"/>
             </w:pPr>
             <w:r>
               <w:t xml:space="preserve">T&amp;T&amp;M Plan</w:t>
@@ -10022,7 +9056,6 @@
           <w:p>
             <w:pPr>
               <w:pStyle w:val="Compact"/>
-              <w:jc w:val="left"/>
             </w:pPr>
             <w:r>
               <w:t xml:space="preserve">✅ Template provided</w:t>
@@ -10036,7 +9069,6 @@
           <w:p>
             <w:pPr>
               <w:pStyle w:val="Compact"/>
-              <w:jc w:val="left"/>
             </w:pPr>
             <w:r>
               <w:t xml:space="preserve">PM-15</w:t>
@@ -10048,7 +9080,6 @@
           <w:p>
             <w:pPr>
               <w:pStyle w:val="Compact"/>
-              <w:jc w:val="left"/>
             </w:pPr>
             <w:r>
               <w:t xml:space="preserve">Security Contact with Groups</w:t>
@@ -10060,7 +9091,6 @@
           <w:p>
             <w:pPr>
               <w:pStyle w:val="Compact"/>
-              <w:jc w:val="left"/>
             </w:pPr>
             <w:r>
               <w:t xml:space="preserve">§7</w:t>
@@ -10072,7 +9102,6 @@
           <w:p>
             <w:pPr>
               <w:pStyle w:val="Compact"/>
-              <w:jc w:val="left"/>
             </w:pPr>
             <w:r>
               <w:t xml:space="preserve">Contact Registry</w:t>
@@ -10084,7 +9113,6 @@
           <w:p>
             <w:pPr>
               <w:pStyle w:val="Compact"/>
-              <w:jc w:val="left"/>
             </w:pPr>
             <w:r>
               <w:t xml:space="preserve">✅ Template provided</w:t>
@@ -10098,7 +9126,6 @@
           <w:p>
             <w:pPr>
               <w:pStyle w:val="Compact"/>
-              <w:jc w:val="left"/>
             </w:pPr>
             <w:r>
               <w:t xml:space="preserve">PM-30</w:t>
@@ -10110,7 +9137,6 @@
           <w:p>
             <w:pPr>
               <w:pStyle w:val="Compact"/>
-              <w:jc w:val="left"/>
             </w:pPr>
             <w:r>
               <w:t xml:space="preserve">Supply Chain Risk Management Strategy</w:t>
@@ -10122,7 +9148,6 @@
           <w:p>
             <w:pPr>
               <w:pStyle w:val="Compact"/>
-              <w:jc w:val="left"/>
             </w:pPr>
             <w:r>
               <w:t xml:space="preserve">§8</w:t>
@@ -10134,7 +9159,6 @@
           <w:p>
             <w:pPr>
               <w:pStyle w:val="Compact"/>
-              <w:jc w:val="left"/>
             </w:pPr>
             <w:r>
               <w:t xml:space="preserve">SCRM Charter</w:t>
@@ -10146,7 +9170,6 @@
           <w:p>
             <w:pPr>
               <w:pStyle w:val="Compact"/>
-              <w:jc w:val="left"/>
             </w:pPr>
             <w:r>
               <w:t xml:space="preserve">✅ Template provided</w:t>
@@ -10162,31 +9185,22 @@
         </w:pict>
       </w:r>
     </w:p>
-    <w:bookmarkEnd w:id="65"/>
-    <w:bookmarkStart w:id="66" w:name="X1ee99e825fea4562699de3ef6af8c2d280fddae"/>
+    <w:bookmarkEnd w:id="54"/>
+    <w:bookmarkStart w:id="55" w:name="X1ee99e825fea4562699de3ef6af8c2d280fddae"/>
     <w:p>
       <w:pPr>
         <w:pStyle w:val="Heading1"/>
       </w:pPr>
       <w:r>
-        <w:rPr>
-          <w:rStyle w:val="SectionNumber"/>
-        </w:rPr>
-        <w:t xml:space="preserve">10</w:t>
-      </w:r>
-      <w:r>
-        <w:tab/>
-      </w:r>
-      <w:r>
-        <w:t xml:space="preserve">Appendix B — Integration with AAN Technical Series</w:t>
+        <w:t xml:space="preserve">10. Appendix B — Integration with AAN Technical Series</w:t>
       </w:r>
     </w:p>
     <w:tbl>
       <w:tblPr>
         <w:tblStyle w:val="Table"/>
         <w:tblW w:type="pct" w:w="5000"/>
+        <w:tblLayout w:type="fixed"/>
         <w:tblLook w:firstRow="1" w:lastRow="0" w:firstColumn="0" w:lastColumn="0" w:noHBand="0" w:noVBand="0" w:val="0020"/>
-        <w:jc w:val="start"/>
       </w:tblPr>
       <w:tblGrid>
         <w:gridCol w:w="2329"/>
@@ -10194,14 +9208,13 @@
       </w:tblGrid>
       <w:tr>
         <w:trPr>
-          <w:tblHeader w:val="true"/>
+          <w:tblHeader w:val="on"/>
         </w:trPr>
         <w:tc>
           <w:tcPr/>
           <w:p>
             <w:pPr>
               <w:pStyle w:val="Compact"/>
-              <w:jc w:val="left"/>
             </w:pPr>
             <w:r>
               <w:t xml:space="preserve">AAN Part</w:t>
@@ -10213,7 +9226,6 @@
           <w:p>
             <w:pPr>
               <w:pStyle w:val="Compact"/>
-              <w:jc w:val="left"/>
             </w:pPr>
             <w:r>
               <w:t xml:space="preserve">PM Control Dependencies</w:t>
@@ -10227,19 +9239,17 @@
           <w:p>
             <w:pPr>
               <w:pStyle w:val="Compact"/>
-              <w:jc w:val="left"/>
-            </w:pPr>
-            <w:r>
-              <w:t xml:space="preserve">Part 3 (Entra ID / ZTNA)</w:t>
-            </w:r>
-          </w:p>
-        </w:tc>
-        <w:tc>
-          <w:tcPr/>
-          <w:p>
-            <w:pPr>
-              <w:pStyle w:val="Compact"/>
-              <w:jc w:val="left"/>
+            </w:pPr>
+            <w:r>
+              <w:t xml:space="preserve">Part 5 (Entra ID / ZTNA)</w:t>
+            </w:r>
+          </w:p>
+        </w:tc>
+        <w:tc>
+          <w:tcPr/>
+          <w:p>
+            <w:pPr>
+              <w:pStyle w:val="Compact"/>
             </w:pPr>
             <w:r>
               <w:t xml:space="preserve">PM-5 (system inventory — identity plane)</w:t>
@@ -10253,19 +9263,17 @@
           <w:p>
             <w:pPr>
               <w:pStyle w:val="Compact"/>
-              <w:jc w:val="left"/>
-            </w:pPr>
-            <w:r>
-              <w:t xml:space="preserve">Part 8 (Defender VM)</w:t>
-            </w:r>
-          </w:p>
-        </w:tc>
-        <w:tc>
-          <w:tcPr/>
-          <w:p>
-            <w:pPr>
-              <w:pStyle w:val="Compact"/>
-              <w:jc w:val="left"/>
+            </w:pPr>
+            <w:r>
+              <w:t xml:space="preserve">Part 11 (Defender VM)</w:t>
+            </w:r>
+          </w:p>
+        </w:tc>
+        <w:tc>
+          <w:tcPr/>
+          <w:p>
+            <w:pPr>
+              <w:pStyle w:val="Compact"/>
             </w:pPr>
             <w:r>
               <w:t xml:space="preserve">PM-14 (testing — vulnerability scan cadence)</w:t>
@@ -10279,19 +9287,17 @@
           <w:p>
             <w:pPr>
               <w:pStyle w:val="Compact"/>
-              <w:jc w:val="left"/>
-            </w:pPr>
-            <w:r>
-              <w:t xml:space="preserve">Part 9 (Purview / Key Vault)</w:t>
-            </w:r>
-          </w:p>
-        </w:tc>
-        <w:tc>
-          <w:tcPr/>
-          <w:p>
-            <w:pPr>
-              <w:pStyle w:val="Compact"/>
-              <w:jc w:val="left"/>
+            </w:pPr>
+            <w:r>
+              <w:t xml:space="preserve">Part 12 (Purview / Key Vault)</w:t>
+            </w:r>
+          </w:p>
+        </w:tc>
+        <w:tc>
+          <w:tcPr/>
+          <w:p>
+            <w:pPr>
+              <w:pStyle w:val="Compact"/>
             </w:pPr>
             <w:r>
               <w:t xml:space="preserve">PM-11 (mission mapping — PII-bearing processes)</w:t>
@@ -10305,19 +9311,17 @@
           <w:p>
             <w:pPr>
               <w:pStyle w:val="Compact"/>
-              <w:jc w:val="left"/>
-            </w:pPr>
-            <w:r>
-              <w:t xml:space="preserve">Part 10 (Sentinel)</w:t>
-            </w:r>
-          </w:p>
-        </w:tc>
-        <w:tc>
-          <w:tcPr/>
-          <w:p>
-            <w:pPr>
-              <w:pStyle w:val="Compact"/>
-              <w:jc w:val="left"/>
+            </w:pPr>
+            <w:r>
+              <w:t xml:space="preserve">Part 13 (Sentinel)</w:t>
+            </w:r>
+          </w:p>
+        </w:tc>
+        <w:tc>
+          <w:tcPr/>
+          <w:p>
+            <w:pPr>
+              <w:pStyle w:val="Compact"/>
             </w:pPr>
             <w:r>
               <w:t xml:space="preserve">PM-14 (monitoring program — Sentinel workbooks)</w:t>
@@ -10331,19 +9335,17 @@
           <w:p>
             <w:pPr>
               <w:pStyle w:val="Compact"/>
-              <w:jc w:val="left"/>
-            </w:pPr>
-            <w:r>
-              <w:t xml:space="preserve">Part 11 (Contingency)</w:t>
-            </w:r>
-          </w:p>
-        </w:tc>
-        <w:tc>
-          <w:tcPr/>
-          <w:p>
-            <w:pPr>
-              <w:pStyle w:val="Compact"/>
-              <w:jc w:val="left"/>
+            </w:pPr>
+            <w:r>
+              <w:t xml:space="preserve">Part 14 (Contingency)</w:t>
+            </w:r>
+          </w:p>
+        </w:tc>
+        <w:tc>
+          <w:tcPr/>
+          <w:p>
+            <w:pPr>
+              <w:pStyle w:val="Compact"/>
             </w:pPr>
             <w:r>
               <w:t xml:space="preserve">PM-9 (risk register — RTO/RPO inputs)</w:t>
@@ -10357,19 +9359,17 @@
           <w:p>
             <w:pPr>
               <w:pStyle w:val="Compact"/>
-              <w:jc w:val="left"/>
-            </w:pPr>
-            <w:r>
-              <w:t xml:space="preserve">Part 12 (SBOM/VDR/VEX)</w:t>
-            </w:r>
-          </w:p>
-        </w:tc>
-        <w:tc>
-          <w:tcPr/>
-          <w:p>
-            <w:pPr>
-              <w:pStyle w:val="Compact"/>
-              <w:jc w:val="left"/>
+            </w:pPr>
+            <w:r>
+              <w:t xml:space="preserve">Part 15 (SBOM/VDR/VEX)</w:t>
+            </w:r>
+          </w:p>
+        </w:tc>
+        <w:tc>
+          <w:tcPr/>
+          <w:p>
+            <w:pPr>
+              <w:pStyle w:val="Compact"/>
             </w:pPr>
             <w:r>
               <w:t xml:space="preserve">PM-30 (SCRM charter — technical backbone)</w:t>
@@ -10383,23 +9383,21 @@
           <w:p>
             <w:pPr>
               <w:pStyle w:val="Compact"/>
-              <w:jc w:val="left"/>
             </w:pPr>
             <w:r>
               <w:rPr>
+                <w:b/>
                 <w:bCs/>
-                <w:b/>
               </w:rPr>
-              <w:t xml:space="preserve">Part 13 (this document)</w:t>
-            </w:r>
-          </w:p>
-        </w:tc>
-        <w:tc>
-          <w:tcPr/>
-          <w:p>
-            <w:pPr>
-              <w:pStyle w:val="Compact"/>
-              <w:jc w:val="left"/>
+              <w:t xml:space="preserve">Part 16 (this document)</w:t>
+            </w:r>
+          </w:p>
+        </w:tc>
+        <w:tc>
+          <w:tcPr/>
+          <w:p>
+            <w:pPr>
+              <w:pStyle w:val="Compact"/>
             </w:pPr>
             <w:r>
               <w:t xml:space="preserve">PM-1, PM-2, PM-5, PM-7, PM-9, PM-11, PM-14, PM-15, PM-30</w:t>
@@ -10413,13 +9411,13 @@
         <w:pStyle w:val="BodyText"/>
       </w:pPr>
       <w:r>
-        <w:t xml:space="preserve">The PM governance artifacts in Part 13 provide the organizational layer that</w:t>
-      </w:r>
-      <w:r>
-        <w:t xml:space="preserve"> </w:t>
-      </w:r>
-      <w:r>
-        <w:t xml:space="preserve">contextualizes the technical evidence from Parts 1–12. Together they form a</w:t>
+        <w:t xml:space="preserve">The PM governance artifacts in Part 16 provide the organizational layer that</w:t>
+      </w:r>
+      <w:r>
+        <w:t xml:space="preserve"> </w:t>
+      </w:r>
+      <w:r>
+        <w:t xml:space="preserve">contextualizes the technical evidence from Parts 1–15. Together they form a</w:t>
       </w:r>
       <w:r>
         <w:t xml:space="preserve"> </w:t>
@@ -10428,9 +9426,11 @@
         <w:t xml:space="preserve">complete FedRAMP 20x authorization package for the PM and SR control families.</w:t>
       </w:r>
     </w:p>
-    <w:bookmarkEnd w:id="66"/>
+    <w:bookmarkEnd w:id="55"/>
     <w:sectPr>
-      <w:pgMar w:top="720" w:right="720" w:bottom="720" w:left="720" w:header="720" w:footer="720" w:gutter="0"/>
+      <w:footnotePr>
+        <w:numRestart w:val="eachSect"/>
+      </w:footnotePr>
     </w:sectPr>
   </w:body>
 </w:document>
@@ -10462,14 +9462,14 @@
 <file path=word/numbering.xml><?xml version="1.0" encoding="utf-8"?>
 <w:numbering xmlns:w="http://schemas.openxmlformats.org/wordprocessingml/2006/main">
   <w:abstractNum w:abstractNumId="990">
-    <w:nsid w:val="A990"/>
+    <w:nsid w:val="0000A990"/>
     <w:multiLevelType w:val="multilevel"/>
     <w:lvl w:ilvl="0">
       <w:numFmt w:val="bullet"/>
       <w:lvlText w:val=" "/>
       <w:lvlJc w:val="left"/>
       <w:pPr>
-        <w:ind w:left="720" w:hanging="480"/>
+        <w:ind w:left="720" w:hanging="360"/>
       </w:pPr>
     </w:lvl>
     <w:lvl w:ilvl="1">
@@ -10477,7 +9477,7 @@
       <w:lvlText w:val=" "/>
       <w:lvlJc w:val="left"/>
       <w:pPr>
-        <w:ind w:left="1440" w:hanging="480"/>
+        <w:ind w:left="1440" w:hanging="360"/>
       </w:pPr>
     </w:lvl>
     <w:lvl w:ilvl="2">
@@ -10485,7 +9485,7 @@
       <w:lvlText w:val=" "/>
       <w:lvlJc w:val="left"/>
       <w:pPr>
-        <w:ind w:left="2160" w:hanging="480"/>
+        <w:ind w:left="2160" w:hanging="360"/>
       </w:pPr>
     </w:lvl>
     <w:lvl w:ilvl="3">
@@ -10493,7 +9493,7 @@
       <w:lvlText w:val=" "/>
       <w:lvlJc w:val="left"/>
       <w:pPr>
-        <w:ind w:left="2880" w:hanging="480"/>
+        <w:ind w:left="2880" w:hanging="360"/>
       </w:pPr>
     </w:lvl>
     <w:lvl w:ilvl="4">
@@ -10501,7 +9501,7 @@
       <w:lvlText w:val=" "/>
       <w:lvlJc w:val="left"/>
       <w:pPr>
-        <w:ind w:left="3600" w:hanging="480"/>
+        <w:ind w:left="3600" w:hanging="360"/>
       </w:pPr>
     </w:lvl>
     <w:lvl w:ilvl="5">
@@ -10509,7 +9509,7 @@
       <w:lvlText w:val=" "/>
       <w:lvlJc w:val="left"/>
       <w:pPr>
-        <w:ind w:left="4320" w:hanging="480"/>
+        <w:ind w:left="4320" w:hanging="360"/>
       </w:pPr>
     </w:lvl>
     <w:lvl w:ilvl="6">
@@ -10517,7 +9517,7 @@
       <w:lvlText w:val=" "/>
       <w:lvlJc w:val="left"/>
       <w:pPr>
-        <w:ind w:left="5040" w:hanging="480"/>
+        <w:ind w:left="5040" w:hanging="360"/>
       </w:pPr>
     </w:lvl>
     <w:lvl w:ilvl="7">
@@ -10525,7 +9525,7 @@
       <w:lvlText w:val=" "/>
       <w:lvlJc w:val="left"/>
       <w:pPr>
-        <w:ind w:left="5760" w:hanging="480"/>
+        <w:ind w:left="5760" w:hanging="360"/>
       </w:pPr>
     </w:lvl>
     <w:lvl w:ilvl="8">
@@ -10533,12 +9533,12 @@
       <w:lvlText w:val=" "/>
       <w:lvlJc w:val="left"/>
       <w:pPr>
-        <w:ind w:left="6480" w:hanging="480"/>
+        <w:ind w:left="6480" w:hanging="360"/>
       </w:pPr>
     </w:lvl>
   </w:abstractNum>
   <w:abstractNum w:abstractNumId="99411">
-    <w:nsid w:val="A99411"/>
+    <w:nsid w:val="00A99411"/>
     <w:multiLevelType w:val="multilevel"/>
     <w:lvl w:ilvl="0">
       <w:start w:val="1"/>
@@ -10546,7 +9546,7 @@
       <w:lvlText w:val="%1."/>
       <w:lvlJc w:val="left"/>
       <w:pPr>
-        <w:ind w:left="720" w:hanging="480"/>
+        <w:ind w:left="720" w:hanging="360"/>
       </w:pPr>
     </w:lvl>
     <w:lvl w:ilvl="1">
@@ -10555,7 +9555,7 @@
       <w:lvlText w:val="%2."/>
       <w:lvlJc w:val="left"/>
       <w:pPr>
-        <w:ind w:left="1440" w:hanging="480"/>
+        <w:ind w:left="1440" w:hanging="360"/>
       </w:pPr>
     </w:lvl>
     <w:lvl w:ilvl="2">
@@ -10564,7 +9564,7 @@
       <w:lvlText w:val="%3."/>
       <w:lvlJc w:val="left"/>
       <w:pPr>
-        <w:ind w:left="2160" w:hanging="480"/>
+        <w:ind w:left="2160" w:hanging="360"/>
       </w:pPr>
     </w:lvl>
     <w:lvl w:ilvl="3">
@@ -10573,7 +9573,7 @@
       <w:lvlText w:val="%4."/>
       <w:lvlJc w:val="left"/>
       <w:pPr>
-        <w:ind w:left="2880" w:hanging="480"/>
+        <w:ind w:left="2880" w:hanging="360"/>
       </w:pPr>
     </w:lvl>
     <w:lvl w:ilvl="4">
@@ -10582,7 +9582,7 @@
       <w:lvlText w:val="%5."/>
       <w:lvlJc w:val="left"/>
       <w:pPr>
-        <w:ind w:left="3600" w:hanging="480"/>
+        <w:ind w:left="3600" w:hanging="360"/>
       </w:pPr>
     </w:lvl>
     <w:lvl w:ilvl="5">
@@ -10591,7 +9591,7 @@
       <w:lvlText w:val="%6."/>
       <w:lvlJc w:val="left"/>
       <w:pPr>
-        <w:ind w:left="4320" w:hanging="480"/>
+        <w:ind w:left="4320" w:hanging="360"/>
       </w:pPr>
     </w:lvl>
     <w:lvl w:ilvl="6">
@@ -10600,7 +9600,7 @@
       <w:lvlText w:val="%7."/>
       <w:lvlJc w:val="left"/>
       <w:pPr>
-        <w:ind w:left="5040" w:hanging="480"/>
+        <w:ind w:left="5040" w:hanging="360"/>
       </w:pPr>
     </w:lvl>
     <w:lvl w:ilvl="7">
@@ -10609,7 +9609,7 @@
       <w:lvlText w:val="%8."/>
       <w:lvlJc w:val="left"/>
       <w:pPr>
-        <w:ind w:left="5760" w:hanging="480"/>
+        <w:ind w:left="5760" w:hanging="360"/>
       </w:pPr>
     </w:lvl>
     <w:lvl w:ilvl="8">
@@ -10618,84 +9618,111 @@
       <w:lvlText w:val="%9."/>
       <w:lvlJc w:val="left"/>
       <w:pPr>
-        <w:ind w:left="6480" w:hanging="480"/>
+        <w:ind w:left="6480" w:hanging="360"/>
       </w:pPr>
     </w:lvl>
   </w:abstractNum>
   <w:abstractNum w:abstractNumId="991">
-    <w:nsid w:val="A991"/>
+    <w:nsid w:val="0000A991"/>
     <w:multiLevelType w:val="multilevel"/>
     <w:lvl w:ilvl="0">
       <w:numFmt w:val="bullet"/>
-      <w:lvlText w:val="•"/>
+      <w:lvlText w:val=""/>
       <w:lvlJc w:val="left"/>
       <w:pPr>
-        <w:ind w:left="720" w:hanging="480"/>
-      </w:pPr>
+        <w:ind w:left="720" w:hanging="360"/>
+      </w:pPr>
+      <w:rPr>
+        <w:rFonts w:ascii="Symbol" w:hAnsi="Symbol" w:cs="Symbol" w:hint="default"/>
+      </w:rPr>
     </w:lvl>
     <w:lvl w:ilvl="1">
       <w:numFmt w:val="bullet"/>
-      <w:lvlText w:val="–"/>
+      <w:lvlText w:val="o"/>
       <w:lvlJc w:val="left"/>
       <w:pPr>
-        <w:ind w:left="1440" w:hanging="480"/>
-      </w:pPr>
+        <w:ind w:left="1440" w:hanging="360"/>
+      </w:pPr>
+      <w:rPr>
+        <w:rFonts w:ascii="Courier New" w:hAnsi="Courier New" w:cs="Courier New" w:hint="default"/>
+      </w:rPr>
     </w:lvl>
     <w:lvl w:ilvl="2">
       <w:numFmt w:val="bullet"/>
-      <w:lvlText w:val="•"/>
+      <w:lvlText w:val=""/>
       <w:lvlJc w:val="left"/>
       <w:pPr>
-        <w:ind w:left="2160" w:hanging="480"/>
-      </w:pPr>
+        <w:ind w:left="2160" w:hanging="360"/>
+      </w:pPr>
+      <w:rPr>
+        <w:rFonts w:ascii="Wingdings" w:hAnsi="Wingdings" w:cs="Wingdings" w:hint="default"/>
+      </w:rPr>
     </w:lvl>
     <w:lvl w:ilvl="3">
       <w:numFmt w:val="bullet"/>
-      <w:lvlText w:val="–"/>
+      <w:lvlText w:val=""/>
       <w:lvlJc w:val="left"/>
       <w:pPr>
-        <w:ind w:left="2880" w:hanging="480"/>
-      </w:pPr>
+        <w:ind w:left="2880" w:hanging="360"/>
+      </w:pPr>
+      <w:rPr>
+        <w:rFonts w:ascii="Symbol" w:hAnsi="Symbol" w:cs="Symbol" w:hint="default"/>
+      </w:rPr>
     </w:lvl>
     <w:lvl w:ilvl="4">
       <w:numFmt w:val="bullet"/>
-      <w:lvlText w:val="•"/>
+      <w:lvlText w:val="o"/>
       <w:lvlJc w:val="left"/>
       <w:pPr>
-        <w:ind w:left="3600" w:hanging="480"/>
-      </w:pPr>
+        <w:ind w:left="3600" w:hanging="360"/>
+      </w:pPr>
+      <w:rPr>
+        <w:rFonts w:ascii="Courier New" w:hAnsi="Courier New" w:cs="Courier New" w:hint="default"/>
+      </w:rPr>
     </w:lvl>
     <w:lvl w:ilvl="5">
       <w:numFmt w:val="bullet"/>
-      <w:lvlText w:val="–"/>
+      <w:lvlText w:val=""/>
       <w:lvlJc w:val="left"/>
       <w:pPr>
-        <w:ind w:left="4320" w:hanging="480"/>
-      </w:pPr>
+        <w:ind w:left="4320" w:hanging="360"/>
+      </w:pPr>
+      <w:rPr>
+        <w:rFonts w:ascii="Wingdings" w:hAnsi="Wingdings" w:cs="Wingdings" w:hint="default"/>
+      </w:rPr>
     </w:lvl>
     <w:lvl w:ilvl="6">
       <w:numFmt w:val="bullet"/>
-      <w:lvlText w:val="•"/>
+      <w:lvlText w:val=""/>
       <w:lvlJc w:val="left"/>
       <w:pPr>
-        <w:ind w:left="5040" w:hanging="480"/>
-      </w:pPr>
+        <w:ind w:left="5040" w:hanging="360"/>
+      </w:pPr>
+      <w:rPr>
+        <w:rFonts w:ascii="Symbol" w:hAnsi="Symbol" w:cs="Symbol" w:hint="default"/>
+      </w:rPr>
     </w:lvl>
     <w:lvl w:ilvl="7">
       <w:numFmt w:val="bullet"/>
-      <w:lvlText w:val="–"/>
+      <w:lvlText w:val="o"/>
       <w:lvlJc w:val="left"/>
       <w:pPr>
-        <w:ind w:left="5760" w:hanging="480"/>
-      </w:pPr>
+        <w:ind w:left="5760" w:hanging="360"/>
+      </w:pPr>
+      <w:rPr>
+        <w:rFonts w:ascii="Courier New" w:hAnsi="Courier New" w:cs="Courier New" w:hint="default"/>
+      </w:rPr>
     </w:lvl>
     <w:lvl w:ilvl="8">
       <w:numFmt w:val="bullet"/>
-      <w:lvlText w:val="•"/>
+      <w:lvlText w:val=""/>
       <w:lvlJc w:val="left"/>
       <w:pPr>
-        <w:ind w:left="6480" w:hanging="480"/>
-      </w:pPr>
+        <w:ind w:left="6480" w:hanging="360"/>
+      </w:pPr>
+      <w:rPr>
+        <w:rFonts w:ascii="Wingdings" w:hAnsi="Wingdings" w:cs="Wingdings" w:hint="default"/>
+      </w:rPr>
     </w:lvl>
   </w:abstractNum>
   <w:num w:numId="1000">
@@ -10874,10 +9901,10 @@
   <w:docDefaults>
     <w:rPrDefault>
       <w:rPr>
-        <w:rFonts w:asciiTheme="minorHAnsi" w:cstheme="minorBidi" w:eastAsiaTheme="minorHAnsi" w:hAnsiTheme="minorHAnsi"/>
+        <w:rFonts w:asciiTheme="minorHAnsi" w:cstheme="minorBidi" w:eastAsiaTheme="minorEastAsia" w:hAnsiTheme="minorHAnsi"/>
         <w:sz w:val="24"/>
         <w:szCs w:val="24"/>
-        <w:lang w:bidi="ar-SA" w:eastAsia="en-US" w:val="en-US"/>
+        <w:lang w:bidi="ar-SA" w:eastAsia="zh-CN" w:val="en-US"/>
       </w:rPr>
     </w:rPrDefault>
     <w:pPrDefault>
@@ -10895,10 +9922,10 @@
     <w:name w:val="Body Text"/>
     <w:basedOn w:val="Normal"/>
     <w:link w:val="BodyTextChar"/>
+    <w:qFormat/>
     <w:pPr>
       <w:spacing w:after="180" w:before="180"/>
     </w:pPr>
-    <w:qFormat/>
   </w:style>
   <w:style w:customStyle="1" w:styleId="FirstParagraph" w:type="paragraph">
     <w:name w:val="First Paragraph"/>
@@ -10918,57 +9945,94 @@
     <w:name w:val="Title"/>
     <w:basedOn w:val="Normal"/>
     <w:next w:val="BodyText"/>
+    <w:link w:val="TitleChar"/>
+    <w:uiPriority w:val="10"/>
     <w:qFormat/>
+    <w:rsid w:val="00A10FD9"/>
     <w:pPr>
-      <w:keepNext/>
-      <w:keepLines/>
-      <w:spacing w:after="240" w:before="480"/>
+      <w:spacing w:after="80" w:line="240" w:lineRule="auto"/>
+      <w:contextualSpacing/>
       <w:jc w:val="center"/>
     </w:pPr>
     <w:rPr>
       <w:rFonts w:asciiTheme="majorHAnsi" w:cstheme="majorBidi" w:eastAsiaTheme="majorEastAsia" w:hAnsiTheme="majorHAnsi"/>
-      <w:b/>
-      <w:bCs/>
-      <w:color w:themeColor="accent1" w:themeShade="B5" w:val="345A8A"/>
-      <w:sz w:val="36"/>
-      <w:szCs w:val="36"/>
+      <w:sz w:val="56"/>
+      <w:szCs w:val="56"/>
+    </w:rPr>
+  </w:style>
+  <w:style w:customStyle="1" w:styleId="TitleChar" w:type="character">
+    <w:name w:val="Title Char"/>
+    <w:basedOn w:val="DefaultParagraphFont"/>
+    <w:link w:val="Title"/>
+    <w:uiPriority w:val="10"/>
+    <w:rsid w:val="00A10FD9"/>
+    <w:rPr>
+      <w:rFonts w:asciiTheme="majorHAnsi" w:cstheme="majorBidi" w:eastAsiaTheme="majorEastAsia" w:hAnsiTheme="majorHAnsi"/>
+      <w:sz w:val="56"/>
+      <w:szCs w:val="56"/>
     </w:rPr>
   </w:style>
   <w:style w:styleId="Subtitle" w:type="paragraph">
     <w:name w:val="Subtitle"/>
     <w:basedOn w:val="Title"/>
     <w:next w:val="BodyText"/>
+    <w:link w:val="SubtitleChar"/>
+    <w:uiPriority w:val="11"/>
     <w:qFormat/>
+    <w:rsid w:val="00A10FD9"/>
     <w:pPr>
-      <w:keepNext/>
-      <w:keepLines/>
-      <w:spacing w:after="240" w:before="240"/>
-      <w:jc w:val="center"/>
+      <w:numPr>
+        <w:ilvl w:val="1"/>
+      </w:numPr>
     </w:pPr>
     <w:rPr>
-      <w:sz w:val="30"/>
-      <w:szCs w:val="30"/>
+      <w:rFonts w:cstheme="majorBidi" w:eastAsiaTheme="majorEastAsia"/>
+      <w:spacing w:val="15"/>
+      <w:sz w:val="28"/>
+      <w:szCs w:val="28"/>
+    </w:rPr>
+  </w:style>
+  <w:style w:customStyle="1" w:styleId="SubtitleChar" w:type="character">
+    <w:name w:val="Subtitle Char"/>
+    <w:basedOn w:val="DefaultParagraphFont"/>
+    <w:link w:val="Subtitle"/>
+    <w:uiPriority w:val="11"/>
+    <w:rsid w:val="00A10FD9"/>
+    <w:rPr>
+      <w:rFonts w:cstheme="majorBidi" w:eastAsiaTheme="majorEastAsia"/>
+      <w:color w:themeColor="text1" w:themeTint="A6" w:val="595959"/>
+      <w:spacing w:val="15"/>
+      <w:sz w:val="28"/>
+      <w:szCs w:val="28"/>
     </w:rPr>
   </w:style>
   <w:style w:customStyle="1" w:styleId="Author" w:type="paragraph">
     <w:name w:val="Author"/>
+    <w:basedOn w:val="Title"/>
     <w:next w:val="BodyText"/>
     <w:qFormat/>
     <w:pPr>
       <w:keepNext/>
       <w:keepLines/>
-      <w:jc w:val="center"/>
     </w:pPr>
+    <w:rPr>
+      <w:sz w:val="24"/>
+      <w:szCs w:val="24"/>
+    </w:rPr>
   </w:style>
   <w:style w:styleId="Date" w:type="paragraph">
     <w:name w:val="Date"/>
+    <w:basedOn w:val="Title"/>
     <w:next w:val="BodyText"/>
     <w:qFormat/>
     <w:pPr>
       <w:keepNext/>
       <w:keepLines/>
-      <w:jc w:val="center"/>
     </w:pPr>
+    <w:rPr>
+      <w:sz w:val="24"/>
+      <w:szCs w:val="24"/>
+    </w:rPr>
   </w:style>
   <w:style w:customStyle="1" w:styleId="AbstractTitle" w:type="paragraph">
     <w:name w:val="Abstract Title"/>
@@ -10978,15 +10042,13 @@
     <w:pPr>
       <w:keepNext/>
       <w:keepLines/>
+      <w:spacing w:after="0" w:before="300"/>
       <w:jc w:val="center"/>
-      <w:spacing w:after="0" w:before="300"/>
     </w:pPr>
     <w:rPr>
+      <w:b/>
       <w:sz w:val="20"/>
       <w:szCs w:val="20"/>
-      <w:b/>
-      <w:color w:val="345A8A"/>
-      &gt;
     </w:rPr>
   </w:style>
   <w:style w:customStyle="1" w:styleId="Abstract" w:type="paragraph">
@@ -11013,191 +10075,321 @@
     <w:rPr/>
   </w:style>
   <w:style w:styleId="Heading1" w:type="paragraph">
-    <w:name w:val="Heading 1"/>
+    <w:name w:val="heading 1"/>
     <w:basedOn w:val="Normal"/>
     <w:next w:val="BodyText"/>
+    <w:link w:val="Heading1Char"/>
     <w:uiPriority w:val="9"/>
     <w:qFormat/>
+    <w:rsid w:val="00A10FD9"/>
     <w:pPr>
       <w:keepNext/>
       <w:keepLines/>
-      <w:spacing w:after="0" w:before="480"/>
+      <w:spacing w:after="80" w:before="360"/>
       <w:outlineLvl w:val="0"/>
     </w:pPr>
     <w:rPr>
       <w:rFonts w:asciiTheme="majorHAnsi" w:cstheme="majorBidi" w:eastAsiaTheme="majorEastAsia" w:hAnsiTheme="majorHAnsi"/>
-      <w:b/>
-      <w:bCs/>
-      <w:color w:themeColor="accent1" w:val="4F81BD"/>
+      <w:color w:themeColor="accent1" w:themeShade="BF" w:val="0F4761"/>
+      <w:sz w:val="40"/>
+      <w:szCs w:val="40"/>
+    </w:rPr>
+  </w:style>
+  <w:style w:styleId="Heading2" w:type="paragraph">
+    <w:name w:val="heading 2"/>
+    <w:basedOn w:val="Normal"/>
+    <w:next w:val="BodyText"/>
+    <w:link w:val="Heading2Char"/>
+    <w:uiPriority w:val="9"/>
+    <w:semiHidden/>
+    <w:unhideWhenUsed/>
+    <w:qFormat/>
+    <w:rsid w:val="00A10FD9"/>
+    <w:pPr>
+      <w:keepNext/>
+      <w:keepLines/>
+      <w:spacing w:after="80" w:before="160"/>
+      <w:outlineLvl w:val="1"/>
+    </w:pPr>
+    <w:rPr>
+      <w:rFonts w:asciiTheme="majorHAnsi" w:cstheme="majorBidi" w:eastAsiaTheme="majorEastAsia" w:hAnsiTheme="majorHAnsi"/>
+      <w:color w:themeColor="accent1" w:themeShade="BF" w:val="0F4761"/>
       <w:sz w:val="32"/>
       <w:szCs w:val="32"/>
     </w:rPr>
   </w:style>
-  <w:style w:styleId="Heading2" w:type="paragraph">
-    <w:name w:val="Heading 2"/>
+  <w:style w:styleId="Heading3" w:type="paragraph">
+    <w:name w:val="heading 3"/>
     <w:basedOn w:val="Normal"/>
     <w:next w:val="BodyText"/>
+    <w:link w:val="Heading3Char"/>
     <w:uiPriority w:val="9"/>
+    <w:semiHidden/>
     <w:unhideWhenUsed/>
     <w:qFormat/>
+    <w:rsid w:val="00A10FD9"/>
     <w:pPr>
       <w:keepNext/>
       <w:keepLines/>
-      <w:spacing w:after="0" w:before="200"/>
-      <w:outlineLvl w:val="1"/>
+      <w:spacing w:after="80" w:before="160"/>
+      <w:outlineLvl w:val="2"/>
     </w:pPr>
     <w:rPr>
-      <w:rFonts w:asciiTheme="majorHAnsi" w:cstheme="majorBidi" w:eastAsiaTheme="majorEastAsia" w:hAnsiTheme="majorHAnsi"/>
-      <w:b/>
-      <w:bCs/>
-      <w:color w:themeColor="accent1" w:val="4F81BD"/>
+      <w:rFonts w:cstheme="majorBidi" w:eastAsiaTheme="majorEastAsia"/>
+      <w:color w:themeColor="accent1" w:themeShade="BF" w:val="0F4761"/>
       <w:sz w:val="28"/>
       <w:szCs w:val="28"/>
     </w:rPr>
   </w:style>
-  <w:style w:styleId="Heading3" w:type="paragraph">
-    <w:name w:val="Heading 3"/>
+  <w:style w:styleId="Heading4" w:type="paragraph">
+    <w:name w:val="heading 4"/>
     <w:basedOn w:val="Normal"/>
     <w:next w:val="BodyText"/>
+    <w:link w:val="Heading4Char"/>
     <w:uiPriority w:val="9"/>
+    <w:semiHidden/>
     <w:unhideWhenUsed/>
     <w:qFormat/>
+    <w:rsid w:val="00A10FD9"/>
     <w:pPr>
       <w:keepNext/>
       <w:keepLines/>
-      <w:spacing w:after="0" w:before="200"/>
-      <w:outlineLvl w:val="2"/>
+      <w:spacing w:after="40" w:before="80"/>
+      <w:outlineLvl w:val="3"/>
     </w:pPr>
     <w:rPr>
-      <w:rFonts w:asciiTheme="majorHAnsi" w:cstheme="majorBidi" w:eastAsiaTheme="majorEastAsia" w:hAnsiTheme="majorHAnsi"/>
-      <w:b/>
-      <w:bCs/>
-      <w:color w:themeColor="accent1" w:val="4F81BD"/>
-      <w:sz w:val="24"/>
-      <w:szCs w:val="24"/>
+      <w:rFonts w:cstheme="majorBidi" w:eastAsiaTheme="majorEastAsia"/>
+      <w:i/>
+      <w:iCs/>
+      <w:color w:themeColor="accent1" w:themeShade="BF" w:val="0F4761"/>
     </w:rPr>
   </w:style>
-  <w:style w:styleId="Heading4" w:type="paragraph">
-    <w:name w:val="Heading 4"/>
+  <w:style w:styleId="Heading5" w:type="paragraph">
+    <w:name w:val="heading 5"/>
     <w:basedOn w:val="Normal"/>
     <w:next w:val="BodyText"/>
+    <w:link w:val="Heading5Char"/>
     <w:uiPriority w:val="9"/>
+    <w:semiHidden/>
     <w:unhideWhenUsed/>
     <w:qFormat/>
+    <w:rsid w:val="00A10FD9"/>
     <w:pPr>
       <w:keepNext/>
       <w:keepLines/>
-      <w:spacing w:after="0" w:before="200"/>
-      <w:outlineLvl w:val="3"/>
+      <w:spacing w:after="40" w:before="80"/>
+      <w:outlineLvl w:val="4"/>
     </w:pPr>
     <w:rPr>
-      <w:rFonts w:asciiTheme="majorHAnsi" w:cstheme="majorBidi" w:eastAsiaTheme="majorEastAsia" w:hAnsiTheme="majorHAnsi"/>
-      <w:i/>
-      <w:bCs/>
-      <w:color w:themeColor="accent1" w:val="4F81BD"/>
-      <w:sz w:val="24"/>
-      <w:szCs w:val="24"/>
+      <w:rFonts w:cstheme="majorBidi" w:eastAsiaTheme="majorEastAsia"/>
+      <w:color w:themeColor="accent1" w:themeShade="BF" w:val="0F4761"/>
     </w:rPr>
   </w:style>
-  <w:style w:styleId="Heading5" w:type="paragraph">
-    <w:name w:val="Heading 5"/>
+  <w:style w:styleId="Heading6" w:type="paragraph">
+    <w:name w:val="heading 6"/>
     <w:basedOn w:val="Normal"/>
     <w:next w:val="BodyText"/>
+    <w:link w:val="Heading6Char"/>
     <w:uiPriority w:val="9"/>
+    <w:semiHidden/>
     <w:unhideWhenUsed/>
     <w:qFormat/>
+    <w:rsid w:val="00A10FD9"/>
     <w:pPr>
       <w:keepNext/>
       <w:keepLines/>
-      <w:spacing w:after="0" w:before="200"/>
-      <w:outlineLvl w:val="4"/>
+      <w:spacing w:after="0" w:before="40"/>
+      <w:outlineLvl w:val="5"/>
     </w:pPr>
     <w:rPr>
-      <w:rFonts w:asciiTheme="majorHAnsi" w:cstheme="majorBidi" w:eastAsiaTheme="majorEastAsia" w:hAnsiTheme="majorHAnsi"/>
+      <w:rFonts w:cstheme="majorBidi" w:eastAsiaTheme="majorEastAsia"/>
+      <w:i/>
       <w:iCs/>
-      <w:color w:themeColor="accent1" w:val="4F81BD"/>
-      <w:sz w:val="24"/>
-      <w:szCs w:val="24"/>
+      <w:color w:themeColor="text1" w:themeTint="A6" w:val="595959"/>
     </w:rPr>
   </w:style>
-  <w:style w:styleId="Heading6" w:type="paragraph">
-    <w:name w:val="Heading 6"/>
+  <w:style w:styleId="Heading7" w:type="paragraph">
+    <w:name w:val="heading 7"/>
     <w:basedOn w:val="Normal"/>
     <w:next w:val="BodyText"/>
+    <w:link w:val="Heading7Char"/>
     <w:uiPriority w:val="9"/>
+    <w:semiHidden/>
     <w:unhideWhenUsed/>
     <w:qFormat/>
+    <w:rsid w:val="00A10FD9"/>
     <w:pPr>
       <w:keepNext/>
       <w:keepLines/>
-      <w:spacing w:after="0" w:before="200"/>
-      <w:outlineLvl w:val="5"/>
+      <w:spacing w:after="0" w:before="40"/>
+      <w:outlineLvl w:val="6"/>
     </w:pPr>
     <w:rPr>
-      <w:rFonts w:asciiTheme="majorHAnsi" w:cstheme="majorBidi" w:eastAsiaTheme="majorEastAsia" w:hAnsiTheme="majorHAnsi"/>
-      <w:color w:themeColor="accent1" w:val="4F81BD"/>
-      <w:sz w:val="24"/>
-      <w:szCs w:val="24"/>
+      <w:rFonts w:cstheme="majorBidi" w:eastAsiaTheme="majorEastAsia"/>
+      <w:color w:themeColor="text1" w:themeTint="A6" w:val="595959"/>
     </w:rPr>
   </w:style>
-  <w:style w:styleId="Heading7" w:type="paragraph">
-    <w:name w:val="Heading 7"/>
+  <w:style w:styleId="Heading8" w:type="paragraph">
+    <w:name w:val="heading 8"/>
     <w:basedOn w:val="Normal"/>
     <w:next w:val="BodyText"/>
+    <w:link w:val="Heading8Char"/>
     <w:uiPriority w:val="9"/>
+    <w:semiHidden/>
     <w:unhideWhenUsed/>
     <w:qFormat/>
+    <w:rsid w:val="00A10FD9"/>
     <w:pPr>
       <w:keepNext/>
       <w:keepLines/>
-      <w:spacing w:after="0" w:before="200"/>
-      <w:outlineLvl w:val="6"/>
+      <w:spacing w:after="0"/>
+      <w:outlineLvl w:val="7"/>
     </w:pPr>
     <w:rPr>
-      <w:rFonts w:asciiTheme="majorHAnsi" w:cstheme="majorBidi" w:eastAsiaTheme="majorEastAsia" w:hAnsiTheme="majorHAnsi"/>
-      <w:color w:themeColor="accent1" w:val="4F81BD"/>
-      <w:sz w:val="24"/>
-      <w:szCs w:val="24"/>
+      <w:rFonts w:cstheme="majorBidi" w:eastAsiaTheme="majorEastAsia"/>
+      <w:i/>
+      <w:iCs/>
+      <w:color w:themeColor="text1" w:themeTint="D8" w:val="272727"/>
     </w:rPr>
   </w:style>
-  <w:style w:styleId="Heading8" w:type="paragraph">
-    <w:name w:val="Heading 8"/>
+  <w:style w:styleId="Heading9" w:type="paragraph">
+    <w:name w:val="heading 9"/>
     <w:basedOn w:val="Normal"/>
     <w:next w:val="BodyText"/>
+    <w:link w:val="Heading9Char"/>
     <w:uiPriority w:val="9"/>
+    <w:semiHidden/>
     <w:unhideWhenUsed/>
     <w:qFormat/>
+    <w:rsid w:val="00A10FD9"/>
     <w:pPr>
       <w:keepNext/>
       <w:keepLines/>
-      <w:spacing w:after="0" w:before="200"/>
-      <w:outlineLvl w:val="7"/>
-    </w:pPr>
-    <w:rPr>
-      <w:rFonts w:asciiTheme="majorHAnsi" w:cstheme="majorBidi" w:eastAsiaTheme="majorEastAsia" w:hAnsiTheme="majorHAnsi"/>
-      <w:color w:themeColor="accent1" w:val="4F81BD"/>
-      <w:sz w:val="24"/>
-      <w:szCs w:val="24"/>
-    </w:rPr>
-  </w:style>
-  <w:style w:styleId="Heading9" w:type="paragraph">
-    <w:name w:val="Heading 9"/>
-    <w:basedOn w:val="Normal"/>
-    <w:next w:val="BodyText"/>
-    <w:uiPriority w:val="9"/>
-    <w:unhideWhenUsed/>
-    <w:qFormat/>
-    <w:pPr>
-      <w:keepNext/>
-      <w:keepLines/>
-      <w:spacing w:after="0" w:before="200"/>
+      <w:spacing w:after="0"/>
       <w:outlineLvl w:val="8"/>
     </w:pPr>
     <w:rPr>
+      <w:rFonts w:cstheme="majorBidi" w:eastAsiaTheme="majorEastAsia"/>
+      <w:color w:themeColor="text1" w:themeTint="D8" w:val="272727"/>
+    </w:rPr>
+  </w:style>
+  <w:style w:customStyle="1" w:styleId="Heading1Char" w:type="character">
+    <w:name w:val="Heading 1 Char"/>
+    <w:basedOn w:val="DefaultParagraphFont"/>
+    <w:link w:val="Heading1"/>
+    <w:uiPriority w:val="9"/>
+    <w:rsid w:val="00A10FD9"/>
+    <w:rPr>
       <w:rFonts w:asciiTheme="majorHAnsi" w:cstheme="majorBidi" w:eastAsiaTheme="majorEastAsia" w:hAnsiTheme="majorHAnsi"/>
-      <w:color w:themeColor="accent1" w:val="4F81BD"/>
-      <w:sz w:val="24"/>
-      <w:szCs w:val="24"/>
+      <w:color w:themeColor="accent1" w:themeShade="BF" w:val="0F4761"/>
+      <w:sz w:val="40"/>
+      <w:szCs w:val="40"/>
+    </w:rPr>
+  </w:style>
+  <w:style w:customStyle="1" w:styleId="Heading2Char" w:type="character">
+    <w:name w:val="Heading 2 Char"/>
+    <w:basedOn w:val="DefaultParagraphFont"/>
+    <w:link w:val="Heading2"/>
+    <w:uiPriority w:val="9"/>
+    <w:semiHidden/>
+    <w:rsid w:val="00A10FD9"/>
+    <w:rPr>
+      <w:rFonts w:asciiTheme="majorHAnsi" w:cstheme="majorBidi" w:eastAsiaTheme="majorEastAsia" w:hAnsiTheme="majorHAnsi"/>
+      <w:color w:themeColor="accent1" w:themeShade="BF" w:val="0F4761"/>
+      <w:sz w:val="32"/>
+      <w:szCs w:val="32"/>
+    </w:rPr>
+  </w:style>
+  <w:style w:customStyle="1" w:styleId="Heading3Char" w:type="character">
+    <w:name w:val="Heading 3 Char"/>
+    <w:basedOn w:val="DefaultParagraphFont"/>
+    <w:link w:val="Heading3"/>
+    <w:uiPriority w:val="9"/>
+    <w:semiHidden/>
+    <w:rsid w:val="00A10FD9"/>
+    <w:rPr>
+      <w:rFonts w:cstheme="majorBidi" w:eastAsiaTheme="majorEastAsia"/>
+      <w:color w:themeColor="accent1" w:themeShade="BF" w:val="0F4761"/>
+      <w:sz w:val="28"/>
+      <w:szCs w:val="28"/>
+    </w:rPr>
+  </w:style>
+  <w:style w:customStyle="1" w:styleId="Heading4Char" w:type="character">
+    <w:name w:val="Heading 4 Char"/>
+    <w:basedOn w:val="DefaultParagraphFont"/>
+    <w:link w:val="Heading4"/>
+    <w:uiPriority w:val="9"/>
+    <w:semiHidden/>
+    <w:rsid w:val="00A10FD9"/>
+    <w:rPr>
+      <w:rFonts w:cstheme="majorBidi" w:eastAsiaTheme="majorEastAsia"/>
+      <w:i/>
+      <w:iCs/>
+      <w:color w:themeColor="accent1" w:themeShade="BF" w:val="0F4761"/>
+    </w:rPr>
+  </w:style>
+  <w:style w:customStyle="1" w:styleId="Heading5Char" w:type="character">
+    <w:name w:val="Heading 5 Char"/>
+    <w:basedOn w:val="DefaultParagraphFont"/>
+    <w:link w:val="Heading5"/>
+    <w:uiPriority w:val="9"/>
+    <w:semiHidden/>
+    <w:rsid w:val="00A10FD9"/>
+    <w:rPr>
+      <w:rFonts w:cstheme="majorBidi" w:eastAsiaTheme="majorEastAsia"/>
+      <w:color w:themeColor="accent1" w:themeShade="BF" w:val="0F4761"/>
+    </w:rPr>
+  </w:style>
+  <w:style w:customStyle="1" w:styleId="Heading6Char" w:type="character">
+    <w:name w:val="Heading 6 Char"/>
+    <w:basedOn w:val="DefaultParagraphFont"/>
+    <w:link w:val="Heading6"/>
+    <w:uiPriority w:val="9"/>
+    <w:semiHidden/>
+    <w:rsid w:val="00A10FD9"/>
+    <w:rPr>
+      <w:rFonts w:cstheme="majorBidi" w:eastAsiaTheme="majorEastAsia"/>
+      <w:i/>
+      <w:iCs/>
+      <w:color w:themeColor="text1" w:themeTint="A6" w:val="595959"/>
+    </w:rPr>
+  </w:style>
+  <w:style w:customStyle="1" w:styleId="Heading7Char" w:type="character">
+    <w:name w:val="Heading 7 Char"/>
+    <w:basedOn w:val="DefaultParagraphFont"/>
+    <w:link w:val="Heading7"/>
+    <w:uiPriority w:val="9"/>
+    <w:semiHidden/>
+    <w:rsid w:val="00A10FD9"/>
+    <w:rPr>
+      <w:rFonts w:cstheme="majorBidi" w:eastAsiaTheme="majorEastAsia"/>
+      <w:color w:themeColor="text1" w:themeTint="A6" w:val="595959"/>
+    </w:rPr>
+  </w:style>
+  <w:style w:customStyle="1" w:styleId="Heading8Char" w:type="character">
+    <w:name w:val="Heading 8 Char"/>
+    <w:basedOn w:val="DefaultParagraphFont"/>
+    <w:link w:val="Heading8"/>
+    <w:uiPriority w:val="9"/>
+    <w:semiHidden/>
+    <w:rsid w:val="00A10FD9"/>
+    <w:rPr>
+      <w:rFonts w:cstheme="majorBidi" w:eastAsiaTheme="majorEastAsia"/>
+      <w:i/>
+      <w:iCs/>
+      <w:color w:themeColor="text1" w:themeTint="D8" w:val="272727"/>
+    </w:rPr>
+  </w:style>
+  <w:style w:customStyle="1" w:styleId="Heading9Char" w:type="character">
+    <w:name w:val="Heading 9 Char"/>
+    <w:basedOn w:val="DefaultParagraphFont"/>
+    <w:link w:val="Heading9"/>
+    <w:uiPriority w:val="9"/>
+    <w:semiHidden/>
+    <w:rsid w:val="00A10FD9"/>
+    <w:rPr>
+      <w:rFonts w:cstheme="majorBidi" w:eastAsiaTheme="majorEastAsia"/>
+      <w:color w:themeColor="text1" w:themeTint="D8" w:val="272727"/>
     </w:rPr>
   </w:style>
   <w:style w:styleId="BlockText" w:type="paragraph">
@@ -11220,6 +10412,18 @@
     <w:unhideWhenUsed/>
     <w:qFormat/>
   </w:style>
+  <w:style w:styleId="FootnoteBlockText" w:type="paragraph">
+    <w:name w:val="Footnote Block Text"/>
+    <w:basedOn w:val="FootnoteText"/>
+    <w:next w:val="FootnoteText"/>
+    <w:uiPriority w:val="9"/>
+    <w:unhideWhenUsed/>
+    <w:qFormat/>
+    <w:pPr>
+      <w:spacing w:after="100" w:before="100"/>
+      <w:ind w:firstLine="0" w:left="480" w:right="480"/>
+    </w:pPr>
+  </w:style>
   <w:style w:default="1" w:styleId="DefaultParagraphFont" w:type="character">
     <w:name w:val="Default Paragraph Font"/>
     <w:semiHidden/>
@@ -11241,18 +10445,11 @@
       </w:tblCellMar>
     </w:tblPr>
     <w:tblStylePr w:type="firstRow">
-      <w:tblPr>
-        <w:jc w:val="left"/>
-        <w:tblInd w:type="dxa" w:w="0"/>
-      </w:tblPr>
-      <w:trPr>
-        <w:jc w:val="left"/>
-      </w:trPr>
       <w:tcPr>
-        <w:vAlign w:val="bottom"/>
         <w:tcBorders>
           <w:bottom w:val="single"/>
         </w:tcBorders>
+        <w:vAlign w:val="bottom"/>
       </w:tcPr>
     </w:tblStylePr>
   </w:style>
@@ -11361,233 +10558,261 @@
     <w:link w:val="VerbatimChar"/>
     <w:pPr>
       <w:wordWrap w:val="off"/>
+      <w:shd w:val="clear" w:fill="f1f3f5"/>
     </w:pPr>
   </w:style>
   <w:style w:type="character" w:customStyle="1" w:styleId="KeywordTok">
     <w:name w:val="KeywordTok"/>
     <w:basedOn w:val="VerbatimChar"/>
     <w:rPr>
-      <w:color w:val="007020"/>
       <w:b/>
+      <w:color w:val="003b4f"/>
+      <w:shd w:val="clear" w:fill="f1f3f5"/>
     </w:rPr>
   </w:style>
   <w:style w:type="character" w:customStyle="1" w:styleId="DataTypeTok">
     <w:name w:val="DataTypeTok"/>
     <w:basedOn w:val="VerbatimChar"/>
     <w:rPr>
-      <w:color w:val="902000"/>
+      <w:color w:val="ad0000"/>
+      <w:shd w:val="clear" w:fill="f1f3f5"/>
     </w:rPr>
   </w:style>
   <w:style w:type="character" w:customStyle="1" w:styleId="DecValTok">
     <w:name w:val="DecValTok"/>
     <w:basedOn w:val="VerbatimChar"/>
     <w:rPr>
-      <w:color w:val="40a070"/>
+      <w:color w:val="ad0000"/>
+      <w:shd w:val="clear" w:fill="f1f3f5"/>
     </w:rPr>
   </w:style>
   <w:style w:type="character" w:customStyle="1" w:styleId="BaseNTok">
     <w:name w:val="BaseNTok"/>
     <w:basedOn w:val="VerbatimChar"/>
     <w:rPr>
-      <w:color w:val="40a070"/>
+      <w:color w:val="ad0000"/>
+      <w:shd w:val="clear" w:fill="f1f3f5"/>
     </w:rPr>
   </w:style>
   <w:style w:type="character" w:customStyle="1" w:styleId="FloatTok">
     <w:name w:val="FloatTok"/>
     <w:basedOn w:val="VerbatimChar"/>
     <w:rPr>
-      <w:color w:val="40a070"/>
+      <w:color w:val="ad0000"/>
+      <w:shd w:val="clear" w:fill="f1f3f5"/>
     </w:rPr>
   </w:style>
   <w:style w:type="character" w:customStyle="1" w:styleId="ConstantTok">
     <w:name w:val="ConstantTok"/>
     <w:basedOn w:val="VerbatimChar"/>
     <w:rPr>
-      <w:color w:val="880000"/>
+      <w:color w:val="8f5902"/>
+      <w:shd w:val="clear" w:fill="f1f3f5"/>
     </w:rPr>
   </w:style>
   <w:style w:type="character" w:customStyle="1" w:styleId="CharTok">
     <w:name w:val="CharTok"/>
     <w:basedOn w:val="VerbatimChar"/>
     <w:rPr>
-      <w:color w:val="4070a0"/>
+      <w:color w:val="20794d"/>
+      <w:shd w:val="clear" w:fill="f1f3f5"/>
     </w:rPr>
   </w:style>
   <w:style w:type="character" w:customStyle="1" w:styleId="SpecialCharTok">
     <w:name w:val="SpecialCharTok"/>
     <w:basedOn w:val="VerbatimChar"/>
     <w:rPr>
-      <w:color w:val="4070a0"/>
+      <w:color w:val="5e5e5e"/>
+      <w:shd w:val="clear" w:fill="f1f3f5"/>
     </w:rPr>
   </w:style>
   <w:style w:type="character" w:customStyle="1" w:styleId="StringTok">
     <w:name w:val="StringTok"/>
     <w:basedOn w:val="VerbatimChar"/>
     <w:rPr>
-      <w:color w:val="4070a0"/>
+      <w:color w:val="20794d"/>
+      <w:shd w:val="clear" w:fill="f1f3f5"/>
     </w:rPr>
   </w:style>
   <w:style w:type="character" w:customStyle="1" w:styleId="VerbatimStringTok">
     <w:name w:val="VerbatimStringTok"/>
     <w:basedOn w:val="VerbatimChar"/>
     <w:rPr>
-      <w:color w:val="4070a0"/>
+      <w:color w:val="20794d"/>
+      <w:shd w:val="clear" w:fill="f1f3f5"/>
     </w:rPr>
   </w:style>
   <w:style w:type="character" w:customStyle="1" w:styleId="SpecialStringTok">
     <w:name w:val="SpecialStringTok"/>
     <w:basedOn w:val="VerbatimChar"/>
     <w:rPr>
-      <w:color w:val="bb6688"/>
+      <w:color w:val="20794d"/>
+      <w:shd w:val="clear" w:fill="f1f3f5"/>
     </w:rPr>
   </w:style>
   <w:style w:type="character" w:customStyle="1" w:styleId="ImportTok">
     <w:name w:val="ImportTok"/>
     <w:basedOn w:val="VerbatimChar"/>
     <w:rPr>
-      <w:color w:val="008000"/>
-      <w:b/>
+      <w:color w:val="00769e"/>
+      <w:shd w:val="clear" w:fill="f1f3f5"/>
     </w:rPr>
   </w:style>
   <w:style w:type="character" w:customStyle="1" w:styleId="CommentTok">
     <w:name w:val="CommentTok"/>
     <w:basedOn w:val="VerbatimChar"/>
     <w:rPr>
-      <w:color w:val="60a0b0"/>
-      <w:i/>
+      <w:color w:val="5e5e5e"/>
+      <w:shd w:val="clear" w:fill="f1f3f5"/>
     </w:rPr>
   </w:style>
   <w:style w:type="character" w:customStyle="1" w:styleId="DocumentationTok">
     <w:name w:val="DocumentationTok"/>
     <w:basedOn w:val="VerbatimChar"/>
     <w:rPr>
-      <w:color w:val="ba2121"/>
       <w:i/>
+      <w:color w:val="5e5e5e"/>
+      <w:shd w:val="clear" w:fill="f1f3f5"/>
     </w:rPr>
   </w:style>
   <w:style w:type="character" w:customStyle="1" w:styleId="AnnotationTok">
     <w:name w:val="AnnotationTok"/>
     <w:basedOn w:val="VerbatimChar"/>
     <w:rPr>
-      <w:color w:val="60a0b0"/>
-      <w:b/>
-      <w:i/>
+      <w:color w:val="5e5e5e"/>
+      <w:shd w:val="clear" w:fill="f1f3f5"/>
     </w:rPr>
   </w:style>
   <w:style w:type="character" w:customStyle="1" w:styleId="CommentVarTok">
     <w:name w:val="CommentVarTok"/>
     <w:basedOn w:val="VerbatimChar"/>
     <w:rPr>
-      <w:color w:val="60a0b0"/>
-      <w:b/>
       <w:i/>
+      <w:color w:val="5e5e5e"/>
+      <w:shd w:val="clear" w:fill="f1f3f5"/>
     </w:rPr>
   </w:style>
   <w:style w:type="character" w:customStyle="1" w:styleId="OtherTok">
     <w:name w:val="OtherTok"/>
     <w:basedOn w:val="VerbatimChar"/>
     <w:rPr>
-      <w:color w:val="007020"/>
+      <w:color w:val="003b4f"/>
+      <w:shd w:val="clear" w:fill="f1f3f5"/>
     </w:rPr>
   </w:style>
   <w:style w:type="character" w:customStyle="1" w:styleId="FunctionTok">
     <w:name w:val="FunctionTok"/>
     <w:basedOn w:val="VerbatimChar"/>
     <w:rPr>
-      <w:color w:val="06287e"/>
+      <w:color w:val="4758ab"/>
+      <w:shd w:val="clear" w:fill="f1f3f5"/>
     </w:rPr>
   </w:style>
   <w:style w:type="character" w:customStyle="1" w:styleId="VariableTok">
     <w:name w:val="VariableTok"/>
     <w:basedOn w:val="VerbatimChar"/>
     <w:rPr>
-      <w:color w:val="19177c"/>
+      <w:color w:val="111111"/>
+      <w:shd w:val="clear" w:fill="f1f3f5"/>
     </w:rPr>
   </w:style>
   <w:style w:type="character" w:customStyle="1" w:styleId="ControlFlowTok">
     <w:name w:val="ControlFlowTok"/>
     <w:basedOn w:val="VerbatimChar"/>
     <w:rPr>
-      <w:color w:val="007020"/>
       <w:b/>
+      <w:color w:val="003b4f"/>
+      <w:shd w:val="clear" w:fill="f1f3f5"/>
     </w:rPr>
   </w:style>
   <w:style w:type="character" w:customStyle="1" w:styleId="OperatorTok">
     <w:name w:val="OperatorTok"/>
     <w:basedOn w:val="VerbatimChar"/>
     <w:rPr>
-      <w:color w:val="666666"/>
+      <w:color w:val="5e5e5e"/>
+      <w:shd w:val="clear" w:fill="f1f3f5"/>
     </w:rPr>
   </w:style>
   <w:style w:type="character" w:customStyle="1" w:styleId="BuiltInTok">
     <w:name w:val="BuiltInTok"/>
     <w:basedOn w:val="VerbatimChar"/>
     <w:rPr>
-      <w:color w:val="008000"/>
+      <w:color w:val="003b4f"/>
+      <w:shd w:val="clear" w:fill="f1f3f5"/>
     </w:rPr>
   </w:style>
   <w:style w:type="character" w:customStyle="1" w:styleId="ExtensionTok">
     <w:name w:val="ExtensionTok"/>
     <w:basedOn w:val="VerbatimChar"/>
-    <w:rPr/>
+    <w:rPr>
+      <w:color w:val="003b4f"/>
+      <w:shd w:val="clear" w:fill="f1f3f5"/>
+    </w:rPr>
   </w:style>
   <w:style w:type="character" w:customStyle="1" w:styleId="PreprocessorTok">
     <w:name w:val="PreprocessorTok"/>
     <w:basedOn w:val="VerbatimChar"/>
     <w:rPr>
-      <w:color w:val="bc7a00"/>
+      <w:color w:val="ad0000"/>
+      <w:shd w:val="clear" w:fill="f1f3f5"/>
     </w:rPr>
   </w:style>
   <w:style w:type="character" w:customStyle="1" w:styleId="AttributeTok">
     <w:name w:val="AttributeTok"/>
     <w:basedOn w:val="VerbatimChar"/>
     <w:rPr>
-      <w:color w:val="7d9029"/>
+      <w:color w:val="657422"/>
+      <w:shd w:val="clear" w:fill="f1f3f5"/>
     </w:rPr>
   </w:style>
   <w:style w:type="character" w:customStyle="1" w:styleId="RegionMarkerTok">
     <w:name w:val="RegionMarkerTok"/>
     <w:basedOn w:val="VerbatimChar"/>
-    <w:rPr/>
+    <w:rPr>
+      <w:color w:val="003b4f"/>
+      <w:shd w:val="clear" w:fill="f1f3f5"/>
+    </w:rPr>
   </w:style>
   <w:style w:type="character" w:customStyle="1" w:styleId="InformationTok">
     <w:name w:val="InformationTok"/>
     <w:basedOn w:val="VerbatimChar"/>
     <w:rPr>
-      <w:color w:val="60a0b0"/>
-      <w:b/>
-      <w:i/>
+      <w:color w:val="5e5e5e"/>
+      <w:shd w:val="clear" w:fill="f1f3f5"/>
     </w:rPr>
   </w:style>
   <w:style w:type="character" w:customStyle="1" w:styleId="WarningTok">
     <w:name w:val="WarningTok"/>
     <w:basedOn w:val="VerbatimChar"/>
     <w:rPr>
-      <w:color w:val="60a0b0"/>
-      <w:b/>
       <w:i/>
+      <w:color w:val="5e5e5e"/>
+      <w:shd w:val="clear" w:fill="f1f3f5"/>
     </w:rPr>
   </w:style>
   <w:style w:type="character" w:customStyle="1" w:styleId="AlertTok">
     <w:name w:val="AlertTok"/>
     <w:basedOn w:val="VerbatimChar"/>
     <w:rPr>
-      <w:color w:val="ff0000"/>
-      <w:b/>
+      <w:color w:val="ad0000"/>
+      <w:shd w:val="clear" w:fill="f1f3f5"/>
     </w:rPr>
   </w:style>
   <w:style w:type="character" w:customStyle="1" w:styleId="ErrorTok">
     <w:name w:val="ErrorTok"/>
     <w:basedOn w:val="VerbatimChar"/>
     <w:rPr>
-      <w:color w:val="ff0000"/>
-      <w:b/>
+      <w:color w:val="ad0000"/>
+      <w:shd w:val="clear" w:fill="f1f3f5"/>
     </w:rPr>
   </w:style>
   <w:style w:type="character" w:customStyle="1" w:styleId="NormalTok">
     <w:name w:val="NormalTok"/>
     <w:basedOn w:val="VerbatimChar"/>
-    <w:rPr/>
+    <w:rPr>
+      <w:color w:val="003b4f"/>
+      <w:shd w:val="clear" w:fill="f1f3f5"/>
+    </w:rPr>
   </w:style>
 </w:styles>
 </file>
@@ -11603,44 +10828,44 @@
         <a:sysClr val="window" lastClr="FFFFFF"/>
       </a:lt1>
       <a:dk2>
-        <a:srgbClr val="1F497D"/>
+        <a:srgbClr val="0E2841"/>
       </a:dk2>
       <a:lt2>
-        <a:srgbClr val="EEECE1"/>
+        <a:srgbClr val="E8E8E8"/>
       </a:lt2>
       <a:accent1>
-        <a:srgbClr val="4F81BD"/>
+        <a:srgbClr val="156082"/>
       </a:accent1>
       <a:accent2>
-        <a:srgbClr val="C0504D"/>
+        <a:srgbClr val="E97132"/>
       </a:accent2>
       <a:accent3>
-        <a:srgbClr val="9BBB59"/>
+        <a:srgbClr val="196B24"/>
       </a:accent3>
       <a:accent4>
-        <a:srgbClr val="8064A2"/>
+        <a:srgbClr val="0F9ED5"/>
       </a:accent4>
       <a:accent5>
-        <a:srgbClr val="4BACC6"/>
+        <a:srgbClr val="A02B93"/>
       </a:accent5>
       <a:accent6>
-        <a:srgbClr val="F79646"/>
+        <a:srgbClr val="4EA72E"/>
       </a:accent6>
       <a:hlink>
-        <a:srgbClr val="0000FF"/>
+        <a:srgbClr val="467886"/>
       </a:hlink>
       <a:folHlink>
-        <a:srgbClr val="800080"/>
+        <a:srgbClr val="96607D"/>
       </a:folHlink>
     </a:clrScheme>
     <a:fontScheme name="Office">
       <a:majorFont>
-        <a:latin typeface="Calibri"/>
+        <a:latin typeface="Aptos Display" panose="02110004020202020204"/>
         <a:ea typeface=""/>
         <a:cs typeface=""/>
-        <a:font script="Jpan" typeface="ＭＳ ゴシック"/>
+        <a:font script="Jpan" typeface="游ゴシック Light"/>
         <a:font script="Hang" typeface="맑은 고딕"/>
-        <a:font script="Hans" typeface="宋体"/>
+        <a:font script="Hans" typeface="等线 Light"/>
         <a:font script="Hant" typeface="新細明體"/>
         <a:font script="Arab" typeface="Times New Roman"/>
         <a:font script="Hebr" typeface="Times New Roman"/>
@@ -11667,14 +10892,32 @@
         <a:font script="Mong" typeface="Mongolian Baiti"/>
         <a:font script="Viet" typeface="Times New Roman"/>
         <a:font script="Uigh" typeface="Microsoft Uighur"/>
+        <a:font script="Geor" typeface="Sylfaen"/>
+        <a:font script="Armn" typeface="Arial"/>
+        <a:font script="Bugi" typeface="Leelawadee UI"/>
+        <a:font script="Bopo" typeface="Microsoft JhengHei"/>
+        <a:font script="Java" typeface="Javanese Text"/>
+        <a:font script="Lisu" typeface="Segoe UI"/>
+        <a:font script="Mymr" typeface="Myanmar Text"/>
+        <a:font script="Nkoo" typeface="Ebrima"/>
+        <a:font script="Olck" typeface="Nirmala UI"/>
+        <a:font script="Osma" typeface="Ebrima"/>
+        <a:font script="Phag" typeface="Phagspa"/>
+        <a:font script="Syrn" typeface="Estrangelo Edessa"/>
+        <a:font script="Syrj" typeface="Estrangelo Edessa"/>
+        <a:font script="Syre" typeface="Estrangelo Edessa"/>
+        <a:font script="Sora" typeface="Nirmala UI"/>
+        <a:font script="Tale" typeface="Microsoft Tai Le"/>
+        <a:font script="Talu" typeface="Microsoft New Tai Lue"/>
+        <a:font script="Tfng" typeface="Ebrima"/>
       </a:majorFont>
       <a:minorFont>
-        <a:latin typeface="Cambria"/>
+        <a:latin typeface="Aptos" panose="02110004020202020204"/>
         <a:ea typeface=""/>
         <a:cs typeface=""/>
-        <a:font script="Jpan" typeface="ＭＳ 明朝"/>
+        <a:font script="Jpan" typeface="游明朝"/>
         <a:font script="Hang" typeface="맑은 고딕"/>
-        <a:font script="Hans" typeface="宋体"/>
+        <a:font script="Hans" typeface="等线"/>
         <a:font script="Hant" typeface="新細明體"/>
         <a:font script="Arab" typeface="Arial"/>
         <a:font script="Hebr" typeface="Arial"/>
@@ -11701,6 +10944,24 @@
         <a:font script="Mong" typeface="Mongolian Baiti"/>
         <a:font script="Viet" typeface="Arial"/>
         <a:font script="Uigh" typeface="Microsoft Uighur"/>
+        <a:font script="Geor" typeface="Sylfaen"/>
+        <a:font script="Armn" typeface="Arial"/>
+        <a:font script="Bugi" typeface="Leelawadee UI"/>
+        <a:font script="Bopo" typeface="Microsoft JhengHei"/>
+        <a:font script="Java" typeface="Javanese Text"/>
+        <a:font script="Lisu" typeface="Segoe UI"/>
+        <a:font script="Mymr" typeface="Myanmar Text"/>
+        <a:font script="Nkoo" typeface="Ebrima"/>
+        <a:font script="Olck" typeface="Nirmala UI"/>
+        <a:font script="Osma" typeface="Ebrima"/>
+        <a:font script="Phag" typeface="Phagspa"/>
+        <a:font script="Syrn" typeface="Estrangelo Edessa"/>
+        <a:font script="Syrj" typeface="Estrangelo Edessa"/>
+        <a:font script="Syre" typeface="Estrangelo Edessa"/>
+        <a:font script="Sora" typeface="Nirmala UI"/>
+        <a:font script="Tale" typeface="Microsoft Tai Le"/>
+        <a:font script="Talu" typeface="Microsoft New Tai Lue"/>
+        <a:font script="Tfng" typeface="Ebrima"/>
       </a:minorFont>
     </a:fontScheme>
     <a:fmtScheme name="Office">
@@ -11712,200 +10973,141 @@
           <a:gsLst>
             <a:gs pos="0">
               <a:schemeClr val="phClr">
-                <a:tint val="50000"/>
-                <a:satMod val="300000"/>
+                <a:lumMod val="110000"/>
+                <a:satMod val="105000"/>
+                <a:tint val="67000"/>
               </a:schemeClr>
             </a:gs>
-            <a:gs pos="35000">
+            <a:gs pos="50000">
               <a:schemeClr val="phClr">
-                <a:tint val="37000"/>
-                <a:satMod val="300000"/>
+                <a:lumMod val="105000"/>
+                <a:satMod val="103000"/>
+                <a:tint val="73000"/>
               </a:schemeClr>
             </a:gs>
             <a:gs pos="100000">
               <a:schemeClr val="phClr">
-                <a:tint val="15000"/>
-                <a:satMod val="350000"/>
+                <a:lumMod val="105000"/>
+                <a:satMod val="109000"/>
+                <a:tint val="81000"/>
               </a:schemeClr>
             </a:gs>
           </a:gsLst>
-          <a:lin ang="16200000" scaled="1"/>
+          <a:lin ang="5400000" scaled="0"/>
         </a:gradFill>
         <a:gradFill rotWithShape="1">
           <a:gsLst>
             <a:gs pos="0">
               <a:schemeClr val="phClr">
-                <a:tint val="100000"/>
+                <a:satMod val="103000"/>
+                <a:lumMod val="102000"/>
+                <a:tint val="94000"/>
+              </a:schemeClr>
+            </a:gs>
+            <a:gs pos="50000">
+              <a:schemeClr val="phClr">
+                <a:satMod val="110000"/>
+                <a:lumMod val="100000"/>
                 <a:shade val="100000"/>
-                <a:satMod val="130000"/>
               </a:schemeClr>
             </a:gs>
             <a:gs pos="100000">
               <a:schemeClr val="phClr">
-                <a:tint val="50000"/>
-                <a:shade val="100000"/>
-                <a:satMod val="350000"/>
+                <a:lumMod val="99000"/>
+                <a:satMod val="120000"/>
+                <a:shade val="78000"/>
               </a:schemeClr>
             </a:gs>
           </a:gsLst>
-          <a:lin ang="16200000" scaled="0"/>
+          <a:lin ang="5400000" scaled="0"/>
         </a:gradFill>
       </a:fillStyleLst>
       <a:lnStyleLst>
-        <a:ln w="9525" cap="flat" cmpd="sng" algn="ctr">
-          <a:solidFill>
-            <a:schemeClr val="phClr">
-              <a:shade val="95000"/>
-              <a:satMod val="105000"/>
-            </a:schemeClr>
-          </a:solidFill>
-          <a:prstDash val="solid"/>
-        </a:ln>
-        <a:ln w="25400" cap="flat" cmpd="sng" algn="ctr">
+        <a:ln w="6350" cap="flat" cmpd="sng" algn="ctr">
           <a:solidFill>
             <a:schemeClr val="phClr"/>
           </a:solidFill>
           <a:prstDash val="solid"/>
+          <a:miter lim="800000"/>
         </a:ln>
-        <a:ln w="38100" cap="flat" cmpd="sng" algn="ctr">
+        <a:ln w="12700" cap="flat" cmpd="sng" algn="ctr">
           <a:solidFill>
             <a:schemeClr val="phClr"/>
           </a:solidFill>
           <a:prstDash val="solid"/>
+          <a:miter lim="800000"/>
+        </a:ln>
+        <a:ln w="19050" cap="flat" cmpd="sng" algn="ctr">
+          <a:solidFill>
+            <a:schemeClr val="phClr"/>
+          </a:solidFill>
+          <a:prstDash val="solid"/>
+          <a:miter lim="800000"/>
         </a:ln>
       </a:lnStyleLst>
       <a:effectStyleLst>
         <a:effectStyle>
+          <a:effectLst/>
+        </a:effectStyle>
+        <a:effectStyle>
+          <a:effectLst/>
+        </a:effectStyle>
+        <a:effectStyle>
           <a:effectLst>
-            <a:outerShdw blurRad="40000" dist="20000" dir="5400000" rotWithShape="0">
+            <a:outerShdw blurRad="57150" dist="19050" dir="5400000" algn="ctr" rotWithShape="0">
               <a:srgbClr val="000000">
-                <a:alpha val="38000"/>
+                <a:alpha val="63000"/>
               </a:srgbClr>
             </a:outerShdw>
           </a:effectLst>
-        </a:effectStyle>
-        <a:effectStyle>
-          <a:effectLst>
-            <a:outerShdw blurRad="40000" dist="23000" dir="5400000" rotWithShape="0">
-              <a:srgbClr val="000000">
-                <a:alpha val="35000"/>
-              </a:srgbClr>
-            </a:outerShdw>
-          </a:effectLst>
-        </a:effectStyle>
-        <a:effectStyle>
-          <a:effectLst>
-            <a:outerShdw blurRad="40000" dist="23000" dir="5400000" rotWithShape="0">
-              <a:srgbClr val="000000">
-                <a:alpha val="35000"/>
-              </a:srgbClr>
-            </a:outerShdw>
-          </a:effectLst>
-          <a:scene3d>
-            <a:camera prst="orthographicFront">
-              <a:rot lat="0" lon="0" rev="0"/>
-            </a:camera>
-            <a:lightRig rig="threePt" dir="t">
-              <a:rot lat="0" lon="0" rev="1200000"/>
-            </a:lightRig>
-          </a:scene3d>
-          <a:sp3d>
-            <a:bevelT w="63500" h="25400"/>
-          </a:sp3d>
         </a:effectStyle>
       </a:effectStyleLst>
       <a:bgFillStyleLst>
         <a:solidFill>
           <a:schemeClr val="phClr"/>
         </a:solidFill>
+        <a:solidFill>
+          <a:schemeClr val="phClr">
+            <a:tint val="95000"/>
+            <a:satMod val="170000"/>
+          </a:schemeClr>
+        </a:solidFill>
         <a:gradFill rotWithShape="1">
           <a:gsLst>
             <a:gs pos="0">
               <a:schemeClr val="phClr">
-                <a:tint val="40000"/>
-                <a:satMod val="350000"/>
+                <a:tint val="93000"/>
+                <a:satMod val="150000"/>
+                <a:shade val="98000"/>
+                <a:lumMod val="102000"/>
               </a:schemeClr>
             </a:gs>
-            <a:gs pos="40000">
+            <a:gs pos="50000">
               <a:schemeClr val="phClr">
-                <a:tint val="45000"/>
-                <a:shade val="99000"/>
-                <a:satMod val="350000"/>
+                <a:tint val="98000"/>
+                <a:satMod val="130000"/>
+                <a:shade val="90000"/>
+                <a:lumMod val="103000"/>
               </a:schemeClr>
             </a:gs>
             <a:gs pos="100000">
               <a:schemeClr val="phClr">
-                <a:shade val="20000"/>
-                <a:satMod val="255000"/>
+                <a:shade val="63000"/>
+                <a:satMod val="120000"/>
               </a:schemeClr>
             </a:gs>
           </a:gsLst>
-          <a:path path="circle">
-            <a:fillToRect l="50000" t="-80000" r="50000" b="180000"/>
-          </a:path>
-        </a:gradFill>
-        <a:gradFill rotWithShape="1">
-          <a:gsLst>
-            <a:gs pos="0">
-              <a:schemeClr val="phClr">
-                <a:tint val="80000"/>
-                <a:satMod val="300000"/>
-              </a:schemeClr>
-            </a:gs>
-            <a:gs pos="100000">
-              <a:schemeClr val="phClr">
-                <a:shade val="30000"/>
-                <a:satMod val="200000"/>
-              </a:schemeClr>
-            </a:gs>
-          </a:gsLst>
-          <a:path path="circle">
-            <a:fillToRect l="50000" t="50000" r="50000" b="50000"/>
-          </a:path>
+          <a:lin ang="5400000" scaled="0"/>
         </a:gradFill>
       </a:bgFillStyleLst>
     </a:fmtScheme>
   </a:themeElements>
-  <a:objectDefaults>
-    <a:spDef>
-      <a:spPr/>
-      <a:bodyPr/>
-      <a:lstStyle/>
-      <a:style>
-        <a:lnRef idx="1">
-          <a:schemeClr val="accent1"/>
-        </a:lnRef>
-        <a:fillRef idx="3">
-          <a:schemeClr val="accent1"/>
-        </a:fillRef>
-        <a:effectRef idx="2">
-          <a:schemeClr val="accent1"/>
-        </a:effectRef>
-        <a:fontRef idx="minor">
-          <a:schemeClr val="lt1"/>
-        </a:fontRef>
-      </a:style>
-    </a:spDef>
-    <a:lnDef>
-      <a:spPr/>
-      <a:bodyPr/>
-      <a:lstStyle/>
-      <a:style>
-        <a:lnRef idx="2">
-          <a:schemeClr val="accent1"/>
-        </a:lnRef>
-        <a:fillRef idx="0">
-          <a:schemeClr val="accent1"/>
-        </a:fillRef>
-        <a:effectRef idx="1">
-          <a:schemeClr val="accent1"/>
-        </a:effectRef>
-        <a:fontRef idx="minor">
-          <a:schemeClr val="tx1"/>
-        </a:fontRef>
-      </a:style>
-    </a:lnDef>
-  </a:objectDefaults>
+  <a:objectDefaults/>
   <a:extraClrSchemeLst/>
+  <a:extLst>
+    <a:ext uri="{05A4C25C-085E-4340-85A3-A5531E510DB2}">
+      <thm15:themeFamily xmlns:thm15="http://schemas.microsoft.com/office/thememl/2012/main" name="Office Theme" id="{2E142A2C-CD16-42D6-873A-C26D2A0506FA}" vid="{1BDDFF52-6CD6-40A5-AB3C-68EB2F1E4D0A}"/>
+    </a:ext>
+  </a:extLst>
 </a:theme>
 </file>